--- a/BridgeU-SRSV.0.8.docx
+++ b/BridgeU-SRSV.0.8.docx
@@ -13187,6 +13187,88 @@
     <w:p>
       <w:pPr>
         <w:rPr>
+          <w:rFonts w:ascii="TimesNewRomanPSMT" w:hAnsi="TimesNewRomanPSMT"/>
+          <w:color w:val="000000"/>
+          <w:sz w:val="24"/>
+          <w:lang w:eastAsia="zh-CN"/>
+        </w:rPr>
+      </w:pPr>
+      <w:r>
+        <w:rPr>
+          <w:rFonts w:ascii="TimesNewRomanPSMT" w:hAnsi="TimesNewRomanPSMT"/>
+          <w:color w:val="000000"/>
+          <w:sz w:val="24"/>
+          <w:lang w:eastAsia="zh-CN"/>
+        </w:rPr>
+        <w:t xml:space="preserve">The Activity Diagram for </w:t>
+      </w:r>
+      <w:r>
+        <w:rPr>
+          <w:rFonts w:ascii="TimesNewRomanPSMT" w:hAnsi="TimesNewRomanPSMT" w:hint="eastAsia"/>
+          <w:color w:val="000000"/>
+          <w:sz w:val="24"/>
+          <w:lang w:eastAsia="zh-CN"/>
+        </w:rPr>
+        <w:t>View</w:t>
+      </w:r>
+      <w:r>
+        <w:rPr>
+          <w:rFonts w:ascii="TimesNewRomanPSMT" w:hAnsi="TimesNewRomanPSMT"/>
+          <w:color w:val="000000"/>
+          <w:sz w:val="24"/>
+          <w:lang w:eastAsia="zh-CN"/>
+        </w:rPr>
+        <w:t xml:space="preserve"> Daily Briefings shows how the User and the System interact when</w:t>
+      </w:r>
+      <w:r>
+        <w:rPr>
+          <w:rFonts w:ascii="TimesNewRomanPSMT" w:hAnsi="TimesNewRomanPSMT" w:hint="eastAsia"/>
+          <w:color w:val="000000"/>
+          <w:sz w:val="24"/>
+          <w:lang w:eastAsia="zh-CN"/>
+        </w:rPr>
+        <w:t xml:space="preserve"> view</w:t>
+      </w:r>
+      <w:r>
+        <w:rPr>
+          <w:rFonts w:ascii="TimesNewRomanPSMT" w:hAnsi="TimesNewRomanPSMT" w:hint="eastAsia"/>
+          <w:color w:val="000000"/>
+          <w:sz w:val="24"/>
+          <w:lang w:eastAsia="zh-CN"/>
+        </w:rPr>
+        <w:t xml:space="preserve"> the daily briefing list</w:t>
+      </w:r>
+      <w:r>
+        <w:rPr>
+          <w:rFonts w:ascii="TimesNewRomanPSMT" w:hAnsi="TimesNewRomanPSMT"/>
+          <w:color w:val="000000"/>
+          <w:sz w:val="24"/>
+          <w:lang w:eastAsia="zh-CN"/>
+        </w:rPr>
+        <w:t>（</w:t>
+      </w:r>
+      <w:r>
+        <w:rPr>
+          <w:rFonts w:ascii="TimesNewRomanPSMT" w:hAnsi="TimesNewRomanPSMT"/>
+          <w:color w:val="000000"/>
+          <w:sz w:val="24"/>
+          <w:lang w:eastAsia="zh-CN"/>
+        </w:rPr>
+        <w:t>UI01</w:t>
+      </w:r>
+      <w:r>
+        <w:rPr>
+          <w:rFonts w:ascii="TimesNewRomanPSMT" w:hAnsi="TimesNewRomanPSMT"/>
+          <w:color w:val="000000"/>
+          <w:sz w:val="24"/>
+          <w:lang w:eastAsia="zh-CN"/>
+        </w:rPr>
+        <w:t>）</w:t>
+      </w:r>
+    </w:p>
+    <w:p>
+      <w:pPr>
+        <w:rPr>
           <w:rFonts w:ascii="TimesNewRomanPSMT" w:hAnsi="TimesNewRomanPSMT" w:hint="eastAsia"/>
           <w:color w:val="000000"/>
           <w:sz w:val="24"/>
@@ -13199,16 +13281,16 @@
           <w14:ligatures w14:val="standardContextual"/>
         </w:rPr>
         <w:drawing>
-          <wp:anchor distT="0" distB="0" distL="114300" distR="114300" simplePos="0" relativeHeight="251660288" behindDoc="0" locked="0" layoutInCell="1" allowOverlap="1" wp14:anchorId="26A28231" wp14:editId="515B721B">
+          <wp:anchor distT="0" distB="0" distL="114300" distR="114300" simplePos="0" relativeHeight="251660288" behindDoc="0" locked="0" layoutInCell="1" allowOverlap="1" wp14:anchorId="26A28231" wp14:editId="3044B78C">
             <wp:simplePos x="0" y="0"/>
             <wp:positionH relativeFrom="margin">
-              <wp:posOffset>-319768</wp:posOffset>
+              <wp:posOffset>46990</wp:posOffset>
             </wp:positionH>
             <wp:positionV relativeFrom="paragraph">
-              <wp:posOffset>625838</wp:posOffset>
+              <wp:posOffset>295275</wp:posOffset>
             </wp:positionV>
-            <wp:extent cx="5839097" cy="6832432"/>
-            <wp:effectExtent l="0" t="0" r="0" b="6985"/>
+            <wp:extent cx="5511800" cy="6449695"/>
+            <wp:effectExtent l="0" t="0" r="0" b="8255"/>
             <wp:wrapSquare wrapText="bothSides"/>
             <wp:docPr id="1719370120" name="图片 1" descr="图示&#10;&#10;AI 生成的内容可能不正确。"/>
             <wp:cNvGraphicFramePr>
@@ -13236,7 +13318,7 @@
                   <pic:spPr>
                     <a:xfrm>
                       <a:off x="0" y="0"/>
-                      <a:ext cx="5839097" cy="6832432"/>
+                      <a:ext cx="5511800" cy="6449695"/>
                     </a:xfrm>
                     <a:prstGeom prst="rect">
                       <a:avLst/>
@@ -13253,78 +13335,6 @@
             </wp14:sizeRelV>
           </wp:anchor>
         </w:drawing>
-      </w:r>
-      <w:r>
-        <w:rPr>
-          <w:rFonts w:ascii="TimesNewRomanPSMT" w:hAnsi="TimesNewRomanPSMT"/>
-          <w:color w:val="000000"/>
-          <w:sz w:val="24"/>
-          <w:lang w:eastAsia="zh-CN"/>
-        </w:rPr>
-        <w:t xml:space="preserve">The Activity Diagram for </w:t>
-      </w:r>
-      <w:r>
-        <w:rPr>
-          <w:rFonts w:ascii="TimesNewRomanPSMT" w:hAnsi="TimesNewRomanPSMT" w:hint="eastAsia"/>
-          <w:color w:val="000000"/>
-          <w:sz w:val="24"/>
-          <w:lang w:eastAsia="zh-CN"/>
-        </w:rPr>
-        <w:t>View</w:t>
-      </w:r>
-      <w:r>
-        <w:rPr>
-          <w:rFonts w:ascii="TimesNewRomanPSMT" w:hAnsi="TimesNewRomanPSMT"/>
-          <w:color w:val="000000"/>
-          <w:sz w:val="24"/>
-          <w:lang w:eastAsia="zh-CN"/>
-        </w:rPr>
-        <w:t xml:space="preserve"> Daily Briefings shows how the User and the System interact when</w:t>
-      </w:r>
-      <w:r>
-        <w:rPr>
-          <w:rFonts w:ascii="TimesNewRomanPSMT" w:hAnsi="TimesNewRomanPSMT" w:hint="eastAsia"/>
-          <w:color w:val="000000"/>
-          <w:sz w:val="24"/>
-          <w:lang w:eastAsia="zh-CN"/>
-        </w:rPr>
-        <w:t xml:space="preserve"> view</w:t>
-      </w:r>
-      <w:r>
-        <w:rPr>
-          <w:rFonts w:ascii="TimesNewRomanPSMT" w:hAnsi="TimesNewRomanPSMT" w:hint="eastAsia"/>
-          <w:color w:val="000000"/>
-          <w:sz w:val="24"/>
-          <w:lang w:eastAsia="zh-CN"/>
-        </w:rPr>
-        <w:t xml:space="preserve"> the daily briefing list</w:t>
-      </w:r>
-      <w:r>
-        <w:rPr>
-          <w:rFonts w:ascii="TimesNewRomanPSMT" w:hAnsi="TimesNewRomanPSMT"/>
-          <w:color w:val="000000"/>
-          <w:sz w:val="24"/>
-          <w:lang w:eastAsia="zh-CN"/>
-        </w:rPr>
-        <w:t>（</w:t>
-      </w:r>
-      <w:r>
-        <w:rPr>
-          <w:rFonts w:ascii="TimesNewRomanPSMT" w:hAnsi="TimesNewRomanPSMT"/>
-          <w:color w:val="000000"/>
-          <w:sz w:val="24"/>
-          <w:lang w:eastAsia="zh-CN"/>
-        </w:rPr>
-        <w:t>UI01</w:t>
-      </w:r>
-      <w:r>
-        <w:rPr>
-          <w:rFonts w:ascii="TimesNewRomanPSMT" w:hAnsi="TimesNewRomanPSMT"/>
-          <w:color w:val="000000"/>
-          <w:sz w:val="24"/>
-          <w:lang w:eastAsia="zh-CN"/>
-        </w:rPr>
-        <w:t>）</w:t>
       </w:r>
     </w:p>
     <w:p>
@@ -18185,7 +18195,6 @@
                 <w:color w:val="000000"/>
                 <w:sz w:val="24"/>
               </w:rPr>
-              <w:lastRenderedPageBreak/>
               <w:t>Note</w:t>
             </w:r>
           </w:p>
@@ -20472,7 +20481,6 @@
                 <w:color w:val="000000"/>
                 <w:sz w:val="24"/>
               </w:rPr>
-              <w:lastRenderedPageBreak/>
               <w:t>Post conditions</w:t>
             </w:r>
           </w:p>
@@ -23374,7 +23382,9 @@
     <w:p>
       <w:pPr>
         <w:rPr>
-          <w:rFonts w:hint="eastAsia"/>
+          <w:rFonts w:ascii="TimesNewRomanPSMT" w:hAnsi="TimesNewRomanPSMT"/>
+          <w:color w:val="000000"/>
+          <w:sz w:val="24"/>
           <w:lang w:eastAsia="zh-CN"/>
         </w:rPr>
       </w:pPr>
@@ -23397,15 +23407,6 @@
         </w:rPr>
         <w:t xml:space="preserve"> </w:t>
       </w:r>
-      <w:r>
-        <w:rPr>
-          <w:rFonts w:ascii="TimesNewRomanPSMT" w:hAnsi="TimesNewRomanPSMT"/>
-          <w:color w:val="000000"/>
-          <w:sz w:val="24"/>
-          <w:lang w:eastAsia="zh-CN"/>
-        </w:rPr>
-        <w:t>Switch Interface Language</w:t>
-      </w:r>
     </w:p>
     <w:p>
       <w:pPr>
@@ -23416,33 +23417,6 @@
           <w:lang w:eastAsia="zh-CN"/>
         </w:rPr>
       </w:pPr>
-      <w:r>
-        <w:rPr>
-          <w:rFonts w:ascii="TimesNewRomanPSMT" w:hAnsi="TimesNewRomanPSMT"/>
-          <w:color w:val="000000"/>
-          <w:sz w:val="24"/>
-          <w:lang w:eastAsia="zh-CN"/>
-        </w:rPr>
-        <w:t>The Activity Diagram for Switch Interface Language</w:t>
-      </w:r>
-      <w:r>
-        <w:rPr>
-          <w:rFonts w:ascii="TimesNewRomanPSMT" w:hAnsi="TimesNewRomanPSMT" w:hint="eastAsia"/>
-          <w:color w:val="000000"/>
-          <w:sz w:val="24"/>
-          <w:lang w:eastAsia="zh-CN"/>
-        </w:rPr>
-        <w:t xml:space="preserve"> </w:t>
-      </w:r>
-      <w:r>
-        <w:rPr>
-          <w:rFonts w:ascii="TimesNewRomanPSMT" w:hAnsi="TimesNewRomanPSMT"/>
-          <w:color w:val="000000"/>
-          <w:sz w:val="24"/>
-          <w:lang w:eastAsia="zh-CN"/>
-        </w:rPr>
-        <w:t>illustrates the interaction between the User and the System when the user changes the interface language:</w:t>
-      </w:r>
     </w:p>
     <w:p>
       <w:pPr>
@@ -31863,7 +31837,7 @@
     <w:p>
       <w:pPr>
         <w:rPr>
-          <w:rFonts w:ascii="TimesNewRomanPSMT" w:hAnsi="TimesNewRomanPSMT" w:hint="eastAsia"/>
+          <w:rFonts w:ascii="TimesNewRomanPSMT" w:hAnsi="TimesNewRomanPSMT"/>
           <w:color w:val="000000"/>
           <w:sz w:val="24"/>
           <w:lang w:eastAsia="zh-CN"/>
@@ -31875,13 +31849,13 @@
           <w14:ligatures w14:val="standardContextual"/>
         </w:rPr>
         <w:drawing>
-          <wp:anchor distT="0" distB="0" distL="114300" distR="114300" simplePos="0" relativeHeight="251658240" behindDoc="0" locked="0" layoutInCell="1" allowOverlap="1" wp14:anchorId="35575548" wp14:editId="32519326">
+          <wp:anchor distT="0" distB="0" distL="114300" distR="114300" simplePos="0" relativeHeight="251658240" behindDoc="0" locked="0" layoutInCell="1" allowOverlap="1" wp14:anchorId="35575548" wp14:editId="17CACFCC">
             <wp:simplePos x="0" y="0"/>
             <wp:positionH relativeFrom="margin">
-              <wp:posOffset>-645806</wp:posOffset>
+              <wp:posOffset>-638538</wp:posOffset>
             </wp:positionH>
             <wp:positionV relativeFrom="paragraph">
-              <wp:posOffset>872847</wp:posOffset>
+              <wp:posOffset>908775</wp:posOffset>
             </wp:positionV>
             <wp:extent cx="6703695" cy="5828030"/>
             <wp:effectExtent l="0" t="0" r="1905" b="1270"/>
@@ -31961,6 +31935,46 @@
     <w:p>
       <w:pPr>
         <w:rPr>
+          <w:rFonts w:ascii="TimesNewRomanPSMT" w:hAnsi="TimesNewRomanPSMT"/>
+          <w:color w:val="000000"/>
+          <w:sz w:val="24"/>
+          <w:lang w:eastAsia="zh-CN"/>
+        </w:rPr>
+      </w:pPr>
+    </w:p>
+    <w:p>
+      <w:pPr>
+        <w:rPr>
+          <w:rFonts w:ascii="TimesNewRomanPSMT" w:hAnsi="TimesNewRomanPSMT"/>
+          <w:color w:val="000000"/>
+          <w:sz w:val="24"/>
+          <w:lang w:eastAsia="zh-CN"/>
+        </w:rPr>
+      </w:pPr>
+    </w:p>
+    <w:p>
+      <w:pPr>
+        <w:rPr>
+          <w:rFonts w:ascii="TimesNewRomanPSMT" w:hAnsi="TimesNewRomanPSMT"/>
+          <w:color w:val="000000"/>
+          <w:sz w:val="24"/>
+          <w:lang w:eastAsia="zh-CN"/>
+        </w:rPr>
+      </w:pPr>
+    </w:p>
+    <w:p>
+      <w:pPr>
+        <w:rPr>
+          <w:rFonts w:ascii="TimesNewRomanPSMT" w:hAnsi="TimesNewRomanPSMT" w:hint="eastAsia"/>
+          <w:color w:val="000000"/>
+          <w:sz w:val="24"/>
+          <w:lang w:eastAsia="zh-CN"/>
+        </w:rPr>
+      </w:pPr>
+    </w:p>
+    <w:p>
+      <w:pPr>
+        <w:rPr>
           <w:rFonts w:ascii="TimesNewRomanPSMT" w:hAnsi="TimesNewRomanPSMT" w:hint="eastAsia"/>
           <w:b/>
           <w:bCs/>
@@ -31973,7 +31987,7 @@
     <w:p>
       <w:pPr>
         <w:rPr>
-          <w:rFonts w:ascii="TimesNewRomanPSMT" w:hAnsi="TimesNewRomanPSMT"/>
+          <w:rFonts w:ascii="TimesNewRomanPSMT" w:hAnsi="TimesNewRomanPSMT" w:hint="eastAsia"/>
           <w:b/>
           <w:bCs/>
           <w:color w:val="000000"/>

--- a/BridgeU-SRSV.0.8.docx
+++ b/BridgeU-SRSV.0.8.docx
@@ -38012,7 +38012,7 @@
     <w:p>
       <w:pPr>
         <w:rPr>
-          <w:rFonts w:ascii="TimesNewRomanPSMT" w:hAnsi="TimesNewRomanPSMT"/>
+          <w:rFonts w:ascii="TimesNewRomanPSMT" w:hAnsi="TimesNewRomanPSMT" w:hint="eastAsia"/>
           <w:color w:val="000000"/>
           <w:sz w:val="24"/>
           <w:lang w:eastAsia="zh-CN"/>
@@ -38059,10 +38059,4004 @@
         <w:t xml:space="preserve"> reset pagination to the first page.</w:t>
       </w:r>
     </w:p>
+    <w:tbl>
+      <w:tblPr>
+        <w:tblpPr w:leftFromText="180" w:rightFromText="180" w:topFromText="180" w:bottomFromText="180" w:vertAnchor="text" w:horzAnchor="margin" w:tblpY="277"/>
+        <w:tblW w:w="9349" w:type="dxa"/>
+        <w:tblBorders>
+          <w:top w:val="single" w:sz="4" w:space="0" w:color="000000"/>
+          <w:left w:val="single" w:sz="4" w:space="0" w:color="000000"/>
+          <w:bottom w:val="single" w:sz="4" w:space="0" w:color="000000"/>
+          <w:right w:val="single" w:sz="4" w:space="0" w:color="000000"/>
+          <w:insideH w:val="single" w:sz="4" w:space="0" w:color="000000"/>
+          <w:insideV w:val="single" w:sz="4" w:space="0" w:color="000000"/>
+        </w:tblBorders>
+        <w:tblLayout w:type="fixed"/>
+        <w:tblLook w:val="0400" w:firstRow="0" w:lastRow="0" w:firstColumn="0" w:lastColumn="0" w:noHBand="0" w:noVBand="1"/>
+      </w:tblPr>
+      <w:tblGrid>
+        <w:gridCol w:w="1522"/>
+        <w:gridCol w:w="1307"/>
+        <w:gridCol w:w="2683"/>
+        <w:gridCol w:w="2012"/>
+        <w:gridCol w:w="1825"/>
+      </w:tblGrid>
+      <w:tr>
+        <w:tc>
+          <w:tcPr>
+            <w:tcW w:w="1522" w:type="dxa"/>
+            <w:shd w:val="clear" w:color="auto" w:fill="E7E6E6"/>
+          </w:tcPr>
+          <w:p>
+            <w:pPr>
+              <w:jc w:val="both"/>
+              <w:rPr>
+                <w:rFonts w:ascii="TimesNewRomanPSMT" w:hAnsi="TimesNewRomanPSMT" w:hint="eastAsia"/>
+                <w:color w:val="000000"/>
+                <w:sz w:val="24"/>
+              </w:rPr>
+            </w:pPr>
+            <w:r>
+              <w:rPr>
+                <w:rFonts w:ascii="TimesNewRomanPSMT" w:hAnsi="TimesNewRomanPSMT"/>
+                <w:color w:val="000000"/>
+                <w:sz w:val="24"/>
+              </w:rPr>
+              <w:t>Use Case ID</w:t>
+            </w:r>
+          </w:p>
+        </w:tc>
+        <w:tc>
+          <w:tcPr>
+            <w:tcW w:w="7827" w:type="dxa"/>
+            <w:gridSpan w:val="4"/>
+          </w:tcPr>
+          <w:p>
+            <w:pPr>
+              <w:jc w:val="both"/>
+              <w:rPr>
+                <w:rFonts w:ascii="TimesNewRomanPSMT" w:hAnsi="TimesNewRomanPSMT" w:hint="eastAsia"/>
+                <w:color w:val="000000"/>
+                <w:sz w:val="24"/>
+                <w:lang w:eastAsia="zh-CN"/>
+              </w:rPr>
+            </w:pPr>
+            <w:r>
+              <w:rPr>
+                <w:rFonts w:ascii="TimesNewRomanPSMT" w:hAnsi="TimesNewRomanPSMT"/>
+                <w:color w:val="000000"/>
+                <w:sz w:val="24"/>
+              </w:rPr>
+              <w:t xml:space="preserve"> </w:t>
+            </w:r>
+            <w:r>
+              <w:rPr>
+                <w:rFonts w:ascii="TimesNewRomanPSMT" w:hAnsi="TimesNewRomanPSMT" w:hint="eastAsia"/>
+                <w:color w:val="000000"/>
+                <w:sz w:val="24"/>
+              </w:rPr>
+              <w:t>UC-</w:t>
+            </w:r>
+            <w:r>
+              <w:rPr>
+                <w:rFonts w:ascii="TimesNewRomanPSMT" w:hAnsi="TimesNewRomanPSMT" w:hint="eastAsia"/>
+                <w:color w:val="000000"/>
+                <w:sz w:val="24"/>
+                <w:lang w:eastAsia="zh-CN"/>
+              </w:rPr>
+              <w:t>10</w:t>
+            </w:r>
+          </w:p>
+        </w:tc>
+      </w:tr>
+      <w:tr>
+        <w:tc>
+          <w:tcPr>
+            <w:tcW w:w="1522" w:type="dxa"/>
+            <w:shd w:val="clear" w:color="auto" w:fill="E7E6E6"/>
+          </w:tcPr>
+          <w:p>
+            <w:pPr>
+              <w:rPr>
+                <w:rFonts w:ascii="TimesNewRomanPSMT" w:hAnsi="TimesNewRomanPSMT" w:hint="eastAsia"/>
+                <w:color w:val="000000"/>
+                <w:sz w:val="24"/>
+              </w:rPr>
+            </w:pPr>
+            <w:r>
+              <w:rPr>
+                <w:rFonts w:ascii="TimesNewRomanPSMT" w:hAnsi="TimesNewRomanPSMT"/>
+                <w:color w:val="000000"/>
+                <w:sz w:val="24"/>
+              </w:rPr>
+              <w:t>Use Case Name</w:t>
+            </w:r>
+          </w:p>
+        </w:tc>
+        <w:tc>
+          <w:tcPr>
+            <w:tcW w:w="7827" w:type="dxa"/>
+            <w:gridSpan w:val="4"/>
+          </w:tcPr>
+          <w:p>
+            <w:pPr>
+              <w:jc w:val="both"/>
+              <w:rPr>
+                <w:rFonts w:ascii="TimesNewRomanPSMT" w:hAnsi="TimesNewRomanPSMT" w:hint="eastAsia"/>
+                <w:color w:val="000000"/>
+                <w:sz w:val="24"/>
+              </w:rPr>
+            </w:pPr>
+            <w:r>
+              <w:rPr>
+                <w:rFonts w:ascii="TimesNewRomanPSMT" w:hAnsi="TimesNewRomanPSMT" w:hint="eastAsia"/>
+                <w:color w:val="000000"/>
+                <w:sz w:val="24"/>
+              </w:rPr>
+              <w:t>Filter by Tag</w:t>
+            </w:r>
+          </w:p>
+        </w:tc>
+      </w:tr>
+      <w:tr>
+        <w:tc>
+          <w:tcPr>
+            <w:tcW w:w="1522" w:type="dxa"/>
+            <w:shd w:val="clear" w:color="auto" w:fill="E7E6E6"/>
+          </w:tcPr>
+          <w:p>
+            <w:pPr>
+              <w:jc w:val="both"/>
+              <w:rPr>
+                <w:rFonts w:ascii="TimesNewRomanPSMT" w:hAnsi="TimesNewRomanPSMT" w:hint="eastAsia"/>
+                <w:color w:val="000000"/>
+                <w:sz w:val="24"/>
+              </w:rPr>
+            </w:pPr>
+            <w:r>
+              <w:rPr>
+                <w:rFonts w:ascii="TimesNewRomanPSMT" w:hAnsi="TimesNewRomanPSMT"/>
+                <w:color w:val="000000"/>
+                <w:sz w:val="24"/>
+              </w:rPr>
+              <w:t>Actors</w:t>
+            </w:r>
+          </w:p>
+        </w:tc>
+        <w:tc>
+          <w:tcPr>
+            <w:tcW w:w="7827" w:type="dxa"/>
+            <w:gridSpan w:val="4"/>
+          </w:tcPr>
+          <w:p>
+            <w:pPr>
+              <w:jc w:val="both"/>
+              <w:rPr>
+                <w:rFonts w:ascii="TimesNewRomanPSMT" w:hAnsi="TimesNewRomanPSMT" w:hint="eastAsia"/>
+                <w:color w:val="000000"/>
+                <w:sz w:val="24"/>
+                <w:lang w:eastAsia="zh-CN"/>
+              </w:rPr>
+            </w:pPr>
+            <w:r>
+              <w:rPr>
+                <w:rFonts w:ascii="TimesNewRomanPSMT" w:hAnsi="TimesNewRomanPSMT" w:hint="eastAsia"/>
+                <w:color w:val="000000"/>
+                <w:sz w:val="24"/>
+                <w:lang w:eastAsia="zh-CN"/>
+              </w:rPr>
+              <w:t>User</w:t>
+            </w:r>
+          </w:p>
+        </w:tc>
+      </w:tr>
+      <w:tr>
+        <w:tc>
+          <w:tcPr>
+            <w:tcW w:w="1522" w:type="dxa"/>
+            <w:shd w:val="clear" w:color="auto" w:fill="E7E6E6"/>
+          </w:tcPr>
+          <w:p>
+            <w:pPr>
+              <w:jc w:val="both"/>
+              <w:rPr>
+                <w:rFonts w:ascii="TimesNewRomanPSMT" w:hAnsi="TimesNewRomanPSMT" w:hint="eastAsia"/>
+                <w:color w:val="000000"/>
+                <w:sz w:val="24"/>
+              </w:rPr>
+            </w:pPr>
+            <w:r>
+              <w:rPr>
+                <w:rFonts w:ascii="TimesNewRomanPSMT" w:hAnsi="TimesNewRomanPSMT"/>
+                <w:color w:val="000000"/>
+                <w:sz w:val="24"/>
+              </w:rPr>
+              <w:t>Description</w:t>
+            </w:r>
+          </w:p>
+        </w:tc>
+        <w:tc>
+          <w:tcPr>
+            <w:tcW w:w="7827" w:type="dxa"/>
+            <w:gridSpan w:val="4"/>
+          </w:tcPr>
+          <w:p>
+            <w:pPr>
+              <w:jc w:val="both"/>
+              <w:rPr>
+                <w:rFonts w:ascii="TimesNewRomanPSMT" w:hAnsi="TimesNewRomanPSMT" w:hint="eastAsia"/>
+                <w:color w:val="000000"/>
+                <w:sz w:val="24"/>
+                <w:lang w:eastAsia="zh-CN"/>
+              </w:rPr>
+            </w:pPr>
+            <w:proofErr w:type="gramStart"/>
+            <w:r>
+              <w:rPr>
+                <w:rFonts w:ascii="TimesNewRomanPSMT" w:hAnsi="TimesNewRomanPSMT"/>
+                <w:color w:val="000000"/>
+                <w:sz w:val="24"/>
+              </w:rPr>
+              <w:t>User filters</w:t>
+            </w:r>
+            <w:proofErr w:type="gramEnd"/>
+            <w:r>
+              <w:rPr>
+                <w:rFonts w:ascii="TimesNewRomanPSMT" w:hAnsi="TimesNewRomanPSMT"/>
+                <w:color w:val="000000"/>
+                <w:sz w:val="24"/>
+              </w:rPr>
+              <w:t xml:space="preserve"> the community feed by tag</w:t>
+            </w:r>
+            <w:r>
+              <w:rPr>
+                <w:rFonts w:ascii="TimesNewRomanPSMT" w:hAnsi="TimesNewRomanPSMT" w:hint="eastAsia"/>
+                <w:color w:val="000000"/>
+                <w:sz w:val="24"/>
+                <w:lang w:eastAsia="zh-CN"/>
+              </w:rPr>
+              <w:t>.</w:t>
+            </w:r>
+          </w:p>
+        </w:tc>
+      </w:tr>
+      <w:tr>
+        <w:tc>
+          <w:tcPr>
+            <w:tcW w:w="1522" w:type="dxa"/>
+            <w:shd w:val="clear" w:color="auto" w:fill="E7E6E6"/>
+          </w:tcPr>
+          <w:p>
+            <w:pPr>
+              <w:jc w:val="both"/>
+              <w:rPr>
+                <w:rFonts w:ascii="TimesNewRomanPSMT" w:hAnsi="TimesNewRomanPSMT" w:hint="eastAsia"/>
+                <w:color w:val="000000"/>
+                <w:sz w:val="24"/>
+              </w:rPr>
+            </w:pPr>
+            <w:r>
+              <w:rPr>
+                <w:rFonts w:ascii="TimesNewRomanPSMT" w:hAnsi="TimesNewRomanPSMT"/>
+                <w:color w:val="000000"/>
+                <w:sz w:val="24"/>
+              </w:rPr>
+              <w:t>Trigger</w:t>
+            </w:r>
+          </w:p>
+        </w:tc>
+        <w:tc>
+          <w:tcPr>
+            <w:tcW w:w="7827" w:type="dxa"/>
+            <w:gridSpan w:val="4"/>
+          </w:tcPr>
+          <w:p>
+            <w:pPr>
+              <w:jc w:val="both"/>
+              <w:rPr>
+                <w:rFonts w:ascii="TimesNewRomanPSMT" w:hAnsi="TimesNewRomanPSMT" w:hint="eastAsia"/>
+                <w:color w:val="000000"/>
+                <w:sz w:val="24"/>
+                <w:lang w:eastAsia="zh-CN"/>
+              </w:rPr>
+            </w:pPr>
+            <w:r>
+              <w:rPr>
+                <w:rFonts w:ascii="TimesNewRomanPSMT" w:hAnsi="TimesNewRomanPSMT"/>
+                <w:color w:val="000000"/>
+                <w:sz w:val="24"/>
+              </w:rPr>
+              <w:t>User selects one or more tags and applies filter.</w:t>
+            </w:r>
+          </w:p>
+        </w:tc>
+      </w:tr>
+      <w:tr>
+        <w:tc>
+          <w:tcPr>
+            <w:tcW w:w="1522" w:type="dxa"/>
+            <w:shd w:val="clear" w:color="auto" w:fill="E7E6E6"/>
+          </w:tcPr>
+          <w:p>
+            <w:pPr>
+              <w:jc w:val="both"/>
+              <w:rPr>
+                <w:rFonts w:ascii="TimesNewRomanPSMT" w:hAnsi="TimesNewRomanPSMT" w:hint="eastAsia"/>
+                <w:color w:val="000000"/>
+                <w:sz w:val="24"/>
+              </w:rPr>
+            </w:pPr>
+            <w:r>
+              <w:rPr>
+                <w:rFonts w:ascii="TimesNewRomanPSMT" w:hAnsi="TimesNewRomanPSMT"/>
+                <w:color w:val="000000"/>
+                <w:sz w:val="24"/>
+              </w:rPr>
+              <w:t>Preconditions</w:t>
+            </w:r>
+          </w:p>
+        </w:tc>
+        <w:tc>
+          <w:tcPr>
+            <w:tcW w:w="7827" w:type="dxa"/>
+            <w:gridSpan w:val="4"/>
+          </w:tcPr>
+          <w:p>
+            <w:pPr>
+              <w:jc w:val="both"/>
+              <w:rPr>
+                <w:rFonts w:ascii="TimesNewRomanPSMT" w:hAnsi="TimesNewRomanPSMT" w:hint="eastAsia"/>
+                <w:color w:val="000000"/>
+                <w:sz w:val="24"/>
+                <w:lang w:eastAsia="zh-CN"/>
+              </w:rPr>
+            </w:pPr>
+            <w:r>
+              <w:rPr>
+                <w:rFonts w:ascii="TimesNewRomanPSMT" w:hAnsi="TimesNewRomanPSMT"/>
+                <w:color w:val="000000"/>
+                <w:sz w:val="24"/>
+              </w:rPr>
+              <w:t>User is on UI-Community-Feed.</w:t>
+            </w:r>
+          </w:p>
+        </w:tc>
+      </w:tr>
+      <w:tr>
+        <w:tc>
+          <w:tcPr>
+            <w:tcW w:w="9349" w:type="dxa"/>
+            <w:gridSpan w:val="5"/>
+            <w:shd w:val="clear" w:color="auto" w:fill="E7E6E6"/>
+          </w:tcPr>
+          <w:p>
+            <w:pPr>
+              <w:rPr>
+                <w:rFonts w:ascii="TimesNewRomanPSMT" w:hAnsi="TimesNewRomanPSMT" w:hint="eastAsia"/>
+                <w:color w:val="000000"/>
+                <w:sz w:val="24"/>
+              </w:rPr>
+            </w:pPr>
+            <w:r>
+              <w:rPr>
+                <w:rFonts w:ascii="TimesNewRomanPSMT" w:hAnsi="TimesNewRomanPSMT"/>
+                <w:color w:val="000000"/>
+                <w:sz w:val="24"/>
+              </w:rPr>
+              <w:t>Use Case Input Specification</w:t>
+            </w:r>
+          </w:p>
+        </w:tc>
+      </w:tr>
+      <w:tr>
+        <w:tc>
+          <w:tcPr>
+            <w:tcW w:w="1522" w:type="dxa"/>
+            <w:shd w:val="clear" w:color="auto" w:fill="E7E6E6"/>
+          </w:tcPr>
+          <w:p>
+            <w:pPr>
+              <w:jc w:val="center"/>
+              <w:rPr>
+                <w:rFonts w:ascii="TimesNewRomanPSMT" w:hAnsi="TimesNewRomanPSMT" w:hint="eastAsia"/>
+                <w:color w:val="000000"/>
+                <w:sz w:val="24"/>
+              </w:rPr>
+            </w:pPr>
+            <w:r>
+              <w:rPr>
+                <w:rFonts w:ascii="TimesNewRomanPSMT" w:hAnsi="TimesNewRomanPSMT"/>
+                <w:color w:val="000000"/>
+                <w:sz w:val="24"/>
+              </w:rPr>
+              <w:t>Input</w:t>
+            </w:r>
+          </w:p>
+        </w:tc>
+        <w:tc>
+          <w:tcPr>
+            <w:tcW w:w="1307" w:type="dxa"/>
+            <w:shd w:val="clear" w:color="auto" w:fill="E7E6E6"/>
+          </w:tcPr>
+          <w:p>
+            <w:pPr>
+              <w:jc w:val="center"/>
+              <w:rPr>
+                <w:rFonts w:ascii="TimesNewRomanPSMT" w:hAnsi="TimesNewRomanPSMT" w:hint="eastAsia"/>
+                <w:color w:val="000000"/>
+                <w:sz w:val="24"/>
+              </w:rPr>
+            </w:pPr>
+            <w:r>
+              <w:rPr>
+                <w:rFonts w:ascii="TimesNewRomanPSMT" w:hAnsi="TimesNewRomanPSMT"/>
+                <w:color w:val="000000"/>
+                <w:sz w:val="24"/>
+              </w:rPr>
+              <w:t>type</w:t>
+            </w:r>
+          </w:p>
+        </w:tc>
+        <w:tc>
+          <w:tcPr>
+            <w:tcW w:w="4695" w:type="dxa"/>
+            <w:gridSpan w:val="2"/>
+            <w:shd w:val="clear" w:color="auto" w:fill="E7E6E6"/>
+          </w:tcPr>
+          <w:p>
+            <w:pPr>
+              <w:jc w:val="center"/>
+              <w:rPr>
+                <w:rFonts w:ascii="TimesNewRomanPSMT" w:hAnsi="TimesNewRomanPSMT" w:hint="eastAsia"/>
+                <w:color w:val="000000"/>
+                <w:sz w:val="24"/>
+              </w:rPr>
+            </w:pPr>
+            <w:r>
+              <w:rPr>
+                <w:rFonts w:ascii="TimesNewRomanPSMT" w:hAnsi="TimesNewRomanPSMT"/>
+                <w:color w:val="000000"/>
+                <w:sz w:val="24"/>
+              </w:rPr>
+              <w:t>Constraint</w:t>
+            </w:r>
+          </w:p>
+        </w:tc>
+        <w:tc>
+          <w:tcPr>
+            <w:tcW w:w="1825" w:type="dxa"/>
+            <w:shd w:val="clear" w:color="auto" w:fill="E7E6E6"/>
+          </w:tcPr>
+          <w:p>
+            <w:pPr>
+              <w:jc w:val="center"/>
+              <w:rPr>
+                <w:rFonts w:ascii="TimesNewRomanPSMT" w:hAnsi="TimesNewRomanPSMT" w:hint="eastAsia"/>
+                <w:color w:val="000000"/>
+                <w:sz w:val="24"/>
+              </w:rPr>
+            </w:pPr>
+            <w:r>
+              <w:rPr>
+                <w:rFonts w:ascii="TimesNewRomanPSMT" w:hAnsi="TimesNewRomanPSMT"/>
+                <w:color w:val="000000"/>
+                <w:sz w:val="24"/>
+              </w:rPr>
+              <w:t>Example</w:t>
+            </w:r>
+          </w:p>
+        </w:tc>
+      </w:tr>
+      <w:tr>
+        <w:tc>
+          <w:tcPr>
+            <w:tcW w:w="1522" w:type="dxa"/>
+            <w:shd w:val="clear" w:color="auto" w:fill="FFFFFF"/>
+          </w:tcPr>
+          <w:p>
+            <w:pPr>
+              <w:jc w:val="both"/>
+              <w:rPr>
+                <w:rFonts w:ascii="TimesNewRomanPSMT" w:hAnsi="TimesNewRomanPSMT" w:hint="eastAsia"/>
+                <w:color w:val="000000"/>
+                <w:sz w:val="24"/>
+                <w:lang w:eastAsia="zh-CN"/>
+              </w:rPr>
+            </w:pPr>
+            <w:r>
+              <w:rPr>
+                <w:rFonts w:ascii="TimesNewRomanPSMT" w:hAnsi="TimesNewRomanPSMT"/>
+                <w:color w:val="000000"/>
+                <w:sz w:val="24"/>
+              </w:rPr>
+              <w:t>Selected Tag</w:t>
+            </w:r>
+          </w:p>
+        </w:tc>
+        <w:tc>
+          <w:tcPr>
+            <w:tcW w:w="1307" w:type="dxa"/>
+            <w:shd w:val="clear" w:color="auto" w:fill="FFFFFF"/>
+          </w:tcPr>
+          <w:p>
+            <w:pPr>
+              <w:jc w:val="both"/>
+              <w:rPr>
+                <w:rFonts w:ascii="TimesNewRomanPSMT" w:hAnsi="TimesNewRomanPSMT" w:hint="eastAsia"/>
+                <w:color w:val="000000"/>
+                <w:sz w:val="24"/>
+                <w:lang w:eastAsia="zh-CN"/>
+              </w:rPr>
+            </w:pPr>
+            <w:proofErr w:type="gramStart"/>
+            <w:r>
+              <w:rPr>
+                <w:rFonts w:ascii="TimesNewRomanPSMT" w:hAnsi="TimesNewRomanPSMT"/>
+                <w:color w:val="000000"/>
+                <w:sz w:val="24"/>
+              </w:rPr>
+              <w:t>String</w:t>
+            </w:r>
+            <w:r>
+              <w:rPr>
+                <w:rFonts w:ascii="TimesNewRomanPSMT" w:hAnsi="TimesNewRomanPSMT" w:hint="eastAsia"/>
+                <w:color w:val="000000"/>
+                <w:sz w:val="24"/>
+                <w:lang w:eastAsia="zh-CN"/>
+              </w:rPr>
+              <w:t>[</w:t>
+            </w:r>
+            <w:proofErr w:type="gramEnd"/>
+            <w:r>
+              <w:rPr>
+                <w:rFonts w:ascii="TimesNewRomanPSMT" w:hAnsi="TimesNewRomanPSMT" w:hint="eastAsia"/>
+                <w:color w:val="000000"/>
+                <w:sz w:val="24"/>
+                <w:lang w:eastAsia="zh-CN"/>
+              </w:rPr>
+              <w:t>]</w:t>
+            </w:r>
+          </w:p>
+        </w:tc>
+        <w:tc>
+          <w:tcPr>
+            <w:tcW w:w="4695" w:type="dxa"/>
+            <w:gridSpan w:val="2"/>
+            <w:shd w:val="clear" w:color="auto" w:fill="FFFFFF"/>
+          </w:tcPr>
+          <w:p>
+            <w:pPr>
+              <w:jc w:val="both"/>
+              <w:rPr>
+                <w:rFonts w:ascii="TimesNewRomanPSMT" w:hAnsi="TimesNewRomanPSMT" w:hint="eastAsia"/>
+                <w:color w:val="000000"/>
+                <w:sz w:val="24"/>
+                <w:lang w:eastAsia="zh-CN"/>
+              </w:rPr>
+            </w:pPr>
+            <w:r>
+              <w:rPr>
+                <w:rFonts w:ascii="TimesNewRomanPSMT" w:hAnsi="TimesNewRomanPSMT"/>
+                <w:color w:val="000000"/>
+                <w:sz w:val="24"/>
+              </w:rPr>
+              <w:t>Must be one or more predefined tags: Study, Housing, Travel, Part-time Job, Life Services</w:t>
+            </w:r>
+          </w:p>
+        </w:tc>
+        <w:tc>
+          <w:tcPr>
+            <w:tcW w:w="1825" w:type="dxa"/>
+            <w:shd w:val="clear" w:color="auto" w:fill="FFFFFF"/>
+          </w:tcPr>
+          <w:p>
+            <w:pPr>
+              <w:jc w:val="both"/>
+              <w:rPr>
+                <w:rFonts w:ascii="TimesNewRomanPSMT" w:hAnsi="TimesNewRomanPSMT" w:hint="eastAsia"/>
+                <w:color w:val="000000"/>
+                <w:sz w:val="24"/>
+                <w:lang w:eastAsia="zh-CN"/>
+              </w:rPr>
+            </w:pPr>
+            <w:r>
+              <w:rPr>
+                <w:rFonts w:ascii="TimesNewRomanPSMT" w:hAnsi="TimesNewRomanPSMT"/>
+                <w:color w:val="000000"/>
+                <w:sz w:val="24"/>
+              </w:rPr>
+              <w:t>["Housing", "Travel"]</w:t>
+            </w:r>
+          </w:p>
+        </w:tc>
+      </w:tr>
+      <w:tr>
+        <w:tc>
+          <w:tcPr>
+            <w:tcW w:w="1522" w:type="dxa"/>
+            <w:shd w:val="clear" w:color="auto" w:fill="E7E6E6"/>
+          </w:tcPr>
+          <w:p>
+            <w:pPr>
+              <w:jc w:val="both"/>
+              <w:rPr>
+                <w:rFonts w:ascii="TimesNewRomanPSMT" w:hAnsi="TimesNewRomanPSMT" w:hint="eastAsia"/>
+                <w:color w:val="000000"/>
+                <w:sz w:val="24"/>
+              </w:rPr>
+            </w:pPr>
+            <w:r>
+              <w:rPr>
+                <w:rFonts w:ascii="TimesNewRomanPSMT" w:hAnsi="TimesNewRomanPSMT"/>
+                <w:color w:val="000000"/>
+                <w:sz w:val="24"/>
+              </w:rPr>
+              <w:t>Post conditions</w:t>
+            </w:r>
+          </w:p>
+        </w:tc>
+        <w:tc>
+          <w:tcPr>
+            <w:tcW w:w="7827" w:type="dxa"/>
+            <w:gridSpan w:val="4"/>
+          </w:tcPr>
+          <w:p>
+            <w:pPr>
+              <w:jc w:val="both"/>
+              <w:rPr>
+                <w:rFonts w:ascii="TimesNewRomanPSMT" w:hAnsi="TimesNewRomanPSMT" w:hint="eastAsia"/>
+                <w:color w:val="000000"/>
+                <w:sz w:val="24"/>
+                <w:lang w:eastAsia="zh-CN"/>
+              </w:rPr>
+            </w:pPr>
+            <w:r>
+              <w:rPr>
+                <w:rFonts w:ascii="TimesNewRomanPSMT" w:hAnsi="TimesNewRomanPSMT"/>
+                <w:color w:val="000000"/>
+                <w:sz w:val="24"/>
+              </w:rPr>
+              <w:t xml:space="preserve">Feed displays only </w:t>
+            </w:r>
+            <w:proofErr w:type="gramStart"/>
+            <w:r>
+              <w:rPr>
+                <w:rFonts w:ascii="TimesNewRomanPSMT" w:hAnsi="TimesNewRomanPSMT"/>
+                <w:color w:val="000000"/>
+                <w:sz w:val="24"/>
+              </w:rPr>
+              <w:t>posts</w:t>
+            </w:r>
+            <w:proofErr w:type="gramEnd"/>
+            <w:r>
+              <w:rPr>
+                <w:rFonts w:ascii="TimesNewRomanPSMT" w:hAnsi="TimesNewRomanPSMT"/>
+                <w:color w:val="000000"/>
+                <w:sz w:val="24"/>
+              </w:rPr>
+              <w:t xml:space="preserve"> matching selected tag(s) (or an empty-state message)</w:t>
+            </w:r>
+          </w:p>
+        </w:tc>
+      </w:tr>
+      <w:tr>
+        <w:tc>
+          <w:tcPr>
+            <w:tcW w:w="1522" w:type="dxa"/>
+            <w:shd w:val="clear" w:color="auto" w:fill="E7E6E6"/>
+          </w:tcPr>
+          <w:p>
+            <w:pPr>
+              <w:jc w:val="both"/>
+              <w:rPr>
+                <w:rFonts w:ascii="TimesNewRomanPSMT" w:hAnsi="TimesNewRomanPSMT" w:hint="eastAsia"/>
+                <w:color w:val="000000"/>
+                <w:sz w:val="24"/>
+              </w:rPr>
+            </w:pPr>
+            <w:r>
+              <w:rPr>
+                <w:rFonts w:ascii="TimesNewRomanPSMT" w:hAnsi="TimesNewRomanPSMT"/>
+                <w:color w:val="000000"/>
+                <w:sz w:val="24"/>
+              </w:rPr>
+              <w:t>Normal Flows</w:t>
+            </w:r>
+          </w:p>
+        </w:tc>
+        <w:tc>
+          <w:tcPr>
+            <w:tcW w:w="3990" w:type="dxa"/>
+            <w:gridSpan w:val="2"/>
+            <w:shd w:val="clear" w:color="auto" w:fill="E7E6E6"/>
+            <w:vAlign w:val="center"/>
+          </w:tcPr>
+          <w:p>
+            <w:pPr>
+              <w:jc w:val="center"/>
+              <w:rPr>
+                <w:rFonts w:ascii="TimesNewRomanPSMT" w:hAnsi="TimesNewRomanPSMT" w:hint="eastAsia"/>
+                <w:color w:val="000000"/>
+                <w:sz w:val="24"/>
+              </w:rPr>
+            </w:pPr>
+            <w:r>
+              <w:rPr>
+                <w:rFonts w:ascii="TimesNewRomanPSMT" w:hAnsi="TimesNewRomanPSMT"/>
+                <w:color w:val="000000"/>
+                <w:sz w:val="24"/>
+              </w:rPr>
+              <w:t>User</w:t>
+            </w:r>
+          </w:p>
+        </w:tc>
+        <w:tc>
+          <w:tcPr>
+            <w:tcW w:w="3837" w:type="dxa"/>
+            <w:gridSpan w:val="2"/>
+            <w:shd w:val="clear" w:color="auto" w:fill="E7E6E6"/>
+            <w:vAlign w:val="center"/>
+          </w:tcPr>
+          <w:p>
+            <w:pPr>
+              <w:jc w:val="center"/>
+              <w:rPr>
+                <w:rFonts w:ascii="TimesNewRomanPSMT" w:hAnsi="TimesNewRomanPSMT" w:hint="eastAsia"/>
+                <w:color w:val="000000"/>
+                <w:sz w:val="24"/>
+              </w:rPr>
+            </w:pPr>
+            <w:r>
+              <w:rPr>
+                <w:rFonts w:ascii="TimesNewRomanPSMT" w:hAnsi="TimesNewRomanPSMT"/>
+                <w:color w:val="000000"/>
+                <w:sz w:val="24"/>
+              </w:rPr>
+              <w:t>System</w:t>
+            </w:r>
+          </w:p>
+        </w:tc>
+      </w:tr>
+      <w:tr>
+        <w:tc>
+          <w:tcPr>
+            <w:tcW w:w="1522" w:type="dxa"/>
+          </w:tcPr>
+          <w:p>
+            <w:pPr>
+              <w:jc w:val="both"/>
+              <w:rPr>
+                <w:rFonts w:ascii="TimesNewRomanPSMT" w:hAnsi="TimesNewRomanPSMT" w:hint="eastAsia"/>
+                <w:color w:val="000000"/>
+                <w:sz w:val="24"/>
+              </w:rPr>
+            </w:pPr>
+          </w:p>
+        </w:tc>
+        <w:tc>
+          <w:tcPr>
+            <w:tcW w:w="3990" w:type="dxa"/>
+            <w:gridSpan w:val="2"/>
+          </w:tcPr>
+          <w:p>
+            <w:pPr>
+              <w:pStyle w:val="a9"/>
+              <w:numPr>
+                <w:ilvl w:val="0"/>
+                <w:numId w:val="20"/>
+              </w:numPr>
+              <w:jc w:val="both"/>
+              <w:rPr>
+                <w:rFonts w:ascii="TimesNewRomanPSMT" w:hAnsi="TimesNewRomanPSMT"/>
+                <w:color w:val="000000"/>
+                <w:sz w:val="24"/>
+              </w:rPr>
+            </w:pPr>
+            <w:r>
+              <w:rPr>
+                <w:rFonts w:ascii="TimesNewRomanPSMT" w:hAnsi="TimesNewRomanPSMT"/>
+                <w:color w:val="000000"/>
+                <w:sz w:val="24"/>
+              </w:rPr>
+              <w:t xml:space="preserve">User selects tag(s) in tag filter. </w:t>
+            </w:r>
+          </w:p>
+          <w:p>
+            <w:pPr>
+              <w:jc w:val="both"/>
+              <w:rPr>
+                <w:rFonts w:ascii="TimesNewRomanPSMT" w:hAnsi="TimesNewRomanPSMT"/>
+                <w:color w:val="000000"/>
+                <w:sz w:val="24"/>
+                <w:lang w:eastAsia="zh-CN"/>
+              </w:rPr>
+            </w:pPr>
+          </w:p>
+          <w:p>
+            <w:pPr>
+              <w:jc w:val="both"/>
+              <w:rPr>
+                <w:rFonts w:ascii="TimesNewRomanPSMT" w:hAnsi="TimesNewRomanPSMT"/>
+                <w:color w:val="000000"/>
+                <w:sz w:val="24"/>
+                <w:lang w:eastAsia="zh-CN"/>
+              </w:rPr>
+            </w:pPr>
+            <w:r>
+              <w:rPr>
+                <w:rFonts w:ascii="TimesNewRomanPSMT" w:hAnsi="TimesNewRomanPSMT"/>
+                <w:color w:val="000000"/>
+                <w:sz w:val="24"/>
+                <w:lang w:eastAsia="zh-CN"/>
+              </w:rPr>
+              <w:t>3. User applies filter.</w:t>
+            </w:r>
+          </w:p>
+          <w:p>
+            <w:pPr>
+              <w:jc w:val="both"/>
+              <w:rPr>
+                <w:rFonts w:ascii="TimesNewRomanPSMT" w:hAnsi="TimesNewRomanPSMT" w:hint="eastAsia"/>
+                <w:color w:val="000000"/>
+                <w:sz w:val="24"/>
+                <w:lang w:eastAsia="zh-CN"/>
+              </w:rPr>
+            </w:pPr>
+          </w:p>
+          <w:p>
+            <w:pPr>
+              <w:jc w:val="both"/>
+              <w:rPr>
+                <w:rFonts w:ascii="TimesNewRomanPSMT" w:hAnsi="TimesNewRomanPSMT"/>
+                <w:color w:val="000000"/>
+                <w:sz w:val="24"/>
+                <w:lang w:eastAsia="zh-CN"/>
+              </w:rPr>
+            </w:pPr>
+          </w:p>
+          <w:p>
+            <w:pPr>
+              <w:jc w:val="both"/>
+              <w:rPr>
+                <w:rFonts w:ascii="TimesNewRomanPSMT" w:hAnsi="TimesNewRomanPSMT"/>
+                <w:color w:val="000000"/>
+                <w:sz w:val="24"/>
+                <w:lang w:eastAsia="zh-CN"/>
+              </w:rPr>
+            </w:pPr>
+          </w:p>
+          <w:p>
+            <w:pPr>
+              <w:jc w:val="both"/>
+              <w:rPr>
+                <w:rFonts w:ascii="TimesNewRomanPSMT" w:hAnsi="TimesNewRomanPSMT"/>
+                <w:color w:val="000000"/>
+                <w:sz w:val="24"/>
+                <w:lang w:eastAsia="zh-CN"/>
+              </w:rPr>
+            </w:pPr>
+          </w:p>
+          <w:p>
+            <w:pPr>
+              <w:jc w:val="both"/>
+              <w:rPr>
+                <w:rFonts w:ascii="TimesNewRomanPSMT" w:hAnsi="TimesNewRomanPSMT"/>
+                <w:color w:val="000000"/>
+                <w:sz w:val="24"/>
+                <w:lang w:eastAsia="zh-CN"/>
+              </w:rPr>
+            </w:pPr>
+          </w:p>
+          <w:p>
+            <w:pPr>
+              <w:jc w:val="both"/>
+              <w:rPr>
+                <w:rFonts w:ascii="TimesNewRomanPSMT" w:hAnsi="TimesNewRomanPSMT"/>
+                <w:color w:val="000000"/>
+                <w:sz w:val="24"/>
+                <w:lang w:eastAsia="zh-CN"/>
+              </w:rPr>
+            </w:pPr>
+          </w:p>
+          <w:p>
+            <w:pPr>
+              <w:jc w:val="both"/>
+              <w:rPr>
+                <w:rFonts w:ascii="TimesNewRomanPSMT" w:hAnsi="TimesNewRomanPSMT"/>
+                <w:color w:val="000000"/>
+                <w:sz w:val="24"/>
+                <w:lang w:eastAsia="zh-CN"/>
+              </w:rPr>
+            </w:pPr>
+          </w:p>
+          <w:p>
+            <w:pPr>
+              <w:jc w:val="both"/>
+              <w:rPr>
+                <w:rFonts w:ascii="TimesNewRomanPSMT" w:hAnsi="TimesNewRomanPSMT"/>
+                <w:color w:val="000000"/>
+                <w:sz w:val="24"/>
+                <w:lang w:eastAsia="zh-CN"/>
+              </w:rPr>
+            </w:pPr>
+            <w:r>
+              <w:rPr>
+                <w:rFonts w:ascii="TimesNewRomanPSMT" w:hAnsi="TimesNewRomanPSMT"/>
+                <w:color w:val="000000"/>
+                <w:sz w:val="24"/>
+                <w:lang w:eastAsia="zh-CN"/>
+              </w:rPr>
+              <w:t>6. User browses filtered results.</w:t>
+            </w:r>
+          </w:p>
+          <w:p>
+            <w:pPr>
+              <w:jc w:val="both"/>
+              <w:rPr>
+                <w:rFonts w:ascii="TimesNewRomanPSMT" w:hAnsi="TimesNewRomanPSMT" w:hint="eastAsia"/>
+                <w:color w:val="000000"/>
+                <w:sz w:val="24"/>
+                <w:lang w:eastAsia="zh-CN"/>
+              </w:rPr>
+            </w:pPr>
+          </w:p>
+        </w:tc>
+        <w:tc>
+          <w:tcPr>
+            <w:tcW w:w="3837" w:type="dxa"/>
+            <w:gridSpan w:val="2"/>
+          </w:tcPr>
+          <w:p>
+            <w:pPr>
+              <w:jc w:val="both"/>
+              <w:rPr>
+                <w:rFonts w:ascii="TimesNewRomanPSMT" w:hAnsi="TimesNewRomanPSMT"/>
+                <w:color w:val="000000"/>
+                <w:sz w:val="24"/>
+                <w:lang w:eastAsia="zh-CN"/>
+              </w:rPr>
+            </w:pPr>
+          </w:p>
+          <w:p>
+            <w:pPr>
+              <w:pStyle w:val="a9"/>
+              <w:numPr>
+                <w:ilvl w:val="0"/>
+                <w:numId w:val="20"/>
+              </w:numPr>
+              <w:jc w:val="both"/>
+              <w:rPr>
+                <w:rFonts w:ascii="TimesNewRomanPSMT" w:hAnsi="TimesNewRomanPSMT"/>
+                <w:color w:val="000000"/>
+                <w:sz w:val="24"/>
+              </w:rPr>
+            </w:pPr>
+            <w:r>
+              <w:rPr>
+                <w:rFonts w:ascii="TimesNewRomanPSMT" w:hAnsi="TimesNewRomanPSMT"/>
+                <w:color w:val="000000"/>
+                <w:sz w:val="24"/>
+              </w:rPr>
+              <w:lastRenderedPageBreak/>
+              <w:t>System updates selected tag filter state.</w:t>
+            </w:r>
+          </w:p>
+          <w:p>
+            <w:pPr>
+              <w:ind w:left="60"/>
+              <w:jc w:val="both"/>
+              <w:rPr>
+                <w:rFonts w:ascii="TimesNewRomanPSMT" w:hAnsi="TimesNewRomanPSMT"/>
+                <w:color w:val="000000"/>
+                <w:sz w:val="24"/>
+                <w:lang w:eastAsia="zh-CN"/>
+              </w:rPr>
+            </w:pPr>
+            <w:r>
+              <w:rPr>
+                <w:rFonts w:ascii="TimesNewRomanPSMT" w:hAnsi="TimesNewRomanPSMT"/>
+                <w:color w:val="000000"/>
+                <w:sz w:val="24"/>
+                <w:lang w:eastAsia="zh-CN"/>
+              </w:rPr>
+              <w:t xml:space="preserve">4. System resets </w:t>
+            </w:r>
+            <w:proofErr w:type="gramStart"/>
+            <w:r>
+              <w:rPr>
+                <w:rFonts w:ascii="TimesNewRomanPSMT" w:hAnsi="TimesNewRomanPSMT"/>
+                <w:color w:val="000000"/>
+                <w:sz w:val="24"/>
+                <w:lang w:eastAsia="zh-CN"/>
+              </w:rPr>
+              <w:t>page to</w:t>
+            </w:r>
+            <w:proofErr w:type="gramEnd"/>
+            <w:r>
+              <w:rPr>
+                <w:rFonts w:ascii="TimesNewRomanPSMT" w:hAnsi="TimesNewRomanPSMT"/>
+                <w:color w:val="000000"/>
+                <w:sz w:val="24"/>
+                <w:lang w:eastAsia="zh-CN"/>
+              </w:rPr>
+              <w:t xml:space="preserve"> 1 and requests filtered posts.</w:t>
+            </w:r>
+          </w:p>
+          <w:p>
+            <w:pPr>
+              <w:ind w:left="60"/>
+              <w:jc w:val="both"/>
+              <w:rPr>
+                <w:rFonts w:ascii="TimesNewRomanPSMT" w:hAnsi="TimesNewRomanPSMT"/>
+                <w:color w:val="000000"/>
+                <w:sz w:val="24"/>
+                <w:lang w:eastAsia="zh-CN"/>
+              </w:rPr>
+            </w:pPr>
+            <w:r>
+              <w:rPr>
+                <w:rFonts w:ascii="TimesNewRomanPSMT" w:hAnsi="TimesNewRomanPSMT"/>
+                <w:color w:val="000000"/>
+                <w:sz w:val="24"/>
+                <w:lang w:eastAsia="zh-CN"/>
+              </w:rPr>
+              <w:t>[E1: Network timeout or connection error]</w:t>
+            </w:r>
+          </w:p>
+          <w:p>
+            <w:pPr>
+              <w:ind w:left="60"/>
+              <w:jc w:val="both"/>
+              <w:rPr>
+                <w:rFonts w:ascii="TimesNewRomanPSMT" w:hAnsi="TimesNewRomanPSMT"/>
+                <w:color w:val="000000"/>
+                <w:sz w:val="24"/>
+                <w:lang w:eastAsia="zh-CN"/>
+              </w:rPr>
+            </w:pPr>
+            <w:r>
+              <w:rPr>
+                <w:rFonts w:ascii="TimesNewRomanPSMT" w:hAnsi="TimesNewRomanPSMT"/>
+                <w:color w:val="000000"/>
+                <w:sz w:val="24"/>
+                <w:lang w:eastAsia="zh-CN"/>
+              </w:rPr>
+              <w:t>5. Backend returns filtered post list ordered newest-&gt;oldest.</w:t>
+            </w:r>
+          </w:p>
+          <w:p>
+            <w:pPr>
+              <w:ind w:left="60"/>
+              <w:jc w:val="both"/>
+              <w:rPr>
+                <w:rFonts w:ascii="TimesNewRomanPSMT" w:hAnsi="TimesNewRomanPSMT"/>
+                <w:color w:val="000000"/>
+                <w:sz w:val="24"/>
+                <w:lang w:eastAsia="zh-CN"/>
+              </w:rPr>
+            </w:pPr>
+            <w:r>
+              <w:rPr>
+                <w:rFonts w:ascii="TimesNewRomanPSMT" w:hAnsi="TimesNewRomanPSMT"/>
+                <w:color w:val="000000"/>
+                <w:sz w:val="24"/>
+                <w:lang w:eastAsia="zh-CN"/>
+              </w:rPr>
+              <w:t>[A1: No posts match the tag filter]</w:t>
+            </w:r>
+          </w:p>
+          <w:p>
+            <w:pPr>
+              <w:ind w:left="60"/>
+              <w:jc w:val="both"/>
+              <w:rPr>
+                <w:rFonts w:ascii="TimesNewRomanPSMT" w:hAnsi="TimesNewRomanPSMT"/>
+                <w:color w:val="000000"/>
+                <w:sz w:val="24"/>
+                <w:lang w:eastAsia="zh-CN"/>
+              </w:rPr>
+            </w:pPr>
+            <w:r>
+              <w:rPr>
+                <w:rFonts w:ascii="TimesNewRomanPSMT" w:hAnsi="TimesNewRomanPSMT"/>
+                <w:color w:val="000000"/>
+                <w:sz w:val="24"/>
+                <w:lang w:eastAsia="zh-CN"/>
+              </w:rPr>
+              <w:t>[E2: Server error]</w:t>
+            </w:r>
+          </w:p>
+          <w:p>
+            <w:pPr>
+              <w:ind w:left="60"/>
+              <w:jc w:val="both"/>
+              <w:rPr>
+                <w:rFonts w:ascii="TimesNewRomanPSMT" w:hAnsi="TimesNewRomanPSMT"/>
+                <w:color w:val="000000"/>
+                <w:sz w:val="24"/>
+                <w:lang w:eastAsia="zh-CN"/>
+              </w:rPr>
+            </w:pPr>
+          </w:p>
+          <w:p>
+            <w:pPr>
+              <w:ind w:left="60"/>
+              <w:jc w:val="both"/>
+              <w:rPr>
+                <w:rFonts w:ascii="TimesNewRomanPSMT" w:hAnsi="TimesNewRomanPSMT" w:hint="eastAsia"/>
+                <w:color w:val="000000"/>
+                <w:sz w:val="24"/>
+                <w:lang w:eastAsia="zh-CN"/>
+              </w:rPr>
+            </w:pPr>
+            <w:r>
+              <w:rPr>
+                <w:rFonts w:ascii="TimesNewRomanPSMT" w:hAnsi="TimesNewRomanPSMT"/>
+                <w:color w:val="000000"/>
+                <w:sz w:val="24"/>
+                <w:lang w:eastAsia="zh-CN"/>
+              </w:rPr>
+              <w:t xml:space="preserve">7. System renders filtered feed and pagination. </w:t>
+            </w:r>
+          </w:p>
+        </w:tc>
+      </w:tr>
+      <w:tr>
+        <w:tc>
+          <w:tcPr>
+            <w:tcW w:w="1522" w:type="dxa"/>
+            <w:shd w:val="clear" w:color="auto" w:fill="E7E6E6"/>
+          </w:tcPr>
+          <w:p>
+            <w:pPr>
+              <w:jc w:val="both"/>
+              <w:rPr>
+                <w:rFonts w:ascii="TimesNewRomanPSMT" w:hAnsi="TimesNewRomanPSMT" w:hint="eastAsia"/>
+                <w:color w:val="000000"/>
+                <w:sz w:val="24"/>
+              </w:rPr>
+            </w:pPr>
+            <w:r>
+              <w:rPr>
+                <w:rFonts w:ascii="TimesNewRomanPSMT" w:hAnsi="TimesNewRomanPSMT"/>
+                <w:color w:val="000000"/>
+                <w:sz w:val="24"/>
+              </w:rPr>
+              <w:t>Alternative Flow</w:t>
+            </w:r>
+          </w:p>
+        </w:tc>
+        <w:tc>
+          <w:tcPr>
+            <w:tcW w:w="7827" w:type="dxa"/>
+            <w:gridSpan w:val="4"/>
+          </w:tcPr>
+          <w:p>
+            <w:pPr>
+              <w:jc w:val="both"/>
+              <w:rPr>
+                <w:rFonts w:ascii="TimesNewRomanPSMT" w:hAnsi="TimesNewRomanPSMT"/>
+                <w:color w:val="000000"/>
+                <w:sz w:val="24"/>
+              </w:rPr>
+            </w:pPr>
+            <w:r>
+              <w:rPr>
+                <w:rFonts w:ascii="TimesNewRomanPSMT" w:hAnsi="TimesNewRomanPSMT"/>
+                <w:b/>
+                <w:bCs/>
+                <w:color w:val="000000"/>
+                <w:sz w:val="24"/>
+              </w:rPr>
+              <w:t>A1: No posts match the tag filter</w:t>
+            </w:r>
+          </w:p>
+          <w:p>
+            <w:pPr>
+              <w:jc w:val="both"/>
+              <w:rPr>
+                <w:rFonts w:ascii="TimesNewRomanPSMT" w:hAnsi="TimesNewRomanPSMT"/>
+                <w:color w:val="000000"/>
+                <w:sz w:val="24"/>
+              </w:rPr>
+            </w:pPr>
+            <w:r>
+              <w:rPr>
+                <w:rFonts w:ascii="TimesNewRomanPSMT" w:hAnsi="TimesNewRomanPSMT"/>
+                <w:color w:val="000000"/>
+                <w:sz w:val="24"/>
+              </w:rPr>
+              <w:t>A1.1 Backend returns an empty list.</w:t>
+            </w:r>
+          </w:p>
+          <w:p>
+            <w:pPr>
+              <w:jc w:val="both"/>
+              <w:rPr>
+                <w:rFonts w:ascii="TimesNewRomanPSMT" w:hAnsi="TimesNewRomanPSMT"/>
+                <w:color w:val="000000"/>
+                <w:sz w:val="24"/>
+              </w:rPr>
+            </w:pPr>
+            <w:r>
+              <w:rPr>
+                <w:rFonts w:ascii="TimesNewRomanPSMT" w:hAnsi="TimesNewRomanPSMT"/>
+                <w:color w:val="000000"/>
+                <w:sz w:val="24"/>
+              </w:rPr>
+              <w:t>A1.2 System shows empty-state message and keeps tag filter visible.</w:t>
+            </w:r>
+          </w:p>
+          <w:p>
+            <w:pPr>
+              <w:jc w:val="both"/>
+              <w:rPr>
+                <w:rFonts w:ascii="TimesNewRomanPSMT" w:hAnsi="TimesNewRomanPSMT" w:hint="eastAsia"/>
+                <w:color w:val="000000"/>
+                <w:sz w:val="24"/>
+                <w:lang w:eastAsia="zh-CN"/>
+              </w:rPr>
+            </w:pPr>
+            <w:r>
+              <w:rPr>
+                <w:rFonts w:ascii="TimesNewRomanPSMT" w:hAnsi="TimesNewRomanPSMT"/>
+                <w:color w:val="000000"/>
+                <w:sz w:val="24"/>
+              </w:rPr>
+              <w:t>A1.3 Use case end.</w:t>
+            </w:r>
+          </w:p>
+        </w:tc>
+      </w:tr>
+      <w:tr>
+        <w:tc>
+          <w:tcPr>
+            <w:tcW w:w="1522" w:type="dxa"/>
+            <w:shd w:val="clear" w:color="auto" w:fill="E7E6E6"/>
+          </w:tcPr>
+          <w:p>
+            <w:pPr>
+              <w:jc w:val="both"/>
+              <w:rPr>
+                <w:rFonts w:ascii="TimesNewRomanPSMT" w:hAnsi="TimesNewRomanPSMT" w:hint="eastAsia"/>
+                <w:color w:val="000000"/>
+                <w:sz w:val="24"/>
+              </w:rPr>
+            </w:pPr>
+            <w:r>
+              <w:rPr>
+                <w:rFonts w:ascii="TimesNewRomanPSMT" w:hAnsi="TimesNewRomanPSMT"/>
+                <w:color w:val="000000"/>
+                <w:sz w:val="24"/>
+              </w:rPr>
+              <w:t>Exception Flow</w:t>
+            </w:r>
+          </w:p>
+        </w:tc>
+        <w:tc>
+          <w:tcPr>
+            <w:tcW w:w="7827" w:type="dxa"/>
+            <w:gridSpan w:val="4"/>
+          </w:tcPr>
+          <w:p>
+            <w:pPr>
+              <w:jc w:val="both"/>
+              <w:rPr>
+                <w:rFonts w:ascii="TimesNewRomanPSMT" w:hAnsi="TimesNewRomanPSMT"/>
+                <w:color w:val="000000"/>
+                <w:sz w:val="24"/>
+              </w:rPr>
+            </w:pPr>
+            <w:r>
+              <w:rPr>
+                <w:rFonts w:ascii="TimesNewRomanPSMT" w:hAnsi="TimesNewRomanPSMT"/>
+                <w:b/>
+                <w:bCs/>
+                <w:color w:val="000000"/>
+                <w:sz w:val="24"/>
+              </w:rPr>
+              <w:t>E1: Network timeout or connection error</w:t>
+            </w:r>
+          </w:p>
+          <w:p>
+            <w:pPr>
+              <w:jc w:val="both"/>
+              <w:rPr>
+                <w:rFonts w:ascii="TimesNewRomanPSMT" w:hAnsi="TimesNewRomanPSMT"/>
+                <w:color w:val="000000"/>
+                <w:sz w:val="24"/>
+              </w:rPr>
+            </w:pPr>
+            <w:r>
+              <w:rPr>
+                <w:rFonts w:ascii="TimesNewRomanPSMT" w:hAnsi="TimesNewRomanPSMT"/>
+                <w:color w:val="000000"/>
+                <w:sz w:val="24"/>
+              </w:rPr>
+              <w:t>E1.1 Filter request fails due to network issues.</w:t>
+            </w:r>
+          </w:p>
+          <w:p>
+            <w:pPr>
+              <w:jc w:val="both"/>
+              <w:rPr>
+                <w:rFonts w:ascii="TimesNewRomanPSMT" w:hAnsi="TimesNewRomanPSMT"/>
+                <w:color w:val="000000"/>
+                <w:sz w:val="24"/>
+              </w:rPr>
+            </w:pPr>
+            <w:r>
+              <w:rPr>
+                <w:rFonts w:ascii="TimesNewRomanPSMT" w:hAnsi="TimesNewRomanPSMT"/>
+                <w:color w:val="000000"/>
+                <w:sz w:val="24"/>
+              </w:rPr>
+              <w:t>E1.2 System shows error and retry action; selected tag(s) remain.</w:t>
+            </w:r>
+          </w:p>
+          <w:p>
+            <w:pPr>
+              <w:jc w:val="both"/>
+              <w:rPr>
+                <w:rFonts w:ascii="TimesNewRomanPSMT" w:hAnsi="TimesNewRomanPSMT" w:hint="eastAsia"/>
+                <w:color w:val="000000"/>
+                <w:sz w:val="24"/>
+                <w:lang w:eastAsia="zh-CN"/>
+              </w:rPr>
+            </w:pPr>
+            <w:r>
+              <w:rPr>
+                <w:rFonts w:ascii="TimesNewRomanPSMT" w:hAnsi="TimesNewRomanPSMT"/>
+                <w:color w:val="000000"/>
+                <w:sz w:val="24"/>
+              </w:rPr>
+              <w:t>E1.3 Use case end.</w:t>
+            </w:r>
+          </w:p>
+          <w:p>
+            <w:pPr>
+              <w:jc w:val="both"/>
+              <w:rPr>
+                <w:rFonts w:ascii="TimesNewRomanPSMT" w:hAnsi="TimesNewRomanPSMT"/>
+                <w:color w:val="000000"/>
+                <w:sz w:val="24"/>
+              </w:rPr>
+            </w:pPr>
+            <w:r>
+              <w:rPr>
+                <w:rFonts w:ascii="TimesNewRomanPSMT" w:hAnsi="TimesNewRomanPSMT"/>
+                <w:b/>
+                <w:bCs/>
+                <w:color w:val="000000"/>
+                <w:sz w:val="24"/>
+              </w:rPr>
+              <w:t>E2: Server error</w:t>
+            </w:r>
+          </w:p>
+          <w:p>
+            <w:pPr>
+              <w:jc w:val="both"/>
+              <w:rPr>
+                <w:rFonts w:ascii="TimesNewRomanPSMT" w:hAnsi="TimesNewRomanPSMT"/>
+                <w:color w:val="000000"/>
+                <w:sz w:val="24"/>
+              </w:rPr>
+            </w:pPr>
+            <w:r>
+              <w:rPr>
+                <w:rFonts w:ascii="TimesNewRomanPSMT" w:hAnsi="TimesNewRomanPSMT"/>
+                <w:color w:val="000000"/>
+                <w:sz w:val="24"/>
+              </w:rPr>
+              <w:t>E2.1 Backend returns 5xx.</w:t>
+            </w:r>
+          </w:p>
+          <w:p>
+            <w:pPr>
+              <w:jc w:val="both"/>
+              <w:rPr>
+                <w:rFonts w:ascii="TimesNewRomanPSMT" w:hAnsi="TimesNewRomanPSMT"/>
+                <w:color w:val="000000"/>
+                <w:sz w:val="24"/>
+              </w:rPr>
+            </w:pPr>
+            <w:r>
+              <w:rPr>
+                <w:rFonts w:ascii="TimesNewRomanPSMT" w:hAnsi="TimesNewRomanPSMT"/>
+                <w:color w:val="000000"/>
+                <w:sz w:val="24"/>
+              </w:rPr>
+              <w:lastRenderedPageBreak/>
+              <w:t>E2.2 System shows error and retry action.</w:t>
+            </w:r>
+          </w:p>
+          <w:p>
+            <w:pPr>
+              <w:jc w:val="both"/>
+              <w:rPr>
+                <w:rFonts w:ascii="TimesNewRomanPSMT" w:hAnsi="TimesNewRomanPSMT" w:hint="eastAsia"/>
+                <w:color w:val="000000"/>
+                <w:sz w:val="24"/>
+                <w:lang w:eastAsia="zh-CN"/>
+              </w:rPr>
+            </w:pPr>
+            <w:r>
+              <w:rPr>
+                <w:rFonts w:ascii="TimesNewRomanPSMT" w:hAnsi="TimesNewRomanPSMT"/>
+                <w:color w:val="000000"/>
+                <w:sz w:val="24"/>
+              </w:rPr>
+              <w:t>E2.3 Use case end.</w:t>
+            </w:r>
+          </w:p>
+        </w:tc>
+      </w:tr>
+      <w:tr>
+        <w:tc>
+          <w:tcPr>
+            <w:tcW w:w="1522" w:type="dxa"/>
+            <w:shd w:val="clear" w:color="auto" w:fill="E7E6E6"/>
+          </w:tcPr>
+          <w:p>
+            <w:pPr>
+              <w:jc w:val="both"/>
+              <w:rPr>
+                <w:rFonts w:ascii="TimesNewRomanPSMT" w:hAnsi="TimesNewRomanPSMT" w:hint="eastAsia"/>
+                <w:color w:val="000000"/>
+                <w:sz w:val="24"/>
+              </w:rPr>
+            </w:pPr>
+            <w:r>
+              <w:rPr>
+                <w:rFonts w:ascii="TimesNewRomanPSMT" w:hAnsi="TimesNewRomanPSMT"/>
+                <w:color w:val="000000"/>
+                <w:sz w:val="24"/>
+              </w:rPr>
+              <w:lastRenderedPageBreak/>
+              <w:t>Note</w:t>
+            </w:r>
+          </w:p>
+        </w:tc>
+        <w:tc>
+          <w:tcPr>
+            <w:tcW w:w="7827" w:type="dxa"/>
+            <w:gridSpan w:val="4"/>
+          </w:tcPr>
+          <w:p>
+            <w:pPr>
+              <w:jc w:val="both"/>
+              <w:rPr>
+                <w:rFonts w:ascii="TimesNewRomanPSMT" w:hAnsi="TimesNewRomanPSMT"/>
+                <w:color w:val="000000"/>
+                <w:sz w:val="24"/>
+              </w:rPr>
+            </w:pPr>
+            <w:r>
+              <w:rPr>
+                <w:rFonts w:ascii="TimesNewRomanPSMT" w:hAnsi="TimesNewRomanPSMT"/>
+                <w:color w:val="000000"/>
+                <w:sz w:val="24"/>
+              </w:rPr>
+              <w:t>Tag filtering can be combined with search functionality; when both tag filter and search keyword are applied, the system returns posts that match both conditions.</w:t>
+            </w:r>
+          </w:p>
+          <w:p>
+            <w:pPr>
+              <w:jc w:val="both"/>
+              <w:rPr>
+                <w:rFonts w:ascii="TimesNewRomanPSMT" w:hAnsi="TimesNewRomanPSMT"/>
+                <w:color w:val="000000"/>
+                <w:sz w:val="24"/>
+              </w:rPr>
+            </w:pPr>
+            <w:r>
+              <w:rPr>
+                <w:rFonts w:ascii="TimesNewRomanPSMT" w:hAnsi="TimesNewRomanPSMT"/>
+                <w:color w:val="000000"/>
+                <w:sz w:val="24"/>
+              </w:rPr>
+              <w:t xml:space="preserve">The predefined tag categories </w:t>
+            </w:r>
+            <w:proofErr w:type="gramStart"/>
+            <w:r>
+              <w:rPr>
+                <w:rFonts w:ascii="TimesNewRomanPSMT" w:hAnsi="TimesNewRomanPSMT"/>
+                <w:color w:val="000000"/>
+                <w:sz w:val="24"/>
+              </w:rPr>
+              <w:t>are:</w:t>
+            </w:r>
+            <w:proofErr w:type="gramEnd"/>
+            <w:r>
+              <w:rPr>
+                <w:rFonts w:ascii="TimesNewRomanPSMT" w:hAnsi="TimesNewRomanPSMT"/>
+                <w:color w:val="000000"/>
+                <w:sz w:val="24"/>
+              </w:rPr>
+              <w:t xml:space="preserve"> </w:t>
+            </w:r>
+            <w:proofErr w:type="gramStart"/>
+            <w:r>
+              <w:rPr>
+                <w:rFonts w:ascii="TimesNewRomanPSMT" w:hAnsi="TimesNewRomanPSMT"/>
+                <w:color w:val="000000"/>
+                <w:sz w:val="24"/>
+              </w:rPr>
+              <w:t>Study ,</w:t>
+            </w:r>
+            <w:proofErr w:type="gramEnd"/>
+            <w:r>
+              <w:rPr>
+                <w:rFonts w:ascii="TimesNewRomanPSMT" w:hAnsi="TimesNewRomanPSMT"/>
+                <w:color w:val="000000"/>
+                <w:sz w:val="24"/>
+              </w:rPr>
+              <w:t xml:space="preserve"> Housing, </w:t>
+            </w:r>
+            <w:proofErr w:type="gramStart"/>
+            <w:r>
+              <w:rPr>
+                <w:rFonts w:ascii="TimesNewRomanPSMT" w:hAnsi="TimesNewRomanPSMT"/>
+                <w:color w:val="000000"/>
+                <w:sz w:val="24"/>
+              </w:rPr>
+              <w:t>Travel ,</w:t>
+            </w:r>
+            <w:proofErr w:type="gramEnd"/>
+            <w:r>
+              <w:rPr>
+                <w:rFonts w:ascii="TimesNewRomanPSMT" w:hAnsi="TimesNewRomanPSMT"/>
+                <w:color w:val="000000"/>
+                <w:sz w:val="24"/>
+              </w:rPr>
+              <w:t xml:space="preserve"> Part-time Job, and Life </w:t>
+            </w:r>
+            <w:proofErr w:type="gramStart"/>
+            <w:r>
+              <w:rPr>
+                <w:rFonts w:ascii="TimesNewRomanPSMT" w:hAnsi="TimesNewRomanPSMT"/>
+                <w:color w:val="000000"/>
+                <w:sz w:val="24"/>
+              </w:rPr>
+              <w:t>Services .</w:t>
+            </w:r>
+            <w:proofErr w:type="gramEnd"/>
+          </w:p>
+          <w:p>
+            <w:pPr>
+              <w:jc w:val="both"/>
+              <w:rPr>
+                <w:rFonts w:ascii="TimesNewRomanPSMT" w:hAnsi="TimesNewRomanPSMT"/>
+                <w:color w:val="000000"/>
+                <w:sz w:val="24"/>
+              </w:rPr>
+            </w:pPr>
+            <w:r>
+              <w:rPr>
+                <w:rFonts w:ascii="TimesNewRomanPSMT" w:hAnsi="TimesNewRomanPSMT"/>
+                <w:color w:val="000000"/>
+                <w:sz w:val="24"/>
+              </w:rPr>
+              <w:t>When a tag filter is applied, pagination is reset to page 1, and the feed displays only posts matching the selected tag(s).</w:t>
+            </w:r>
+          </w:p>
+          <w:p>
+            <w:pPr>
+              <w:jc w:val="both"/>
+              <w:rPr>
+                <w:rFonts w:ascii="TimesNewRomanPSMT" w:hAnsi="TimesNewRomanPSMT" w:hint="eastAsia"/>
+                <w:color w:val="000000"/>
+                <w:sz w:val="24"/>
+                <w:lang w:eastAsia="zh-CN"/>
+              </w:rPr>
+            </w:pPr>
+            <w:r>
+              <w:rPr>
+                <w:rFonts w:ascii="TimesNewRomanPSMT" w:hAnsi="TimesNewRomanPSMT"/>
+                <w:color w:val="000000"/>
+                <w:sz w:val="24"/>
+              </w:rPr>
+              <w:t>Users can select multiple tags simultaneously to filter posts by any of the selected tags (OR logic).</w:t>
+            </w:r>
+          </w:p>
+        </w:tc>
+      </w:tr>
+    </w:tbl>
     <w:p>
       <w:pPr>
         <w:rPr>
+          <w:rFonts w:ascii="TimesNewRomanPSMT" w:hAnsi="TimesNewRomanPSMT"/>
+          <w:color w:val="000000"/>
+          <w:sz w:val="24"/>
+          <w:lang w:eastAsia="zh-CN"/>
+        </w:rPr>
+      </w:pPr>
+    </w:p>
+    <w:p>
+      <w:pPr>
+        <w:rPr>
           <w:rFonts w:ascii="TimesNewRomanPSMT" w:hAnsi="TimesNewRomanPSMT" w:hint="eastAsia"/>
+          <w:b/>
+          <w:bCs/>
+          <w:color w:val="000000"/>
+          <w:sz w:val="24"/>
+          <w:lang w:eastAsia="zh-CN"/>
+        </w:rPr>
+      </w:pPr>
+      <w:r>
+        <w:rPr>
+          <w:rFonts w:ascii="TimesNewRomanPSMT" w:hAnsi="TimesNewRomanPSMT" w:hint="eastAsia"/>
+          <w:b/>
+          <w:bCs/>
+          <w:color w:val="000000"/>
+          <w:sz w:val="24"/>
+          <w:lang w:eastAsia="zh-CN"/>
+        </w:rPr>
+        <w:t>AD-10</w:t>
+      </w:r>
+    </w:p>
+    <w:p>
+      <w:pPr>
+        <w:rPr>
+          <w:rFonts w:ascii="TimesNewRomanPSMT" w:hAnsi="TimesNewRomanPSMT"/>
+          <w:color w:val="000000"/>
+          <w:sz w:val="24"/>
+          <w:lang w:eastAsia="zh-CN"/>
+        </w:rPr>
+      </w:pPr>
+      <w:r>
+        <w:rPr>
+          <w:noProof/>
+          <w14:ligatures w14:val="standardContextual"/>
+        </w:rPr>
+        <w:drawing>
+          <wp:inline distT="0" distB="0" distL="0" distR="0" wp14:anchorId="6D387066" wp14:editId="3CB49774">
+            <wp:extent cx="5274310" cy="3254375"/>
+            <wp:effectExtent l="0" t="0" r="2540" b="3175"/>
+            <wp:docPr id="398804007" name="图片 1" descr="图示&#10;&#10;AI 生成的内容可能不正确。"/>
+            <wp:cNvGraphicFramePr>
+              <a:graphicFrameLocks xmlns:a="http://schemas.openxmlformats.org/drawingml/2006/main" noChangeAspect="1"/>
+            </wp:cNvGraphicFramePr>
+            <a:graphic xmlns:a="http://schemas.openxmlformats.org/drawingml/2006/main">
+              <a:graphicData uri="http://schemas.openxmlformats.org/drawingml/2006/picture">
+                <pic:pic xmlns:pic="http://schemas.openxmlformats.org/drawingml/2006/picture">
+                  <pic:nvPicPr>
+                    <pic:cNvPr id="398804007" name="图片 1" descr="图示&#10;&#10;AI 生成的内容可能不正确。"/>
+                    <pic:cNvPicPr/>
+                  </pic:nvPicPr>
+                  <pic:blipFill>
+                    <a:blip r:embed="rId18"/>
+                    <a:stretch>
+                      <a:fillRect/>
+                    </a:stretch>
+                  </pic:blipFill>
+                  <pic:spPr>
+                    <a:xfrm>
+                      <a:off x="0" y="0"/>
+                      <a:ext cx="5274310" cy="3254375"/>
+                    </a:xfrm>
+                    <a:prstGeom prst="rect">
+                      <a:avLst/>
+                    </a:prstGeom>
+                  </pic:spPr>
+                </pic:pic>
+              </a:graphicData>
+            </a:graphic>
+          </wp:inline>
+        </w:drawing>
+      </w:r>
+    </w:p>
+    <w:p>
+      <w:pPr>
+        <w:rPr>
+          <w:rFonts w:ascii="TimesNewRomanPSMT" w:hAnsi="TimesNewRomanPSMT"/>
+          <w:color w:val="000000"/>
+          <w:sz w:val="24"/>
+          <w:lang w:eastAsia="zh-CN"/>
+        </w:rPr>
+      </w:pPr>
+    </w:p>
+    <w:p>
+      <w:pPr>
+        <w:rPr>
+          <w:rFonts w:ascii="TimesNewRomanPSMT" w:hAnsi="TimesNewRomanPSMT"/>
+          <w:b/>
+          <w:bCs/>
+          <w:lang w:eastAsia="zh-CN"/>
+        </w:rPr>
+      </w:pPr>
+      <w:r>
+        <w:rPr>
+          <w:rFonts w:ascii="TimesNewRomanPSMT" w:hAnsi="TimesNewRomanPSMT"/>
+          <w:b/>
+          <w:bCs/>
+          <w:lang w:eastAsia="zh-CN"/>
+        </w:rPr>
+        <w:lastRenderedPageBreak/>
+        <w:t>2.</w:t>
+      </w:r>
+      <w:r>
+        <w:rPr>
+          <w:rFonts w:ascii="TimesNewRomanPSMT" w:hAnsi="TimesNewRomanPSMT" w:hint="eastAsia"/>
+          <w:b/>
+          <w:bCs/>
+          <w:lang w:eastAsia="zh-CN"/>
+        </w:rPr>
+        <w:t>2</w:t>
+      </w:r>
+      <w:r>
+        <w:rPr>
+          <w:rFonts w:ascii="TimesNewRomanPSMT" w:hAnsi="TimesNewRomanPSMT"/>
+          <w:b/>
+          <w:bCs/>
+          <w:lang w:eastAsia="zh-CN"/>
+        </w:rPr>
+        <w:t>.3.</w:t>
+      </w:r>
+      <w:r>
+        <w:rPr>
+          <w:rFonts w:ascii="TimesNewRomanPSMT" w:hAnsi="TimesNewRomanPSMT" w:hint="eastAsia"/>
+          <w:b/>
+          <w:bCs/>
+          <w:lang w:eastAsia="zh-CN"/>
+        </w:rPr>
+        <w:t>5</w:t>
+      </w:r>
+      <w:r>
+        <w:rPr>
+          <w:rFonts w:ascii="TimesNewRomanPSMT" w:hAnsi="TimesNewRomanPSMT"/>
+          <w:b/>
+          <w:bCs/>
+          <w:lang w:eastAsia="zh-CN"/>
+        </w:rPr>
+        <w:t xml:space="preserve"> UCD</w:t>
+      </w:r>
+      <w:r>
+        <w:rPr>
+          <w:rFonts w:ascii="TimesNewRomanPSMT" w:hAnsi="TimesNewRomanPSMT" w:hint="eastAsia"/>
+          <w:b/>
+          <w:bCs/>
+          <w:lang w:eastAsia="zh-CN"/>
+        </w:rPr>
+        <w:t>1</w:t>
+      </w:r>
+      <w:r>
+        <w:rPr>
+          <w:rFonts w:ascii="TimesNewRomanPSMT" w:hAnsi="TimesNewRomanPSMT" w:hint="eastAsia"/>
+          <w:b/>
+          <w:bCs/>
+          <w:lang w:eastAsia="zh-CN"/>
+        </w:rPr>
+        <w:t xml:space="preserve">1 </w:t>
+      </w:r>
+      <w:r>
+        <w:rPr>
+          <w:rFonts w:ascii="TimesNewRomanPSMT" w:hAnsi="TimesNewRomanPSMT"/>
+          <w:b/>
+          <w:bCs/>
+          <w:lang w:eastAsia="zh-CN"/>
+        </w:rPr>
+        <w:t>View Post Details</w:t>
+      </w:r>
+    </w:p>
+    <w:p>
+      <w:pPr>
+        <w:rPr>
+          <w:rFonts w:ascii="TimesNewRomanPSMT" w:hAnsi="TimesNewRomanPSMT" w:hint="eastAsia"/>
+          <w:color w:val="000000"/>
+          <w:sz w:val="24"/>
+          <w:lang w:eastAsia="zh-CN"/>
+        </w:rPr>
+      </w:pPr>
+      <w:r>
+        <w:rPr>
+          <w:rFonts w:ascii="TimesNewRomanPSMT" w:hAnsi="TimesNewRomanPSMT"/>
+          <w:b/>
+          <w:bCs/>
+          <w:color w:val="000000"/>
+          <w:sz w:val="24"/>
+          <w:lang w:eastAsia="zh-CN"/>
+        </w:rPr>
+        <w:t>URS-11</w:t>
+      </w:r>
+      <w:r>
+        <w:rPr>
+          <w:rFonts w:ascii="TimesNewRomanPSMT" w:hAnsi="TimesNewRomanPSMT"/>
+          <w:color w:val="000000"/>
+          <w:sz w:val="24"/>
+          <w:lang w:eastAsia="zh-CN"/>
+        </w:rPr>
+        <w:t>: The User can view post details including full text, images, tags, engagement metrics (likes, comments), and author profile when clicking on a post, with content displayed in the current interface language using the stored bilingual fields</w:t>
+      </w:r>
+    </w:p>
+    <w:p>
+      <w:pPr>
+        <w:rPr>
+          <w:rFonts w:ascii="TimesNewRomanPSMT" w:hAnsi="TimesNewRomanPSMT" w:hint="eastAsia"/>
+          <w:color w:val="000000"/>
+          <w:sz w:val="24"/>
+          <w:lang w:eastAsia="zh-CN"/>
+        </w:rPr>
+      </w:pPr>
+      <w:r>
+        <w:rPr>
+          <w:rFonts w:ascii="TimesNewRomanPSMT" w:hAnsi="TimesNewRomanPSMT"/>
+          <w:b/>
+          <w:bCs/>
+          <w:color w:val="000000"/>
+          <w:sz w:val="24"/>
+          <w:lang w:eastAsia="zh-CN"/>
+        </w:rPr>
+        <w:t>SRS-57</w:t>
+      </w:r>
+      <w:r>
+        <w:rPr>
+          <w:rFonts w:ascii="TimesNewRomanPSMT" w:hAnsi="TimesNewRomanPSMT"/>
+          <w:color w:val="000000"/>
+          <w:sz w:val="24"/>
+          <w:lang w:eastAsia="zh-CN"/>
+        </w:rPr>
+        <w:t>: When a user clicks a post card on UI-Community-Feed, the system shall navigate to UI-Community-</w:t>
+      </w:r>
+      <w:proofErr w:type="spellStart"/>
+      <w:r>
+        <w:rPr>
+          <w:rFonts w:ascii="TimesNewRomanPSMT" w:hAnsi="TimesNewRomanPSMT"/>
+          <w:color w:val="000000"/>
+          <w:sz w:val="24"/>
+          <w:lang w:eastAsia="zh-CN"/>
+        </w:rPr>
+        <w:t>PostDetail</w:t>
+      </w:r>
+      <w:proofErr w:type="spellEnd"/>
+      <w:r>
+        <w:rPr>
+          <w:rFonts w:ascii="TimesNewRomanPSMT" w:hAnsi="TimesNewRomanPSMT"/>
+          <w:color w:val="000000"/>
+          <w:sz w:val="24"/>
+          <w:lang w:eastAsia="zh-CN"/>
+        </w:rPr>
+        <w:t xml:space="preserve"> for that post ID.</w:t>
+      </w:r>
+    </w:p>
+    <w:p>
+      <w:pPr>
+        <w:rPr>
+          <w:rFonts w:ascii="TimesNewRomanPSMT" w:hAnsi="TimesNewRomanPSMT"/>
+          <w:color w:val="000000"/>
+          <w:sz w:val="24"/>
+          <w:lang w:eastAsia="zh-CN"/>
+        </w:rPr>
+      </w:pPr>
+      <w:r>
+        <w:rPr>
+          <w:rFonts w:ascii="TimesNewRomanPSMT" w:hAnsi="TimesNewRomanPSMT"/>
+          <w:b/>
+          <w:bCs/>
+          <w:color w:val="000000"/>
+          <w:sz w:val="24"/>
+          <w:lang w:eastAsia="zh-CN"/>
+        </w:rPr>
+        <w:t>SRS-58</w:t>
+      </w:r>
+      <w:r>
+        <w:rPr>
+          <w:rFonts w:ascii="TimesNewRomanPSMT" w:hAnsi="TimesNewRomanPSMT"/>
+          <w:color w:val="000000"/>
+          <w:sz w:val="24"/>
+          <w:lang w:eastAsia="zh-CN"/>
+        </w:rPr>
+        <w:t>: UI-Community-</w:t>
+      </w:r>
+      <w:proofErr w:type="spellStart"/>
+      <w:r>
+        <w:rPr>
+          <w:rFonts w:ascii="TimesNewRomanPSMT" w:hAnsi="TimesNewRomanPSMT"/>
+          <w:color w:val="000000"/>
+          <w:sz w:val="24"/>
+          <w:lang w:eastAsia="zh-CN"/>
+        </w:rPr>
+        <w:t>PostDetail</w:t>
+      </w:r>
+      <w:proofErr w:type="spellEnd"/>
+      <w:r>
+        <w:rPr>
+          <w:rFonts w:ascii="TimesNewRomanPSMT" w:hAnsi="TimesNewRomanPSMT"/>
+          <w:color w:val="000000"/>
+          <w:sz w:val="24"/>
+          <w:lang w:eastAsia="zh-CN"/>
+        </w:rPr>
+        <w:t xml:space="preserve"> shall display post content in the current interface language, loading the corresponding bilingual field (ZH/EN).</w:t>
+      </w:r>
+    </w:p>
+    <w:p>
+      <w:pPr>
+        <w:rPr>
+          <w:rFonts w:ascii="TimesNewRomanPSMT" w:hAnsi="TimesNewRomanPSMT" w:hint="eastAsia"/>
+          <w:color w:val="000000"/>
+          <w:sz w:val="24"/>
+          <w:lang w:eastAsia="zh-CN"/>
+        </w:rPr>
+      </w:pPr>
+      <w:r>
+        <w:rPr>
+          <w:rFonts w:ascii="TimesNewRomanPSMT" w:hAnsi="TimesNewRomanPSMT"/>
+          <w:b/>
+          <w:bCs/>
+          <w:color w:val="000000"/>
+          <w:sz w:val="24"/>
+          <w:lang w:eastAsia="zh-CN"/>
+        </w:rPr>
+        <w:t>SRS-59</w:t>
+      </w:r>
+      <w:r>
+        <w:rPr>
+          <w:rFonts w:ascii="TimesNewRomanPSMT" w:hAnsi="TimesNewRomanPSMT"/>
+          <w:color w:val="000000"/>
+          <w:sz w:val="24"/>
+          <w:lang w:eastAsia="zh-CN"/>
+        </w:rPr>
+        <w:t>: UI-Community-</w:t>
+      </w:r>
+      <w:proofErr w:type="spellStart"/>
+      <w:r>
+        <w:rPr>
+          <w:rFonts w:ascii="TimesNewRomanPSMT" w:hAnsi="TimesNewRomanPSMT"/>
+          <w:color w:val="000000"/>
+          <w:sz w:val="24"/>
+          <w:lang w:eastAsia="zh-CN"/>
+        </w:rPr>
+        <w:t>PostDetail</w:t>
+      </w:r>
+      <w:proofErr w:type="spellEnd"/>
+      <w:r>
+        <w:rPr>
+          <w:rFonts w:ascii="TimesNewRomanPSMT" w:hAnsi="TimesNewRomanPSMT"/>
+          <w:color w:val="000000"/>
+          <w:sz w:val="24"/>
+          <w:lang w:eastAsia="zh-CN"/>
+        </w:rPr>
+        <w:t xml:space="preserve"> shall </w:t>
+      </w:r>
+      <w:proofErr w:type="gramStart"/>
+      <w:r>
+        <w:rPr>
+          <w:rFonts w:ascii="TimesNewRomanPSMT" w:hAnsi="TimesNewRomanPSMT"/>
+          <w:color w:val="000000"/>
+          <w:sz w:val="24"/>
+          <w:lang w:eastAsia="zh-CN"/>
+        </w:rPr>
+        <w:t>display:</w:t>
+      </w:r>
+      <w:proofErr w:type="gramEnd"/>
+      <w:r>
+        <w:rPr>
+          <w:rFonts w:ascii="TimesNewRomanPSMT" w:hAnsi="TimesNewRomanPSMT"/>
+          <w:color w:val="000000"/>
+          <w:sz w:val="24"/>
+          <w:lang w:eastAsia="zh-CN"/>
+        </w:rPr>
+        <w:t xml:space="preserve"> full body text, images, tags, like count, comment count, and author profile entry.</w:t>
+      </w:r>
+    </w:p>
+    <w:tbl>
+      <w:tblPr>
+        <w:tblpPr w:leftFromText="180" w:rightFromText="180" w:topFromText="180" w:bottomFromText="180" w:vertAnchor="text" w:horzAnchor="margin" w:tblpY="477"/>
+        <w:tblW w:w="9349" w:type="dxa"/>
+        <w:tblBorders>
+          <w:top w:val="single" w:sz="4" w:space="0" w:color="000000"/>
+          <w:left w:val="single" w:sz="4" w:space="0" w:color="000000"/>
+          <w:bottom w:val="single" w:sz="4" w:space="0" w:color="000000"/>
+          <w:right w:val="single" w:sz="4" w:space="0" w:color="000000"/>
+          <w:insideH w:val="single" w:sz="4" w:space="0" w:color="000000"/>
+          <w:insideV w:val="single" w:sz="4" w:space="0" w:color="000000"/>
+        </w:tblBorders>
+        <w:tblLayout w:type="fixed"/>
+        <w:tblLook w:val="0400" w:firstRow="0" w:lastRow="0" w:firstColumn="0" w:lastColumn="0" w:noHBand="0" w:noVBand="1"/>
+      </w:tblPr>
+      <w:tblGrid>
+        <w:gridCol w:w="1522"/>
+        <w:gridCol w:w="1307"/>
+        <w:gridCol w:w="2683"/>
+        <w:gridCol w:w="2012"/>
+        <w:gridCol w:w="1825"/>
+      </w:tblGrid>
+      <w:tr>
+        <w:tc>
+          <w:tcPr>
+            <w:tcW w:w="1522" w:type="dxa"/>
+            <w:shd w:val="clear" w:color="auto" w:fill="E7E6E6"/>
+          </w:tcPr>
+          <w:p>
+            <w:pPr>
+              <w:jc w:val="both"/>
+              <w:rPr>
+                <w:rFonts w:ascii="TimesNewRomanPSMT" w:hAnsi="TimesNewRomanPSMT" w:hint="eastAsia"/>
+                <w:color w:val="000000"/>
+                <w:sz w:val="24"/>
+              </w:rPr>
+            </w:pPr>
+            <w:r>
+              <w:rPr>
+                <w:rFonts w:ascii="TimesNewRomanPSMT" w:hAnsi="TimesNewRomanPSMT"/>
+                <w:color w:val="000000"/>
+                <w:sz w:val="24"/>
+              </w:rPr>
+              <w:t>Use Case ID</w:t>
+            </w:r>
+          </w:p>
+        </w:tc>
+        <w:tc>
+          <w:tcPr>
+            <w:tcW w:w="7827" w:type="dxa"/>
+            <w:gridSpan w:val="4"/>
+          </w:tcPr>
+          <w:p>
+            <w:pPr>
+              <w:jc w:val="both"/>
+              <w:rPr>
+                <w:rFonts w:ascii="TimesNewRomanPSMT" w:hAnsi="TimesNewRomanPSMT" w:hint="eastAsia"/>
+                <w:color w:val="000000"/>
+                <w:sz w:val="24"/>
+                <w:lang w:eastAsia="zh-CN"/>
+              </w:rPr>
+            </w:pPr>
+            <w:r>
+              <w:rPr>
+                <w:rFonts w:ascii="TimesNewRomanPSMT" w:hAnsi="TimesNewRomanPSMT"/>
+                <w:color w:val="000000"/>
+                <w:sz w:val="24"/>
+              </w:rPr>
+              <w:t xml:space="preserve"> </w:t>
+            </w:r>
+            <w:r>
+              <w:rPr>
+                <w:rFonts w:ascii="TimesNewRomanPSMT" w:hAnsi="TimesNewRomanPSMT" w:hint="eastAsia"/>
+                <w:color w:val="000000"/>
+                <w:sz w:val="24"/>
+              </w:rPr>
+              <w:t>UC-</w:t>
+            </w:r>
+            <w:r>
+              <w:rPr>
+                <w:rFonts w:ascii="TimesNewRomanPSMT" w:hAnsi="TimesNewRomanPSMT" w:hint="eastAsia"/>
+                <w:color w:val="000000"/>
+                <w:sz w:val="24"/>
+                <w:lang w:eastAsia="zh-CN"/>
+              </w:rPr>
+              <w:t>11</w:t>
+            </w:r>
+          </w:p>
+        </w:tc>
+      </w:tr>
+      <w:tr>
+        <w:tc>
+          <w:tcPr>
+            <w:tcW w:w="1522" w:type="dxa"/>
+            <w:shd w:val="clear" w:color="auto" w:fill="E7E6E6"/>
+          </w:tcPr>
+          <w:p>
+            <w:pPr>
+              <w:rPr>
+                <w:rFonts w:ascii="TimesNewRomanPSMT" w:hAnsi="TimesNewRomanPSMT" w:hint="eastAsia"/>
+                <w:color w:val="000000"/>
+                <w:sz w:val="24"/>
+              </w:rPr>
+            </w:pPr>
+            <w:r>
+              <w:rPr>
+                <w:rFonts w:ascii="TimesNewRomanPSMT" w:hAnsi="TimesNewRomanPSMT"/>
+                <w:color w:val="000000"/>
+                <w:sz w:val="24"/>
+              </w:rPr>
+              <w:t>Use Case Name</w:t>
+            </w:r>
+          </w:p>
+        </w:tc>
+        <w:tc>
+          <w:tcPr>
+            <w:tcW w:w="7827" w:type="dxa"/>
+            <w:gridSpan w:val="4"/>
+          </w:tcPr>
+          <w:p>
+            <w:pPr>
+              <w:rPr>
+                <w:rFonts w:ascii="TimesNewRomanPSMT" w:hAnsi="TimesNewRomanPSMT" w:hint="eastAsia"/>
+                <w:lang w:eastAsia="zh-CN"/>
+              </w:rPr>
+            </w:pPr>
+            <w:r>
+              <w:rPr>
+                <w:rFonts w:ascii="TimesNewRomanPSMT" w:hAnsi="TimesNewRomanPSMT"/>
+                <w:lang w:eastAsia="zh-CN"/>
+              </w:rPr>
+              <w:t>View Post Details</w:t>
+            </w:r>
+          </w:p>
+        </w:tc>
+      </w:tr>
+      <w:tr>
+        <w:tc>
+          <w:tcPr>
+            <w:tcW w:w="1522" w:type="dxa"/>
+            <w:shd w:val="clear" w:color="auto" w:fill="E7E6E6"/>
+          </w:tcPr>
+          <w:p>
+            <w:pPr>
+              <w:jc w:val="both"/>
+              <w:rPr>
+                <w:rFonts w:ascii="TimesNewRomanPSMT" w:hAnsi="TimesNewRomanPSMT" w:hint="eastAsia"/>
+                <w:color w:val="000000"/>
+                <w:sz w:val="24"/>
+              </w:rPr>
+            </w:pPr>
+            <w:r>
+              <w:rPr>
+                <w:rFonts w:ascii="TimesNewRomanPSMT" w:hAnsi="TimesNewRomanPSMT"/>
+                <w:color w:val="000000"/>
+                <w:sz w:val="24"/>
+              </w:rPr>
+              <w:t>Actors</w:t>
+            </w:r>
+          </w:p>
+        </w:tc>
+        <w:tc>
+          <w:tcPr>
+            <w:tcW w:w="7827" w:type="dxa"/>
+            <w:gridSpan w:val="4"/>
+          </w:tcPr>
+          <w:p>
+            <w:pPr>
+              <w:jc w:val="both"/>
+              <w:rPr>
+                <w:rFonts w:ascii="TimesNewRomanPSMT" w:hAnsi="TimesNewRomanPSMT" w:hint="eastAsia"/>
+                <w:color w:val="000000"/>
+                <w:sz w:val="24"/>
+                <w:lang w:eastAsia="zh-CN"/>
+              </w:rPr>
+            </w:pPr>
+            <w:r>
+              <w:rPr>
+                <w:rFonts w:ascii="TimesNewRomanPSMT" w:hAnsi="TimesNewRomanPSMT" w:hint="eastAsia"/>
+                <w:color w:val="000000"/>
+                <w:sz w:val="24"/>
+                <w:lang w:eastAsia="zh-CN"/>
+              </w:rPr>
+              <w:t>User</w:t>
+            </w:r>
+          </w:p>
+        </w:tc>
+      </w:tr>
+      <w:tr>
+        <w:tc>
+          <w:tcPr>
+            <w:tcW w:w="1522" w:type="dxa"/>
+            <w:shd w:val="clear" w:color="auto" w:fill="E7E6E6"/>
+          </w:tcPr>
+          <w:p>
+            <w:pPr>
+              <w:jc w:val="both"/>
+              <w:rPr>
+                <w:rFonts w:ascii="TimesNewRomanPSMT" w:hAnsi="TimesNewRomanPSMT" w:hint="eastAsia"/>
+                <w:color w:val="000000"/>
+                <w:sz w:val="24"/>
+              </w:rPr>
+            </w:pPr>
+            <w:r>
+              <w:rPr>
+                <w:rFonts w:ascii="TimesNewRomanPSMT" w:hAnsi="TimesNewRomanPSMT"/>
+                <w:color w:val="000000"/>
+                <w:sz w:val="24"/>
+              </w:rPr>
+              <w:t>Description</w:t>
+            </w:r>
+          </w:p>
+        </w:tc>
+        <w:tc>
+          <w:tcPr>
+            <w:tcW w:w="7827" w:type="dxa"/>
+            <w:gridSpan w:val="4"/>
+          </w:tcPr>
+          <w:p>
+            <w:pPr>
+              <w:jc w:val="both"/>
+              <w:rPr>
+                <w:rFonts w:ascii="TimesNewRomanPSMT" w:hAnsi="TimesNewRomanPSMT" w:hint="eastAsia"/>
+                <w:color w:val="000000"/>
+                <w:sz w:val="24"/>
+                <w:lang w:eastAsia="zh-CN"/>
+              </w:rPr>
+            </w:pPr>
+            <w:r>
+              <w:rPr>
+                <w:rFonts w:ascii="TimesNewRomanPSMT" w:hAnsi="TimesNewRomanPSMT"/>
+                <w:color w:val="000000"/>
+                <w:sz w:val="24"/>
+              </w:rPr>
+              <w:t>User opens a post detail page and reads the post and its comments in selected language.</w:t>
+            </w:r>
+          </w:p>
+        </w:tc>
+      </w:tr>
+      <w:tr>
+        <w:tc>
+          <w:tcPr>
+            <w:tcW w:w="1522" w:type="dxa"/>
+            <w:shd w:val="clear" w:color="auto" w:fill="E7E6E6"/>
+          </w:tcPr>
+          <w:p>
+            <w:pPr>
+              <w:jc w:val="both"/>
+              <w:rPr>
+                <w:rFonts w:ascii="TimesNewRomanPSMT" w:hAnsi="TimesNewRomanPSMT" w:hint="eastAsia"/>
+                <w:color w:val="000000"/>
+                <w:sz w:val="24"/>
+              </w:rPr>
+            </w:pPr>
+            <w:r>
+              <w:rPr>
+                <w:rFonts w:ascii="TimesNewRomanPSMT" w:hAnsi="TimesNewRomanPSMT"/>
+                <w:color w:val="000000"/>
+                <w:sz w:val="24"/>
+              </w:rPr>
+              <w:t>Trigger</w:t>
+            </w:r>
+          </w:p>
+        </w:tc>
+        <w:tc>
+          <w:tcPr>
+            <w:tcW w:w="7827" w:type="dxa"/>
+            <w:gridSpan w:val="4"/>
+          </w:tcPr>
+          <w:p>
+            <w:pPr>
+              <w:jc w:val="both"/>
+              <w:rPr>
+                <w:rFonts w:ascii="TimesNewRomanPSMT" w:hAnsi="TimesNewRomanPSMT" w:hint="eastAsia"/>
+                <w:color w:val="000000"/>
+                <w:sz w:val="24"/>
+                <w:lang w:eastAsia="zh-CN"/>
+              </w:rPr>
+            </w:pPr>
+            <w:r>
+              <w:rPr>
+                <w:rFonts w:ascii="TimesNewRomanPSMT" w:hAnsi="TimesNewRomanPSMT"/>
+                <w:color w:val="000000"/>
+                <w:sz w:val="24"/>
+              </w:rPr>
+              <w:t>User clicks a post card from feed/search results.</w:t>
+            </w:r>
+          </w:p>
+        </w:tc>
+      </w:tr>
+      <w:tr>
+        <w:tc>
+          <w:tcPr>
+            <w:tcW w:w="1522" w:type="dxa"/>
+            <w:shd w:val="clear" w:color="auto" w:fill="E7E6E6"/>
+          </w:tcPr>
+          <w:p>
+            <w:pPr>
+              <w:jc w:val="both"/>
+              <w:rPr>
+                <w:rFonts w:ascii="TimesNewRomanPSMT" w:hAnsi="TimesNewRomanPSMT" w:hint="eastAsia"/>
+                <w:color w:val="000000"/>
+                <w:sz w:val="24"/>
+              </w:rPr>
+            </w:pPr>
+            <w:r>
+              <w:rPr>
+                <w:rFonts w:ascii="TimesNewRomanPSMT" w:hAnsi="TimesNewRomanPSMT"/>
+                <w:color w:val="000000"/>
+                <w:sz w:val="24"/>
+              </w:rPr>
+              <w:t>Preconditions</w:t>
+            </w:r>
+          </w:p>
+        </w:tc>
+        <w:tc>
+          <w:tcPr>
+            <w:tcW w:w="7827" w:type="dxa"/>
+            <w:gridSpan w:val="4"/>
+          </w:tcPr>
+          <w:p>
+            <w:pPr>
+              <w:jc w:val="both"/>
+              <w:rPr>
+                <w:rFonts w:ascii="TimesNewRomanPSMT" w:hAnsi="TimesNewRomanPSMT"/>
+                <w:color w:val="000000"/>
+                <w:sz w:val="24"/>
+              </w:rPr>
+            </w:pPr>
+            <w:r>
+              <w:rPr>
+                <w:rFonts w:ascii="TimesNewRomanPSMT" w:hAnsi="TimesNewRomanPSMT"/>
+                <w:color w:val="000000"/>
+                <w:sz w:val="24"/>
+              </w:rPr>
+              <w:t>1. User is logged in.</w:t>
+            </w:r>
+          </w:p>
+          <w:p>
+            <w:pPr>
+              <w:jc w:val="both"/>
+              <w:rPr>
+                <w:rFonts w:ascii="TimesNewRomanPSMT" w:hAnsi="TimesNewRomanPSMT" w:hint="eastAsia"/>
+                <w:color w:val="000000"/>
+                <w:sz w:val="24"/>
+                <w:lang w:eastAsia="zh-CN"/>
+              </w:rPr>
+            </w:pPr>
+            <w:r>
+              <w:rPr>
+                <w:rFonts w:ascii="TimesNewRomanPSMT" w:hAnsi="TimesNewRomanPSMT"/>
+                <w:color w:val="000000"/>
+                <w:sz w:val="24"/>
+              </w:rPr>
+              <w:t>2. Post exists and is accessible.</w:t>
+            </w:r>
+          </w:p>
+        </w:tc>
+      </w:tr>
+      <w:tr>
+        <w:tc>
+          <w:tcPr>
+            <w:tcW w:w="9349" w:type="dxa"/>
+            <w:gridSpan w:val="5"/>
+            <w:shd w:val="clear" w:color="auto" w:fill="E7E6E6"/>
+          </w:tcPr>
+          <w:p>
+            <w:pPr>
+              <w:rPr>
+                <w:rFonts w:ascii="TimesNewRomanPSMT" w:hAnsi="TimesNewRomanPSMT" w:hint="eastAsia"/>
+                <w:color w:val="000000"/>
+                <w:sz w:val="24"/>
+              </w:rPr>
+            </w:pPr>
+            <w:r>
+              <w:rPr>
+                <w:rFonts w:ascii="TimesNewRomanPSMT" w:hAnsi="TimesNewRomanPSMT"/>
+                <w:color w:val="000000"/>
+                <w:sz w:val="24"/>
+              </w:rPr>
+              <w:t>Use Case Input Specification</w:t>
+            </w:r>
+          </w:p>
+        </w:tc>
+      </w:tr>
+      <w:tr>
+        <w:tc>
+          <w:tcPr>
+            <w:tcW w:w="1522" w:type="dxa"/>
+            <w:shd w:val="clear" w:color="auto" w:fill="E7E6E6"/>
+          </w:tcPr>
+          <w:p>
+            <w:pPr>
+              <w:jc w:val="center"/>
+              <w:rPr>
+                <w:rFonts w:ascii="TimesNewRomanPSMT" w:hAnsi="TimesNewRomanPSMT" w:hint="eastAsia"/>
+                <w:color w:val="000000"/>
+                <w:sz w:val="24"/>
+              </w:rPr>
+            </w:pPr>
+            <w:r>
+              <w:rPr>
+                <w:rFonts w:ascii="TimesNewRomanPSMT" w:hAnsi="TimesNewRomanPSMT"/>
+                <w:color w:val="000000"/>
+                <w:sz w:val="24"/>
+              </w:rPr>
+              <w:t>Input</w:t>
+            </w:r>
+          </w:p>
+        </w:tc>
+        <w:tc>
+          <w:tcPr>
+            <w:tcW w:w="1307" w:type="dxa"/>
+            <w:shd w:val="clear" w:color="auto" w:fill="E7E6E6"/>
+          </w:tcPr>
+          <w:p>
+            <w:pPr>
+              <w:jc w:val="center"/>
+              <w:rPr>
+                <w:rFonts w:ascii="TimesNewRomanPSMT" w:hAnsi="TimesNewRomanPSMT" w:hint="eastAsia"/>
+                <w:color w:val="000000"/>
+                <w:sz w:val="24"/>
+              </w:rPr>
+            </w:pPr>
+            <w:r>
+              <w:rPr>
+                <w:rFonts w:ascii="TimesNewRomanPSMT" w:hAnsi="TimesNewRomanPSMT"/>
+                <w:color w:val="000000"/>
+                <w:sz w:val="24"/>
+              </w:rPr>
+              <w:t>type</w:t>
+            </w:r>
+          </w:p>
+        </w:tc>
+        <w:tc>
+          <w:tcPr>
+            <w:tcW w:w="4695" w:type="dxa"/>
+            <w:gridSpan w:val="2"/>
+            <w:shd w:val="clear" w:color="auto" w:fill="E7E6E6"/>
+          </w:tcPr>
+          <w:p>
+            <w:pPr>
+              <w:jc w:val="center"/>
+              <w:rPr>
+                <w:rFonts w:ascii="TimesNewRomanPSMT" w:hAnsi="TimesNewRomanPSMT" w:hint="eastAsia"/>
+                <w:color w:val="000000"/>
+                <w:sz w:val="24"/>
+              </w:rPr>
+            </w:pPr>
+            <w:r>
+              <w:rPr>
+                <w:rFonts w:ascii="TimesNewRomanPSMT" w:hAnsi="TimesNewRomanPSMT"/>
+                <w:color w:val="000000"/>
+                <w:sz w:val="24"/>
+              </w:rPr>
+              <w:t>Constraint</w:t>
+            </w:r>
+          </w:p>
+        </w:tc>
+        <w:tc>
+          <w:tcPr>
+            <w:tcW w:w="1825" w:type="dxa"/>
+            <w:shd w:val="clear" w:color="auto" w:fill="E7E6E6"/>
+          </w:tcPr>
+          <w:p>
+            <w:pPr>
+              <w:jc w:val="center"/>
+              <w:rPr>
+                <w:rFonts w:ascii="TimesNewRomanPSMT" w:hAnsi="TimesNewRomanPSMT" w:hint="eastAsia"/>
+                <w:color w:val="000000"/>
+                <w:sz w:val="24"/>
+              </w:rPr>
+            </w:pPr>
+            <w:r>
+              <w:rPr>
+                <w:rFonts w:ascii="TimesNewRomanPSMT" w:hAnsi="TimesNewRomanPSMT"/>
+                <w:color w:val="000000"/>
+                <w:sz w:val="24"/>
+              </w:rPr>
+              <w:t>Example</w:t>
+            </w:r>
+          </w:p>
+        </w:tc>
+      </w:tr>
+      <w:tr>
+        <w:tc>
+          <w:tcPr>
+            <w:tcW w:w="1522" w:type="dxa"/>
+            <w:shd w:val="clear" w:color="auto" w:fill="FFFFFF"/>
+          </w:tcPr>
+          <w:p>
+            <w:pPr>
+              <w:jc w:val="both"/>
+              <w:rPr>
+                <w:rFonts w:ascii="TimesNewRomanPSMT" w:hAnsi="TimesNewRomanPSMT" w:hint="eastAsia"/>
+                <w:color w:val="000000"/>
+                <w:sz w:val="24"/>
+                <w:lang w:eastAsia="zh-CN"/>
+              </w:rPr>
+            </w:pPr>
+            <w:r>
+              <w:rPr>
+                <w:rFonts w:ascii="TimesNewRomanPSMT" w:hAnsi="TimesNewRomanPSMT"/>
+                <w:color w:val="000000"/>
+                <w:sz w:val="24"/>
+              </w:rPr>
+              <w:t>Post ID</w:t>
+            </w:r>
+          </w:p>
+        </w:tc>
+        <w:tc>
+          <w:tcPr>
+            <w:tcW w:w="1307" w:type="dxa"/>
+            <w:shd w:val="clear" w:color="auto" w:fill="FFFFFF"/>
+          </w:tcPr>
+          <w:p>
+            <w:pPr>
+              <w:jc w:val="both"/>
+              <w:rPr>
+                <w:rFonts w:ascii="TimesNewRomanPSMT" w:hAnsi="TimesNewRomanPSMT" w:hint="eastAsia"/>
+                <w:color w:val="000000"/>
+                <w:sz w:val="24"/>
+                <w:lang w:eastAsia="zh-CN"/>
+              </w:rPr>
+            </w:pPr>
+            <w:r>
+              <w:rPr>
+                <w:rFonts w:ascii="TimesNewRomanPSMT" w:hAnsi="TimesNewRomanPSMT"/>
+                <w:color w:val="000000"/>
+                <w:sz w:val="24"/>
+              </w:rPr>
+              <w:t>String/Number</w:t>
+            </w:r>
+          </w:p>
+        </w:tc>
+        <w:tc>
+          <w:tcPr>
+            <w:tcW w:w="4695" w:type="dxa"/>
+            <w:gridSpan w:val="2"/>
+            <w:shd w:val="clear" w:color="auto" w:fill="FFFFFF"/>
+          </w:tcPr>
+          <w:p>
+            <w:pPr>
+              <w:jc w:val="both"/>
+              <w:rPr>
+                <w:rFonts w:ascii="TimesNewRomanPSMT" w:hAnsi="TimesNewRomanPSMT" w:hint="eastAsia"/>
+                <w:color w:val="000000"/>
+                <w:sz w:val="24"/>
+                <w:lang w:eastAsia="zh-CN"/>
+              </w:rPr>
+            </w:pPr>
+            <w:r>
+              <w:rPr>
+                <w:rFonts w:ascii="TimesNewRomanPSMT" w:hAnsi="TimesNewRomanPSMT"/>
+                <w:color w:val="000000"/>
+                <w:sz w:val="24"/>
+              </w:rPr>
+              <w:t>Must be a valid post ID</w:t>
+            </w:r>
+          </w:p>
+        </w:tc>
+        <w:tc>
+          <w:tcPr>
+            <w:tcW w:w="1825" w:type="dxa"/>
+            <w:shd w:val="clear" w:color="auto" w:fill="FFFFFF"/>
+          </w:tcPr>
+          <w:p>
+            <w:pPr>
+              <w:jc w:val="both"/>
+              <w:rPr>
+                <w:rFonts w:ascii="TimesNewRomanPSMT" w:hAnsi="TimesNewRomanPSMT" w:hint="eastAsia"/>
+                <w:color w:val="000000"/>
+                <w:sz w:val="24"/>
+                <w:lang w:eastAsia="zh-CN"/>
+              </w:rPr>
+            </w:pPr>
+            <w:r>
+              <w:rPr>
+                <w:rFonts w:ascii="TimesNewRomanPSMT" w:hAnsi="TimesNewRomanPSMT"/>
+                <w:color w:val="000000"/>
+                <w:sz w:val="24"/>
+                <w:lang w:eastAsia="zh-CN"/>
+              </w:rPr>
+              <w:t>“</w:t>
+            </w:r>
+            <w:r>
+              <w:rPr>
+                <w:rFonts w:ascii="TimesNewRomanPSMT" w:hAnsi="TimesNewRomanPSMT" w:hint="eastAsia"/>
+                <w:color w:val="000000"/>
+                <w:sz w:val="24"/>
+                <w:lang w:eastAsia="zh-CN"/>
+              </w:rPr>
+              <w:t>123</w:t>
+            </w:r>
+            <w:r>
+              <w:rPr>
+                <w:rFonts w:ascii="TimesNewRomanPSMT" w:hAnsi="TimesNewRomanPSMT"/>
+                <w:color w:val="000000"/>
+                <w:sz w:val="24"/>
+                <w:lang w:eastAsia="zh-CN"/>
+              </w:rPr>
+              <w:t>”</w:t>
+            </w:r>
+          </w:p>
+        </w:tc>
+      </w:tr>
+      <w:tr>
+        <w:tc>
+          <w:tcPr>
+            <w:tcW w:w="1522" w:type="dxa"/>
+            <w:shd w:val="clear" w:color="auto" w:fill="FFFFFF"/>
+          </w:tcPr>
+          <w:p>
+            <w:pPr>
+              <w:jc w:val="both"/>
+              <w:rPr>
+                <w:rFonts w:ascii="TimesNewRomanPSMT" w:hAnsi="TimesNewRomanPSMT" w:hint="eastAsia"/>
+                <w:color w:val="000000"/>
+                <w:sz w:val="24"/>
+                <w:lang w:eastAsia="zh-CN"/>
+              </w:rPr>
+            </w:pPr>
+            <w:r>
+              <w:rPr>
+                <w:rFonts w:ascii="TimesNewRomanPSMT" w:hAnsi="TimesNewRomanPSMT"/>
+                <w:color w:val="000000"/>
+                <w:sz w:val="24"/>
+              </w:rPr>
+              <w:lastRenderedPageBreak/>
+              <w:t>Language</w:t>
+            </w:r>
+          </w:p>
+        </w:tc>
+        <w:tc>
+          <w:tcPr>
+            <w:tcW w:w="1307" w:type="dxa"/>
+            <w:shd w:val="clear" w:color="auto" w:fill="FFFFFF"/>
+          </w:tcPr>
+          <w:p>
+            <w:pPr>
+              <w:jc w:val="both"/>
+              <w:rPr>
+                <w:rFonts w:ascii="TimesNewRomanPSMT" w:hAnsi="TimesNewRomanPSMT" w:hint="eastAsia"/>
+                <w:color w:val="000000"/>
+                <w:sz w:val="24"/>
+                <w:lang w:eastAsia="zh-CN"/>
+              </w:rPr>
+            </w:pPr>
+            <w:r>
+              <w:rPr>
+                <w:rFonts w:ascii="TimesNewRomanPSMT" w:hAnsi="TimesNewRomanPSMT"/>
+                <w:color w:val="000000"/>
+                <w:sz w:val="24"/>
+              </w:rPr>
+              <w:t>String</w:t>
+            </w:r>
+          </w:p>
+        </w:tc>
+        <w:tc>
+          <w:tcPr>
+            <w:tcW w:w="4695" w:type="dxa"/>
+            <w:gridSpan w:val="2"/>
+            <w:shd w:val="clear" w:color="auto" w:fill="FFFFFF"/>
+          </w:tcPr>
+          <w:p>
+            <w:pPr>
+              <w:jc w:val="both"/>
+              <w:rPr>
+                <w:rFonts w:ascii="TimesNewRomanPSMT" w:hAnsi="TimesNewRomanPSMT" w:hint="eastAsia"/>
+                <w:color w:val="000000"/>
+                <w:sz w:val="24"/>
+                <w:lang w:eastAsia="zh-CN"/>
+              </w:rPr>
+            </w:pPr>
+            <w:r>
+              <w:rPr>
+                <w:rFonts w:ascii="TimesNewRomanPSMT" w:hAnsi="TimesNewRomanPSMT"/>
+                <w:color w:val="000000"/>
+                <w:sz w:val="24"/>
+              </w:rPr>
+              <w:t>Optional, "</w:t>
+            </w:r>
+            <w:proofErr w:type="spellStart"/>
+            <w:r>
+              <w:rPr>
+                <w:rFonts w:ascii="TimesNewRomanPSMT" w:hAnsi="TimesNewRomanPSMT"/>
+                <w:color w:val="000000"/>
+                <w:sz w:val="24"/>
+              </w:rPr>
+              <w:t>zh</w:t>
+            </w:r>
+            <w:proofErr w:type="spellEnd"/>
+            <w:r>
+              <w:rPr>
+                <w:rFonts w:ascii="TimesNewRomanPSMT" w:hAnsi="TimesNewRomanPSMT"/>
+                <w:color w:val="000000"/>
+                <w:sz w:val="24"/>
+              </w:rPr>
+              <w:t>" or "</w:t>
+            </w:r>
+            <w:proofErr w:type="spellStart"/>
+            <w:r>
+              <w:rPr>
+                <w:rFonts w:ascii="TimesNewRomanPSMT" w:hAnsi="TimesNewRomanPSMT"/>
+                <w:color w:val="000000"/>
+                <w:sz w:val="24"/>
+              </w:rPr>
+              <w:t>en</w:t>
+            </w:r>
+            <w:proofErr w:type="spellEnd"/>
+            <w:r>
+              <w:rPr>
+                <w:rFonts w:ascii="TimesNewRomanPSMT" w:hAnsi="TimesNewRomanPSMT"/>
+                <w:color w:val="000000"/>
+                <w:sz w:val="24"/>
+              </w:rPr>
+              <w:t>"</w:t>
+            </w:r>
+          </w:p>
+        </w:tc>
+        <w:tc>
+          <w:tcPr>
+            <w:tcW w:w="1825" w:type="dxa"/>
+            <w:shd w:val="clear" w:color="auto" w:fill="FFFFFF"/>
+          </w:tcPr>
+          <w:p>
+            <w:pPr>
+              <w:jc w:val="both"/>
+              <w:rPr>
+                <w:rFonts w:ascii="TimesNewRomanPSMT" w:hAnsi="TimesNewRomanPSMT" w:hint="eastAsia"/>
+                <w:color w:val="000000"/>
+                <w:sz w:val="24"/>
+                <w:lang w:eastAsia="zh-CN"/>
+              </w:rPr>
+            </w:pPr>
+            <w:r>
+              <w:rPr>
+                <w:rFonts w:ascii="TimesNewRomanPSMT" w:hAnsi="TimesNewRomanPSMT"/>
+                <w:color w:val="000000"/>
+                <w:sz w:val="24"/>
+                <w:lang w:eastAsia="zh-CN"/>
+              </w:rPr>
+              <w:t>“</w:t>
+            </w:r>
+            <w:proofErr w:type="spellStart"/>
+            <w:r>
+              <w:rPr>
+                <w:rFonts w:ascii="TimesNewRomanPSMT" w:hAnsi="TimesNewRomanPSMT" w:hint="eastAsia"/>
+                <w:color w:val="000000"/>
+                <w:sz w:val="24"/>
+                <w:lang w:eastAsia="zh-CN"/>
+              </w:rPr>
+              <w:t>en</w:t>
+            </w:r>
+            <w:proofErr w:type="spellEnd"/>
+            <w:r>
+              <w:rPr>
+                <w:rFonts w:ascii="TimesNewRomanPSMT" w:hAnsi="TimesNewRomanPSMT"/>
+                <w:color w:val="000000"/>
+                <w:sz w:val="24"/>
+                <w:lang w:eastAsia="zh-CN"/>
+              </w:rPr>
+              <w:t>”</w:t>
+            </w:r>
+          </w:p>
+        </w:tc>
+      </w:tr>
+      <w:tr>
+        <w:tc>
+          <w:tcPr>
+            <w:tcW w:w="1522" w:type="dxa"/>
+            <w:shd w:val="clear" w:color="auto" w:fill="E7E6E6"/>
+          </w:tcPr>
+          <w:p>
+            <w:pPr>
+              <w:jc w:val="both"/>
+              <w:rPr>
+                <w:rFonts w:ascii="TimesNewRomanPSMT" w:hAnsi="TimesNewRomanPSMT" w:hint="eastAsia"/>
+                <w:color w:val="000000"/>
+                <w:sz w:val="24"/>
+              </w:rPr>
+            </w:pPr>
+            <w:r>
+              <w:rPr>
+                <w:rFonts w:ascii="TimesNewRomanPSMT" w:hAnsi="TimesNewRomanPSMT"/>
+                <w:color w:val="000000"/>
+                <w:sz w:val="24"/>
+              </w:rPr>
+              <w:t>Post conditions</w:t>
+            </w:r>
+          </w:p>
+        </w:tc>
+        <w:tc>
+          <w:tcPr>
+            <w:tcW w:w="7827" w:type="dxa"/>
+            <w:gridSpan w:val="4"/>
+          </w:tcPr>
+          <w:p>
+            <w:pPr>
+              <w:jc w:val="both"/>
+              <w:rPr>
+                <w:rFonts w:ascii="TimesNewRomanPSMT" w:hAnsi="TimesNewRomanPSMT" w:hint="eastAsia"/>
+                <w:color w:val="000000"/>
+                <w:sz w:val="24"/>
+                <w:lang w:eastAsia="zh-CN"/>
+              </w:rPr>
+            </w:pPr>
+            <w:proofErr w:type="gramStart"/>
+            <w:r>
+              <w:rPr>
+                <w:rFonts w:ascii="TimesNewRomanPSMT" w:hAnsi="TimesNewRomanPSMT"/>
+                <w:color w:val="000000"/>
+                <w:sz w:val="24"/>
+              </w:rPr>
+              <w:t>User is</w:t>
+            </w:r>
+            <w:proofErr w:type="gramEnd"/>
+            <w:r>
+              <w:rPr>
+                <w:rFonts w:ascii="TimesNewRomanPSMT" w:hAnsi="TimesNewRomanPSMT"/>
+                <w:color w:val="000000"/>
+                <w:sz w:val="24"/>
+              </w:rPr>
+              <w:t xml:space="preserve"> viewing UI-Community-</w:t>
+            </w:r>
+            <w:proofErr w:type="spellStart"/>
+            <w:r>
+              <w:rPr>
+                <w:rFonts w:ascii="TimesNewRomanPSMT" w:hAnsi="TimesNewRomanPSMT"/>
+                <w:color w:val="000000"/>
+                <w:sz w:val="24"/>
+              </w:rPr>
+              <w:t>PostDetail</w:t>
+            </w:r>
+            <w:proofErr w:type="spellEnd"/>
+            <w:r>
+              <w:rPr>
+                <w:rFonts w:ascii="TimesNewRomanPSMT" w:hAnsi="TimesNewRomanPSMT"/>
+                <w:color w:val="000000"/>
+                <w:sz w:val="24"/>
+              </w:rPr>
+              <w:t xml:space="preserve"> with post content and comment list displayed in current interface language.</w:t>
+            </w:r>
+          </w:p>
+        </w:tc>
+      </w:tr>
+      <w:tr>
+        <w:tc>
+          <w:tcPr>
+            <w:tcW w:w="1522" w:type="dxa"/>
+            <w:shd w:val="clear" w:color="auto" w:fill="E7E6E6"/>
+          </w:tcPr>
+          <w:p>
+            <w:pPr>
+              <w:jc w:val="both"/>
+              <w:rPr>
+                <w:rFonts w:ascii="TimesNewRomanPSMT" w:hAnsi="TimesNewRomanPSMT" w:hint="eastAsia"/>
+                <w:color w:val="000000"/>
+                <w:sz w:val="24"/>
+              </w:rPr>
+            </w:pPr>
+            <w:r>
+              <w:rPr>
+                <w:rFonts w:ascii="TimesNewRomanPSMT" w:hAnsi="TimesNewRomanPSMT"/>
+                <w:color w:val="000000"/>
+                <w:sz w:val="24"/>
+              </w:rPr>
+              <w:t>Normal Flows</w:t>
+            </w:r>
+          </w:p>
+        </w:tc>
+        <w:tc>
+          <w:tcPr>
+            <w:tcW w:w="3990" w:type="dxa"/>
+            <w:gridSpan w:val="2"/>
+            <w:shd w:val="clear" w:color="auto" w:fill="E7E6E6"/>
+            <w:vAlign w:val="center"/>
+          </w:tcPr>
+          <w:p>
+            <w:pPr>
+              <w:jc w:val="center"/>
+              <w:rPr>
+                <w:rFonts w:ascii="TimesNewRomanPSMT" w:hAnsi="TimesNewRomanPSMT" w:hint="eastAsia"/>
+                <w:color w:val="000000"/>
+                <w:sz w:val="24"/>
+              </w:rPr>
+            </w:pPr>
+            <w:r>
+              <w:rPr>
+                <w:rFonts w:ascii="TimesNewRomanPSMT" w:hAnsi="TimesNewRomanPSMT"/>
+                <w:color w:val="000000"/>
+                <w:sz w:val="24"/>
+              </w:rPr>
+              <w:t>User</w:t>
+            </w:r>
+          </w:p>
+        </w:tc>
+        <w:tc>
+          <w:tcPr>
+            <w:tcW w:w="3837" w:type="dxa"/>
+            <w:gridSpan w:val="2"/>
+            <w:shd w:val="clear" w:color="auto" w:fill="E7E6E6"/>
+            <w:vAlign w:val="center"/>
+          </w:tcPr>
+          <w:p>
+            <w:pPr>
+              <w:jc w:val="center"/>
+              <w:rPr>
+                <w:rFonts w:ascii="TimesNewRomanPSMT" w:hAnsi="TimesNewRomanPSMT" w:hint="eastAsia"/>
+                <w:color w:val="000000"/>
+                <w:sz w:val="24"/>
+              </w:rPr>
+            </w:pPr>
+            <w:r>
+              <w:rPr>
+                <w:rFonts w:ascii="TimesNewRomanPSMT" w:hAnsi="TimesNewRomanPSMT"/>
+                <w:color w:val="000000"/>
+                <w:sz w:val="24"/>
+              </w:rPr>
+              <w:t>System</w:t>
+            </w:r>
+          </w:p>
+        </w:tc>
+      </w:tr>
+      <w:tr>
+        <w:tc>
+          <w:tcPr>
+            <w:tcW w:w="1522" w:type="dxa"/>
+          </w:tcPr>
+          <w:p>
+            <w:pPr>
+              <w:jc w:val="both"/>
+              <w:rPr>
+                <w:rFonts w:ascii="TimesNewRomanPSMT" w:hAnsi="TimesNewRomanPSMT" w:hint="eastAsia"/>
+                <w:color w:val="000000"/>
+                <w:sz w:val="24"/>
+              </w:rPr>
+            </w:pPr>
+          </w:p>
+        </w:tc>
+        <w:tc>
+          <w:tcPr>
+            <w:tcW w:w="3990" w:type="dxa"/>
+            <w:gridSpan w:val="2"/>
+          </w:tcPr>
+          <w:p>
+            <w:pPr>
+              <w:jc w:val="both"/>
+              <w:rPr>
+                <w:rFonts w:ascii="TimesNewRomanPSMT" w:hAnsi="TimesNewRomanPSMT"/>
+                <w:color w:val="000000"/>
+                <w:sz w:val="24"/>
+              </w:rPr>
+            </w:pPr>
+            <w:r>
+              <w:rPr>
+                <w:rFonts w:ascii="TimesNewRomanPSMT" w:hAnsi="TimesNewRomanPSMT"/>
+                <w:color w:val="000000"/>
+                <w:sz w:val="24"/>
+              </w:rPr>
+              <w:t xml:space="preserve">1. User clicks a </w:t>
+            </w:r>
+            <w:proofErr w:type="gramStart"/>
+            <w:r>
+              <w:rPr>
+                <w:rFonts w:ascii="TimesNewRomanPSMT" w:hAnsi="TimesNewRomanPSMT"/>
+                <w:color w:val="000000"/>
+                <w:sz w:val="24"/>
+              </w:rPr>
+              <w:t>post card</w:t>
+            </w:r>
+            <w:proofErr w:type="gramEnd"/>
+            <w:r>
+              <w:rPr>
+                <w:rFonts w:ascii="TimesNewRomanPSMT" w:hAnsi="TimesNewRomanPSMT"/>
+                <w:color w:val="000000"/>
+                <w:sz w:val="24"/>
+              </w:rPr>
+              <w:t>.</w:t>
+            </w:r>
+          </w:p>
+          <w:p>
+            <w:pPr>
+              <w:jc w:val="both"/>
+              <w:rPr>
+                <w:rFonts w:ascii="TimesNewRomanPSMT" w:hAnsi="TimesNewRomanPSMT"/>
+                <w:color w:val="000000"/>
+                <w:sz w:val="24"/>
+                <w:lang w:eastAsia="zh-CN"/>
+              </w:rPr>
+            </w:pPr>
+          </w:p>
+          <w:p>
+            <w:pPr>
+              <w:jc w:val="both"/>
+              <w:rPr>
+                <w:rFonts w:ascii="TimesNewRomanPSMT" w:hAnsi="TimesNewRomanPSMT"/>
+                <w:color w:val="000000"/>
+                <w:sz w:val="24"/>
+                <w:lang w:eastAsia="zh-CN"/>
+              </w:rPr>
+            </w:pPr>
+          </w:p>
+          <w:p>
+            <w:pPr>
+              <w:jc w:val="both"/>
+              <w:rPr>
+                <w:rFonts w:ascii="TimesNewRomanPSMT" w:hAnsi="TimesNewRomanPSMT"/>
+                <w:color w:val="000000"/>
+                <w:sz w:val="24"/>
+                <w:lang w:eastAsia="zh-CN"/>
+              </w:rPr>
+            </w:pPr>
+          </w:p>
+          <w:p>
+            <w:pPr>
+              <w:jc w:val="both"/>
+              <w:rPr>
+                <w:rFonts w:ascii="TimesNewRomanPSMT" w:hAnsi="TimesNewRomanPSMT"/>
+                <w:color w:val="000000"/>
+                <w:sz w:val="24"/>
+                <w:lang w:eastAsia="zh-CN"/>
+              </w:rPr>
+            </w:pPr>
+          </w:p>
+          <w:p>
+            <w:pPr>
+              <w:jc w:val="both"/>
+              <w:rPr>
+                <w:rFonts w:ascii="TimesNewRomanPSMT" w:hAnsi="TimesNewRomanPSMT"/>
+                <w:color w:val="000000"/>
+                <w:sz w:val="24"/>
+                <w:lang w:eastAsia="zh-CN"/>
+              </w:rPr>
+            </w:pPr>
+          </w:p>
+          <w:p>
+            <w:pPr>
+              <w:jc w:val="both"/>
+              <w:rPr>
+                <w:rFonts w:ascii="TimesNewRomanPSMT" w:hAnsi="TimesNewRomanPSMT"/>
+                <w:color w:val="000000"/>
+                <w:sz w:val="24"/>
+                <w:lang w:eastAsia="zh-CN"/>
+              </w:rPr>
+            </w:pPr>
+          </w:p>
+          <w:p>
+            <w:pPr>
+              <w:jc w:val="both"/>
+              <w:rPr>
+                <w:rFonts w:ascii="TimesNewRomanPSMT" w:hAnsi="TimesNewRomanPSMT"/>
+                <w:color w:val="000000"/>
+                <w:sz w:val="24"/>
+                <w:lang w:eastAsia="zh-CN"/>
+              </w:rPr>
+            </w:pPr>
+          </w:p>
+          <w:p>
+            <w:pPr>
+              <w:jc w:val="both"/>
+              <w:rPr>
+                <w:rFonts w:ascii="TimesNewRomanPSMT" w:hAnsi="TimesNewRomanPSMT"/>
+                <w:color w:val="000000"/>
+                <w:sz w:val="24"/>
+                <w:lang w:eastAsia="zh-CN"/>
+              </w:rPr>
+            </w:pPr>
+          </w:p>
+          <w:p>
+            <w:pPr>
+              <w:rPr>
+                <w:rFonts w:ascii="TimesNewRomanPSMT" w:hAnsi="TimesNewRomanPSMT"/>
+                <w:color w:val="000000"/>
+                <w:sz w:val="24"/>
+                <w:lang w:eastAsia="zh-CN"/>
+              </w:rPr>
+            </w:pPr>
+            <w:r>
+              <w:rPr>
+                <w:rFonts w:ascii="TimesNewRomanPSMT" w:hAnsi="TimesNewRomanPSMT"/>
+                <w:color w:val="000000"/>
+                <w:sz w:val="24"/>
+                <w:lang w:eastAsia="zh-CN"/>
+              </w:rPr>
+              <w:t>4. User reads post and scrolls comments.</w:t>
+            </w:r>
+          </w:p>
+          <w:p>
+            <w:pPr>
+              <w:jc w:val="both"/>
+              <w:rPr>
+                <w:rFonts w:ascii="TimesNewRomanPSMT" w:hAnsi="TimesNewRomanPSMT" w:hint="eastAsia"/>
+                <w:color w:val="000000"/>
+                <w:sz w:val="24"/>
+                <w:lang w:eastAsia="zh-CN"/>
+              </w:rPr>
+            </w:pPr>
+          </w:p>
+        </w:tc>
+        <w:tc>
+          <w:tcPr>
+            <w:tcW w:w="3837" w:type="dxa"/>
+            <w:gridSpan w:val="2"/>
+          </w:tcPr>
+          <w:p>
+            <w:pPr>
+              <w:jc w:val="both"/>
+              <w:rPr>
+                <w:rFonts w:ascii="TimesNewRomanPSMT" w:hAnsi="TimesNewRomanPSMT"/>
+                <w:color w:val="000000"/>
+                <w:sz w:val="24"/>
+              </w:rPr>
+            </w:pPr>
+          </w:p>
+          <w:p>
+            <w:pPr>
+              <w:rPr>
+                <w:rFonts w:ascii="TimesNewRomanPSMT" w:hAnsi="TimesNewRomanPSMT"/>
+                <w:color w:val="000000"/>
+                <w:sz w:val="24"/>
+              </w:rPr>
+            </w:pPr>
+            <w:r>
+              <w:rPr>
+                <w:rFonts w:ascii="TimesNewRomanPSMT" w:hAnsi="TimesNewRomanPSMT" w:hint="eastAsia"/>
+                <w:color w:val="000000"/>
+                <w:sz w:val="24"/>
+                <w:lang w:eastAsia="zh-CN"/>
+              </w:rPr>
+              <w:t>2.</w:t>
+            </w:r>
+            <w:r>
+              <w:rPr>
+                <w:rFonts w:ascii="TimesNewRomanPSMT" w:hAnsi="TimesNewRomanPSMT"/>
+                <w:color w:val="000000"/>
+                <w:sz w:val="24"/>
+              </w:rPr>
+              <w:t>System navigates to UI-Community-</w:t>
+            </w:r>
+            <w:proofErr w:type="spellStart"/>
+            <w:r>
+              <w:rPr>
+                <w:rFonts w:ascii="TimesNewRomanPSMT" w:hAnsi="TimesNewRomanPSMT"/>
+                <w:color w:val="000000"/>
+                <w:sz w:val="24"/>
+              </w:rPr>
+              <w:t>PostDetail</w:t>
+            </w:r>
+            <w:proofErr w:type="spellEnd"/>
+            <w:r>
+              <w:rPr>
+                <w:rFonts w:ascii="TimesNewRomanPSMT" w:hAnsi="TimesNewRomanPSMT"/>
+                <w:color w:val="000000"/>
+                <w:sz w:val="24"/>
+              </w:rPr>
+              <w:t xml:space="preserve"> and requests post details + comments.</w:t>
+            </w:r>
+          </w:p>
+          <w:p>
+            <w:pPr>
+              <w:ind w:left="60"/>
+              <w:rPr>
+                <w:rFonts w:ascii="TimesNewRomanPSMT" w:hAnsi="TimesNewRomanPSMT"/>
+                <w:color w:val="000000"/>
+                <w:sz w:val="24"/>
+              </w:rPr>
+            </w:pPr>
+            <w:r>
+              <w:rPr>
+                <w:rFonts w:ascii="TimesNewRomanPSMT" w:hAnsi="TimesNewRomanPSMT"/>
+                <w:color w:val="000000"/>
+                <w:sz w:val="24"/>
+              </w:rPr>
+              <w:t>[E1: Network timeout or connection error]</w:t>
+            </w:r>
+          </w:p>
+          <w:p>
+            <w:pPr>
+              <w:jc w:val="both"/>
+              <w:rPr>
+                <w:rFonts w:ascii="TimesNewRomanPSMT" w:hAnsi="TimesNewRomanPSMT"/>
+                <w:color w:val="000000"/>
+                <w:sz w:val="24"/>
+              </w:rPr>
+            </w:pPr>
+            <w:r>
+              <w:rPr>
+                <w:rFonts w:ascii="TimesNewRomanPSMT" w:hAnsi="TimesNewRomanPSMT" w:hint="eastAsia"/>
+                <w:color w:val="000000"/>
+                <w:sz w:val="24"/>
+                <w:lang w:eastAsia="zh-CN"/>
+              </w:rPr>
+              <w:t>3.</w:t>
+            </w:r>
+            <w:r>
+              <w:rPr>
+                <w:rFonts w:ascii="TimesNewRomanPSMT" w:hAnsi="TimesNewRomanPSMT"/>
+                <w:color w:val="000000"/>
+                <w:sz w:val="24"/>
+              </w:rPr>
+              <w:t>Backend returns post data (ZH/EN fields), images/tags/metrics, and comment list.</w:t>
+            </w:r>
+          </w:p>
+          <w:p>
+            <w:pPr>
+              <w:ind w:left="60"/>
+              <w:rPr>
+                <w:rFonts w:ascii="TimesNewRomanPSMT" w:hAnsi="TimesNewRomanPSMT"/>
+                <w:color w:val="000000"/>
+                <w:sz w:val="24"/>
+              </w:rPr>
+            </w:pPr>
+            <w:r>
+              <w:rPr>
+                <w:rFonts w:ascii="TimesNewRomanPSMT" w:hAnsi="TimesNewRomanPSMT"/>
+                <w:color w:val="000000"/>
+                <w:sz w:val="24"/>
+              </w:rPr>
+              <w:t>[A1: Post has no comments]</w:t>
+            </w:r>
+          </w:p>
+          <w:p>
+            <w:pPr>
+              <w:ind w:left="60"/>
+              <w:rPr>
+                <w:rFonts w:ascii="TimesNewRomanPSMT" w:hAnsi="TimesNewRomanPSMT"/>
+                <w:color w:val="000000"/>
+                <w:sz w:val="24"/>
+              </w:rPr>
+            </w:pPr>
+            <w:r>
+              <w:rPr>
+                <w:rFonts w:ascii="TimesNewRomanPSMT" w:hAnsi="TimesNewRomanPSMT"/>
+                <w:color w:val="000000"/>
+                <w:sz w:val="24"/>
+              </w:rPr>
+              <w:t>[E2: Post not found / access denied]</w:t>
+            </w:r>
+          </w:p>
+          <w:p>
+            <w:pPr>
+              <w:jc w:val="both"/>
+              <w:rPr>
+                <w:rFonts w:ascii="TimesNewRomanPSMT" w:hAnsi="TimesNewRomanPSMT"/>
+                <w:color w:val="000000"/>
+                <w:sz w:val="24"/>
+                <w:lang w:eastAsia="zh-CN"/>
+              </w:rPr>
+            </w:pPr>
+          </w:p>
+          <w:p>
+            <w:pPr>
+              <w:rPr>
+                <w:rFonts w:ascii="TimesNewRomanPSMT" w:hAnsi="TimesNewRomanPSMT" w:hint="eastAsia"/>
+                <w:color w:val="000000"/>
+                <w:sz w:val="24"/>
+                <w:lang w:eastAsia="zh-CN"/>
+              </w:rPr>
+            </w:pPr>
+            <w:r>
+              <w:rPr>
+                <w:rFonts w:ascii="TimesNewRomanPSMT" w:hAnsi="TimesNewRomanPSMT"/>
+                <w:color w:val="000000"/>
+                <w:sz w:val="24"/>
+                <w:lang w:eastAsia="zh-CN"/>
+              </w:rPr>
+              <w:t>5. System renders post body in selected language and displays comments/metrics.</w:t>
+            </w:r>
+          </w:p>
+        </w:tc>
+      </w:tr>
+      <w:tr>
+        <w:tc>
+          <w:tcPr>
+            <w:tcW w:w="1522" w:type="dxa"/>
+            <w:shd w:val="clear" w:color="auto" w:fill="E7E6E6"/>
+          </w:tcPr>
+          <w:p>
+            <w:pPr>
+              <w:jc w:val="both"/>
+              <w:rPr>
+                <w:rFonts w:ascii="TimesNewRomanPSMT" w:hAnsi="TimesNewRomanPSMT" w:hint="eastAsia"/>
+                <w:color w:val="000000"/>
+                <w:sz w:val="24"/>
+              </w:rPr>
+            </w:pPr>
+            <w:r>
+              <w:rPr>
+                <w:rFonts w:ascii="TimesNewRomanPSMT" w:hAnsi="TimesNewRomanPSMT"/>
+                <w:color w:val="000000"/>
+                <w:sz w:val="24"/>
+              </w:rPr>
+              <w:t>Alternative Flow</w:t>
+            </w:r>
+          </w:p>
+        </w:tc>
+        <w:tc>
+          <w:tcPr>
+            <w:tcW w:w="7827" w:type="dxa"/>
+            <w:gridSpan w:val="4"/>
+          </w:tcPr>
+          <w:p>
+            <w:pPr>
+              <w:jc w:val="both"/>
+              <w:rPr>
+                <w:rFonts w:ascii="TimesNewRomanPSMT" w:hAnsi="TimesNewRomanPSMT"/>
+                <w:color w:val="000000"/>
+                <w:sz w:val="24"/>
+              </w:rPr>
+            </w:pPr>
+            <w:r>
+              <w:rPr>
+                <w:rFonts w:ascii="TimesNewRomanPSMT" w:hAnsi="TimesNewRomanPSMT"/>
+                <w:b/>
+                <w:bCs/>
+                <w:color w:val="000000"/>
+                <w:sz w:val="24"/>
+              </w:rPr>
+              <w:t>A1: Post has no comments</w:t>
+            </w:r>
+          </w:p>
+          <w:p>
+            <w:pPr>
+              <w:jc w:val="both"/>
+              <w:rPr>
+                <w:rFonts w:ascii="TimesNewRomanPSMT" w:hAnsi="TimesNewRomanPSMT"/>
+                <w:color w:val="000000"/>
+                <w:sz w:val="24"/>
+              </w:rPr>
+            </w:pPr>
+            <w:r>
+              <w:rPr>
+                <w:rFonts w:ascii="TimesNewRomanPSMT" w:hAnsi="TimesNewRomanPSMT"/>
+                <w:color w:val="000000"/>
+                <w:sz w:val="24"/>
+              </w:rPr>
+              <w:t>A1.1 Backend returns empty comment list.</w:t>
+            </w:r>
+          </w:p>
+          <w:p>
+            <w:pPr>
+              <w:jc w:val="both"/>
+              <w:rPr>
+                <w:rFonts w:ascii="TimesNewRomanPSMT" w:hAnsi="TimesNewRomanPSMT"/>
+                <w:color w:val="000000"/>
+                <w:sz w:val="24"/>
+              </w:rPr>
+            </w:pPr>
+            <w:r>
+              <w:rPr>
+                <w:rFonts w:ascii="TimesNewRomanPSMT" w:hAnsi="TimesNewRomanPSMT"/>
+                <w:color w:val="000000"/>
+                <w:sz w:val="24"/>
+              </w:rPr>
+              <w:t>A1.2 System displays "No comments yet" empty state in comments section.</w:t>
+            </w:r>
+          </w:p>
+          <w:p>
+            <w:pPr>
+              <w:jc w:val="both"/>
+              <w:rPr>
+                <w:rFonts w:ascii="TimesNewRomanPSMT" w:hAnsi="TimesNewRomanPSMT" w:hint="eastAsia"/>
+                <w:color w:val="000000"/>
+                <w:sz w:val="24"/>
+                <w:lang w:eastAsia="zh-CN"/>
+              </w:rPr>
+            </w:pPr>
+            <w:r>
+              <w:rPr>
+                <w:rFonts w:ascii="TimesNewRomanPSMT" w:hAnsi="TimesNewRomanPSMT"/>
+                <w:color w:val="000000"/>
+                <w:sz w:val="24"/>
+              </w:rPr>
+              <w:t>A1.3 Use case end.</w:t>
+            </w:r>
+          </w:p>
+        </w:tc>
+      </w:tr>
+      <w:tr>
+        <w:tc>
+          <w:tcPr>
+            <w:tcW w:w="1522" w:type="dxa"/>
+            <w:shd w:val="clear" w:color="auto" w:fill="E7E6E6"/>
+          </w:tcPr>
+          <w:p>
+            <w:pPr>
+              <w:jc w:val="both"/>
+              <w:rPr>
+                <w:rFonts w:ascii="TimesNewRomanPSMT" w:hAnsi="TimesNewRomanPSMT" w:hint="eastAsia"/>
+                <w:color w:val="000000"/>
+                <w:sz w:val="24"/>
+              </w:rPr>
+            </w:pPr>
+            <w:r>
+              <w:rPr>
+                <w:rFonts w:ascii="TimesNewRomanPSMT" w:hAnsi="TimesNewRomanPSMT"/>
+                <w:color w:val="000000"/>
+                <w:sz w:val="24"/>
+              </w:rPr>
+              <w:lastRenderedPageBreak/>
+              <w:t>Exception Flow</w:t>
+            </w:r>
+          </w:p>
+        </w:tc>
+        <w:tc>
+          <w:tcPr>
+            <w:tcW w:w="7827" w:type="dxa"/>
+            <w:gridSpan w:val="4"/>
+          </w:tcPr>
+          <w:p>
+            <w:pPr>
+              <w:jc w:val="both"/>
+              <w:rPr>
+                <w:rFonts w:ascii="TimesNewRomanPSMT" w:hAnsi="TimesNewRomanPSMT"/>
+                <w:color w:val="000000"/>
+                <w:sz w:val="24"/>
+              </w:rPr>
+            </w:pPr>
+            <w:r>
+              <w:rPr>
+                <w:rFonts w:ascii="TimesNewRomanPSMT" w:hAnsi="TimesNewRomanPSMT"/>
+                <w:b/>
+                <w:bCs/>
+                <w:color w:val="000000"/>
+                <w:sz w:val="24"/>
+              </w:rPr>
+              <w:t>E1: Network timeout or connection error</w:t>
+            </w:r>
+          </w:p>
+          <w:p>
+            <w:pPr>
+              <w:jc w:val="both"/>
+              <w:rPr>
+                <w:rFonts w:ascii="TimesNewRomanPSMT" w:hAnsi="TimesNewRomanPSMT"/>
+                <w:color w:val="000000"/>
+                <w:sz w:val="24"/>
+              </w:rPr>
+            </w:pPr>
+            <w:r>
+              <w:rPr>
+                <w:rFonts w:ascii="TimesNewRomanPSMT" w:hAnsi="TimesNewRomanPSMT"/>
+                <w:color w:val="000000"/>
+                <w:sz w:val="24"/>
+              </w:rPr>
+              <w:t>E1.1 Request fails due to network issues.</w:t>
+            </w:r>
+          </w:p>
+          <w:p>
+            <w:pPr>
+              <w:jc w:val="both"/>
+              <w:rPr>
+                <w:rFonts w:ascii="TimesNewRomanPSMT" w:hAnsi="TimesNewRomanPSMT"/>
+                <w:color w:val="000000"/>
+                <w:sz w:val="24"/>
+              </w:rPr>
+            </w:pPr>
+            <w:r>
+              <w:rPr>
+                <w:rFonts w:ascii="TimesNewRomanPSMT" w:hAnsi="TimesNewRomanPSMT"/>
+                <w:color w:val="000000"/>
+                <w:sz w:val="24"/>
+              </w:rPr>
+              <w:t>E1.2 System shows error and retry action.</w:t>
+            </w:r>
+          </w:p>
+          <w:p>
+            <w:pPr>
+              <w:jc w:val="both"/>
+              <w:rPr>
+                <w:rFonts w:ascii="TimesNewRomanPSMT" w:hAnsi="TimesNewRomanPSMT"/>
+                <w:color w:val="000000"/>
+                <w:sz w:val="24"/>
+              </w:rPr>
+            </w:pPr>
+            <w:r>
+              <w:rPr>
+                <w:rFonts w:ascii="TimesNewRomanPSMT" w:hAnsi="TimesNewRomanPSMT"/>
+                <w:color w:val="000000"/>
+                <w:sz w:val="24"/>
+              </w:rPr>
+              <w:t>E1.3 Use case end.</w:t>
+            </w:r>
+          </w:p>
+          <w:p>
+            <w:pPr>
+              <w:jc w:val="both"/>
+              <w:rPr>
+                <w:rFonts w:ascii="TimesNewRomanPSMT" w:hAnsi="TimesNewRomanPSMT"/>
+                <w:color w:val="000000"/>
+                <w:sz w:val="24"/>
+              </w:rPr>
+            </w:pPr>
+            <w:r>
+              <w:rPr>
+                <w:rFonts w:ascii="TimesNewRomanPSMT" w:hAnsi="TimesNewRomanPSMT"/>
+                <w:b/>
+                <w:bCs/>
+                <w:color w:val="000000"/>
+                <w:sz w:val="24"/>
+              </w:rPr>
+              <w:t>E2: Post not found / access denied</w:t>
+            </w:r>
+          </w:p>
+          <w:p>
+            <w:pPr>
+              <w:jc w:val="both"/>
+              <w:rPr>
+                <w:rFonts w:ascii="TimesNewRomanPSMT" w:hAnsi="TimesNewRomanPSMT"/>
+                <w:color w:val="000000"/>
+                <w:sz w:val="24"/>
+              </w:rPr>
+            </w:pPr>
+            <w:r>
+              <w:rPr>
+                <w:rFonts w:ascii="TimesNewRomanPSMT" w:hAnsi="TimesNewRomanPSMT"/>
+                <w:color w:val="000000"/>
+                <w:sz w:val="24"/>
+              </w:rPr>
+              <w:t>E2.1 Backend returns 404 (not found) or 403 (forbidden).</w:t>
+            </w:r>
+          </w:p>
+          <w:p>
+            <w:pPr>
+              <w:jc w:val="both"/>
+              <w:rPr>
+                <w:rFonts w:ascii="TimesNewRomanPSMT" w:hAnsi="TimesNewRomanPSMT"/>
+                <w:color w:val="000000"/>
+                <w:sz w:val="24"/>
+              </w:rPr>
+            </w:pPr>
+            <w:r>
+              <w:rPr>
+                <w:rFonts w:ascii="TimesNewRomanPSMT" w:hAnsi="TimesNewRomanPSMT"/>
+                <w:color w:val="000000"/>
+                <w:sz w:val="24"/>
+              </w:rPr>
+              <w:t>E2.2 System shows a user-friendly message and navigates back to feed.</w:t>
+            </w:r>
+          </w:p>
+          <w:p>
+            <w:pPr>
+              <w:jc w:val="both"/>
+              <w:rPr>
+                <w:rFonts w:ascii="TimesNewRomanPSMT" w:hAnsi="TimesNewRomanPSMT" w:hint="eastAsia"/>
+                <w:color w:val="000000"/>
+                <w:sz w:val="24"/>
+                <w:lang w:eastAsia="zh-CN"/>
+              </w:rPr>
+            </w:pPr>
+            <w:r>
+              <w:rPr>
+                <w:rFonts w:ascii="TimesNewRomanPSMT" w:hAnsi="TimesNewRomanPSMT"/>
+                <w:color w:val="000000"/>
+                <w:sz w:val="24"/>
+              </w:rPr>
+              <w:t>E2.3 Use case end.</w:t>
+            </w:r>
+          </w:p>
+        </w:tc>
+      </w:tr>
+      <w:tr>
+        <w:tc>
+          <w:tcPr>
+            <w:tcW w:w="1522" w:type="dxa"/>
+            <w:shd w:val="clear" w:color="auto" w:fill="E7E6E6"/>
+          </w:tcPr>
+          <w:p>
+            <w:pPr>
+              <w:jc w:val="both"/>
+              <w:rPr>
+                <w:rFonts w:ascii="TimesNewRomanPSMT" w:hAnsi="TimesNewRomanPSMT" w:hint="eastAsia"/>
+                <w:color w:val="000000"/>
+                <w:sz w:val="24"/>
+              </w:rPr>
+            </w:pPr>
+            <w:r>
+              <w:rPr>
+                <w:rFonts w:ascii="TimesNewRomanPSMT" w:hAnsi="TimesNewRomanPSMT"/>
+                <w:color w:val="000000"/>
+                <w:sz w:val="24"/>
+              </w:rPr>
+              <w:t>Note</w:t>
+            </w:r>
+          </w:p>
+        </w:tc>
+        <w:tc>
+          <w:tcPr>
+            <w:tcW w:w="7827" w:type="dxa"/>
+            <w:gridSpan w:val="4"/>
+          </w:tcPr>
+          <w:p>
+            <w:pPr>
+              <w:jc w:val="both"/>
+              <w:rPr>
+                <w:rFonts w:ascii="TimesNewRomanPSMT" w:hAnsi="TimesNewRomanPSMT"/>
+                <w:color w:val="000000"/>
+                <w:sz w:val="24"/>
+              </w:rPr>
+            </w:pPr>
+            <w:r>
+              <w:rPr>
+                <w:rFonts w:ascii="TimesNewRomanPSMT" w:hAnsi="TimesNewRomanPSMT"/>
+                <w:color w:val="000000"/>
+                <w:sz w:val="24"/>
+              </w:rPr>
+              <w:t>Post details are displayed in the user's current interface language preference, loading the corresponding bilingual field (</w:t>
+            </w:r>
+            <w:proofErr w:type="spellStart"/>
+            <w:r>
+              <w:rPr>
+                <w:rFonts w:ascii="TimesNewRomanPSMT" w:hAnsi="TimesNewRomanPSMT"/>
+                <w:color w:val="000000"/>
+                <w:sz w:val="24"/>
+              </w:rPr>
+              <w:t>titleZh</w:t>
+            </w:r>
+            <w:proofErr w:type="spellEnd"/>
+            <w:r>
+              <w:rPr>
+                <w:rFonts w:ascii="TimesNewRomanPSMT" w:hAnsi="TimesNewRomanPSMT"/>
+                <w:color w:val="000000"/>
+                <w:sz w:val="24"/>
+              </w:rPr>
+              <w:t>/</w:t>
+            </w:r>
+            <w:proofErr w:type="spellStart"/>
+            <w:r>
+              <w:rPr>
+                <w:rFonts w:ascii="TimesNewRomanPSMT" w:hAnsi="TimesNewRomanPSMT"/>
+                <w:color w:val="000000"/>
+                <w:sz w:val="24"/>
+              </w:rPr>
+              <w:t>titleEn</w:t>
+            </w:r>
+            <w:proofErr w:type="spellEnd"/>
+            <w:r>
+              <w:rPr>
+                <w:rFonts w:ascii="TimesNewRomanPSMT" w:hAnsi="TimesNewRomanPSMT"/>
+                <w:color w:val="000000"/>
+                <w:sz w:val="24"/>
+              </w:rPr>
+              <w:t xml:space="preserve">, </w:t>
+            </w:r>
+            <w:proofErr w:type="spellStart"/>
+            <w:r>
+              <w:rPr>
+                <w:rFonts w:ascii="TimesNewRomanPSMT" w:hAnsi="TimesNewRomanPSMT"/>
+                <w:color w:val="000000"/>
+                <w:sz w:val="24"/>
+              </w:rPr>
+              <w:t>bodyZh</w:t>
+            </w:r>
+            <w:proofErr w:type="spellEnd"/>
+            <w:r>
+              <w:rPr>
+                <w:rFonts w:ascii="TimesNewRomanPSMT" w:hAnsi="TimesNewRomanPSMT"/>
+                <w:color w:val="000000"/>
+                <w:sz w:val="24"/>
+              </w:rPr>
+              <w:t>/</w:t>
+            </w:r>
+            <w:proofErr w:type="spellStart"/>
+            <w:r>
+              <w:rPr>
+                <w:rFonts w:ascii="TimesNewRomanPSMT" w:hAnsi="TimesNewRomanPSMT"/>
+                <w:color w:val="000000"/>
+                <w:sz w:val="24"/>
+              </w:rPr>
+              <w:t>bodyEn</w:t>
+            </w:r>
+            <w:proofErr w:type="spellEnd"/>
+            <w:r>
+              <w:rPr>
+                <w:rFonts w:ascii="TimesNewRomanPSMT" w:hAnsi="TimesNewRomanPSMT"/>
+                <w:color w:val="000000"/>
+                <w:sz w:val="24"/>
+              </w:rPr>
+              <w:t>) based on the `lang` parameter.</w:t>
+            </w:r>
+          </w:p>
+          <w:p>
+            <w:pPr>
+              <w:jc w:val="both"/>
+              <w:rPr>
+                <w:rFonts w:ascii="TimesNewRomanPSMT" w:hAnsi="TimesNewRomanPSMT"/>
+                <w:color w:val="000000"/>
+                <w:sz w:val="24"/>
+              </w:rPr>
+            </w:pPr>
+            <w:r>
+              <w:rPr>
+                <w:rFonts w:ascii="TimesNewRomanPSMT" w:hAnsi="TimesNewRomanPSMT"/>
+                <w:color w:val="000000"/>
+                <w:sz w:val="24"/>
+              </w:rPr>
+              <w:t>The post detail page displays full body text, images, tags, engagement metrics (like count, comment count), author profile entry, and the complete comment list.</w:t>
+            </w:r>
+          </w:p>
+          <w:p>
+            <w:pPr>
+              <w:jc w:val="both"/>
+              <w:rPr>
+                <w:rFonts w:ascii="TimesNewRomanPSMT" w:hAnsi="TimesNewRomanPSMT" w:hint="eastAsia"/>
+                <w:color w:val="000000"/>
+                <w:sz w:val="24"/>
+                <w:lang w:eastAsia="zh-CN"/>
+              </w:rPr>
+            </w:pPr>
+            <w:r>
+              <w:rPr>
+                <w:rFonts w:ascii="TimesNewRomanPSMT" w:hAnsi="TimesNewRomanPSMT"/>
+                <w:color w:val="000000"/>
+                <w:sz w:val="24"/>
+              </w:rPr>
+              <w:t>Users can perform extended actions from the post detail page, such as liking the post, posting comments, reporting the post/comment, and viewing AI-generated comment summaries.</w:t>
+            </w:r>
+          </w:p>
+        </w:tc>
+      </w:tr>
+    </w:tbl>
+    <w:p>
+      <w:pPr>
+        <w:rPr>
+          <w:rFonts w:ascii="TimesNewRomanPSMT" w:hAnsi="TimesNewRomanPSMT"/>
+          <w:color w:val="000000"/>
+          <w:sz w:val="24"/>
+          <w:lang w:eastAsia="zh-CN"/>
+        </w:rPr>
+      </w:pPr>
+    </w:p>
+    <w:p>
+      <w:pPr>
+        <w:rPr>
+          <w:rFonts w:ascii="TimesNewRomanPSMT" w:hAnsi="TimesNewRomanPSMT"/>
+          <w:color w:val="000000"/>
+          <w:sz w:val="24"/>
+          <w:lang w:eastAsia="zh-CN"/>
+        </w:rPr>
+      </w:pPr>
+    </w:p>
+    <w:p>
+      <w:pPr>
+        <w:rPr>
+          <w:rFonts w:ascii="TimesNewRomanPSMT" w:hAnsi="TimesNewRomanPSMT"/>
+          <w:color w:val="000000"/>
+          <w:sz w:val="24"/>
+          <w:lang w:eastAsia="zh-CN"/>
+        </w:rPr>
+      </w:pPr>
+    </w:p>
+    <w:p>
+      <w:pPr>
+        <w:rPr>
+          <w:rFonts w:ascii="TimesNewRomanPSMT" w:hAnsi="TimesNewRomanPSMT"/>
+          <w:color w:val="000000"/>
+          <w:sz w:val="24"/>
+          <w:lang w:eastAsia="zh-CN"/>
+        </w:rPr>
+      </w:pPr>
+    </w:p>
+    <w:p>
+      <w:pPr>
+        <w:rPr>
+          <w:rFonts w:ascii="TimesNewRomanPSMT" w:hAnsi="TimesNewRomanPSMT"/>
+          <w:color w:val="000000"/>
+          <w:sz w:val="24"/>
+          <w:lang w:eastAsia="zh-CN"/>
+        </w:rPr>
+      </w:pPr>
+    </w:p>
+    <w:p>
+      <w:pPr>
+        <w:rPr>
+          <w:rFonts w:ascii="TimesNewRomanPSMT" w:hAnsi="TimesNewRomanPSMT"/>
+          <w:color w:val="000000"/>
+          <w:sz w:val="24"/>
+          <w:lang w:eastAsia="zh-CN"/>
+        </w:rPr>
+      </w:pPr>
+    </w:p>
+    <w:p>
+      <w:pPr>
+        <w:rPr>
+          <w:rFonts w:ascii="TimesNewRomanPSMT" w:hAnsi="TimesNewRomanPSMT"/>
+          <w:color w:val="000000"/>
+          <w:sz w:val="24"/>
+          <w:lang w:eastAsia="zh-CN"/>
+        </w:rPr>
+      </w:pPr>
+    </w:p>
+    <w:p>
+      <w:pPr>
+        <w:rPr>
+          <w:rFonts w:ascii="TimesNewRomanPSMT" w:hAnsi="TimesNewRomanPSMT" w:hint="eastAsia"/>
+          <w:color w:val="000000"/>
+          <w:sz w:val="24"/>
+          <w:lang w:eastAsia="zh-CN"/>
+        </w:rPr>
+      </w:pPr>
+    </w:p>
+    <w:p>
+      <w:pPr>
+        <w:rPr>
+          <w:rFonts w:ascii="TimesNewRomanPSMT" w:hAnsi="TimesNewRomanPSMT"/>
+          <w:color w:val="000000"/>
+          <w:sz w:val="24"/>
+          <w:lang w:eastAsia="zh-CN"/>
+        </w:rPr>
+      </w:pPr>
+    </w:p>
+    <w:p>
+      <w:pPr>
+        <w:rPr>
+          <w:rFonts w:ascii="TimesNewRomanPSMT" w:hAnsi="TimesNewRomanPSMT"/>
+          <w:color w:val="000000"/>
+          <w:sz w:val="24"/>
+          <w:lang w:eastAsia="zh-CN"/>
+        </w:rPr>
+      </w:pPr>
+    </w:p>
+    <w:p>
+      <w:pPr>
+        <w:rPr>
+          <w:rFonts w:ascii="TimesNewRomanPSMT" w:hAnsi="TimesNewRomanPSMT"/>
+          <w:color w:val="000000"/>
+          <w:sz w:val="24"/>
+          <w:lang w:eastAsia="zh-CN"/>
+        </w:rPr>
+      </w:pPr>
+      <w:r>
+        <w:rPr>
+          <w:rFonts w:ascii="TimesNewRomanPSMT" w:hAnsi="TimesNewRomanPSMT"/>
+          <w:b/>
+          <w:bCs/>
+          <w:lang w:eastAsia="zh-CN"/>
+        </w:rPr>
+        <w:t>2.</w:t>
+      </w:r>
+      <w:r>
+        <w:rPr>
+          <w:rFonts w:ascii="TimesNewRomanPSMT" w:hAnsi="TimesNewRomanPSMT" w:hint="eastAsia"/>
+          <w:b/>
+          <w:bCs/>
+          <w:lang w:eastAsia="zh-CN"/>
+        </w:rPr>
+        <w:t>2</w:t>
+      </w:r>
+      <w:r>
+        <w:rPr>
+          <w:rFonts w:ascii="TimesNewRomanPSMT" w:hAnsi="TimesNewRomanPSMT"/>
+          <w:b/>
+          <w:bCs/>
+          <w:lang w:eastAsia="zh-CN"/>
+        </w:rPr>
+        <w:t>.3.</w:t>
+      </w:r>
+      <w:r>
+        <w:rPr>
+          <w:rFonts w:ascii="TimesNewRomanPSMT" w:hAnsi="TimesNewRomanPSMT" w:hint="eastAsia"/>
+          <w:b/>
+          <w:bCs/>
+          <w:lang w:eastAsia="zh-CN"/>
+        </w:rPr>
+        <w:t>6</w:t>
+      </w:r>
+      <w:r>
+        <w:rPr>
+          <w:rFonts w:ascii="TimesNewRomanPSMT" w:hAnsi="TimesNewRomanPSMT"/>
+          <w:b/>
+          <w:bCs/>
+          <w:lang w:eastAsia="zh-CN"/>
+        </w:rPr>
+        <w:t xml:space="preserve"> UCD</w:t>
+      </w:r>
+      <w:r>
+        <w:rPr>
+          <w:rFonts w:ascii="TimesNewRomanPSMT" w:hAnsi="TimesNewRomanPSMT" w:hint="eastAsia"/>
+          <w:b/>
+          <w:bCs/>
+          <w:lang w:eastAsia="zh-CN"/>
+        </w:rPr>
+        <w:t>1</w:t>
+      </w:r>
+      <w:r>
+        <w:rPr>
+          <w:rFonts w:ascii="TimesNewRomanPSMT" w:hAnsi="TimesNewRomanPSMT" w:hint="eastAsia"/>
+          <w:b/>
+          <w:bCs/>
+          <w:lang w:eastAsia="zh-CN"/>
+        </w:rPr>
+        <w:t>2</w:t>
+      </w:r>
+    </w:p>
+    <w:p>
+      <w:pPr>
+        <w:rPr>
+          <w:rFonts w:ascii="TimesNewRomanPSMT" w:hAnsi="TimesNewRomanPSMT"/>
+          <w:color w:val="000000"/>
+          <w:sz w:val="24"/>
+          <w:lang w:eastAsia="zh-CN"/>
+        </w:rPr>
+      </w:pPr>
+    </w:p>
+    <w:p>
+      <w:pPr>
+        <w:rPr>
+          <w:rFonts w:ascii="TimesNewRomanPSMT" w:hAnsi="TimesNewRomanPSMT"/>
+          <w:color w:val="000000"/>
+          <w:sz w:val="24"/>
+          <w:lang w:eastAsia="zh-CN"/>
+        </w:rPr>
+      </w:pPr>
+    </w:p>
+    <w:p>
+      <w:pPr>
+        <w:rPr>
+          <w:rFonts w:ascii="TimesNewRomanPSMT" w:hAnsi="TimesNewRomanPSMT"/>
+          <w:color w:val="000000"/>
+          <w:sz w:val="24"/>
+          <w:lang w:eastAsia="zh-CN"/>
+        </w:rPr>
+      </w:pPr>
+    </w:p>
+    <w:p>
+      <w:pPr>
+        <w:rPr>
+          <w:rFonts w:ascii="TimesNewRomanPSMT" w:hAnsi="TimesNewRomanPSMT"/>
+          <w:color w:val="000000"/>
+          <w:sz w:val="24"/>
+          <w:lang w:eastAsia="zh-CN"/>
+        </w:rPr>
+      </w:pPr>
+    </w:p>
+    <w:p>
+      <w:pPr>
+        <w:rPr>
+          <w:rFonts w:ascii="TimesNewRomanPSMT" w:hAnsi="TimesNewRomanPSMT"/>
+          <w:color w:val="000000"/>
+          <w:sz w:val="24"/>
+          <w:lang w:eastAsia="zh-CN"/>
+        </w:rPr>
+      </w:pPr>
+    </w:p>
+    <w:p>
+      <w:pPr>
+        <w:rPr>
+          <w:rFonts w:ascii="TimesNewRomanPSMT" w:hAnsi="TimesNewRomanPSMT"/>
+          <w:color w:val="000000"/>
+          <w:sz w:val="24"/>
+          <w:lang w:eastAsia="zh-CN"/>
+        </w:rPr>
+      </w:pPr>
+    </w:p>
+    <w:p>
+      <w:pPr>
+        <w:rPr>
+          <w:rFonts w:ascii="TimesNewRomanPSMT" w:hAnsi="TimesNewRomanPSMT"/>
+          <w:color w:val="000000"/>
+          <w:sz w:val="24"/>
+          <w:lang w:eastAsia="zh-CN"/>
+        </w:rPr>
+      </w:pPr>
+    </w:p>
+    <w:p>
+      <w:pPr>
+        <w:rPr>
+          <w:rFonts w:ascii="TimesNewRomanPSMT" w:hAnsi="TimesNewRomanPSMT"/>
+          <w:color w:val="000000"/>
+          <w:sz w:val="24"/>
+          <w:lang w:eastAsia="zh-CN"/>
+        </w:rPr>
+      </w:pPr>
+    </w:p>
+    <w:p>
+      <w:pPr>
+        <w:rPr>
+          <w:rFonts w:ascii="TimesNewRomanPSMT" w:hAnsi="TimesNewRomanPSMT"/>
+          <w:color w:val="000000"/>
+          <w:sz w:val="24"/>
+          <w:lang w:eastAsia="zh-CN"/>
+        </w:rPr>
+      </w:pPr>
+    </w:p>
+    <w:p>
+      <w:pPr>
+        <w:rPr>
+          <w:rFonts w:ascii="TimesNewRomanPSMT" w:hAnsi="TimesNewRomanPSMT"/>
+          <w:color w:val="000000"/>
+          <w:sz w:val="24"/>
+          <w:lang w:eastAsia="zh-CN"/>
+        </w:rPr>
+      </w:pPr>
+    </w:p>
+    <w:p>
+      <w:pPr>
+        <w:rPr>
+          <w:rFonts w:ascii="TimesNewRomanPSMT" w:hAnsi="TimesNewRomanPSMT"/>
+          <w:color w:val="000000"/>
+          <w:sz w:val="24"/>
+          <w:lang w:eastAsia="zh-CN"/>
+        </w:rPr>
+      </w:pPr>
+    </w:p>
+    <w:p>
+      <w:pPr>
+        <w:rPr>
+          <w:rFonts w:ascii="TimesNewRomanPSMT" w:hAnsi="TimesNewRomanPSMT"/>
+          <w:color w:val="000000"/>
+          <w:sz w:val="24"/>
+          <w:lang w:eastAsia="zh-CN"/>
+        </w:rPr>
+      </w:pPr>
+    </w:p>
+    <w:p>
+      <w:pPr>
+        <w:rPr>
+          <w:rFonts w:ascii="TimesNewRomanPSMT" w:hAnsi="TimesNewRomanPSMT"/>
           <w:color w:val="000000"/>
           <w:sz w:val="24"/>
           <w:lang w:eastAsia="zh-CN"/>
@@ -39308,1095 +43302,6 @@
         </w:rPr>
       </w:pPr>
     </w:p>
-    <w:tbl>
-      <w:tblPr>
-        <w:tblpPr w:leftFromText="180" w:rightFromText="180" w:topFromText="180" w:bottomFromText="180" w:vertAnchor="text" w:tblpX="15"/>
-        <w:tblW w:w="9349" w:type="dxa"/>
-        <w:tblBorders>
-          <w:top w:val="single" w:sz="4" w:space="0" w:color="000000"/>
-          <w:left w:val="single" w:sz="4" w:space="0" w:color="000000"/>
-          <w:bottom w:val="single" w:sz="4" w:space="0" w:color="000000"/>
-          <w:right w:val="single" w:sz="4" w:space="0" w:color="000000"/>
-          <w:insideH w:val="single" w:sz="4" w:space="0" w:color="000000"/>
-          <w:insideV w:val="single" w:sz="4" w:space="0" w:color="000000"/>
-        </w:tblBorders>
-        <w:tblLayout w:type="fixed"/>
-        <w:tblLook w:val="0400" w:firstRow="0" w:lastRow="0" w:firstColumn="0" w:lastColumn="0" w:noHBand="0" w:noVBand="1"/>
-      </w:tblPr>
-      <w:tblGrid>
-        <w:gridCol w:w="1522"/>
-        <w:gridCol w:w="1307"/>
-        <w:gridCol w:w="2683"/>
-        <w:gridCol w:w="2012"/>
-        <w:gridCol w:w="1825"/>
-      </w:tblGrid>
-      <w:tr>
-        <w:tc>
-          <w:tcPr>
-            <w:tcW w:w="1522" w:type="dxa"/>
-            <w:shd w:val="clear" w:color="auto" w:fill="E7E6E6"/>
-          </w:tcPr>
-          <w:p>
-            <w:pPr>
-              <w:jc w:val="both"/>
-              <w:rPr>
-                <w:rFonts w:ascii="TimesNewRomanPSMT" w:hAnsi="TimesNewRomanPSMT" w:hint="eastAsia"/>
-                <w:color w:val="000000"/>
-                <w:sz w:val="24"/>
-              </w:rPr>
-            </w:pPr>
-            <w:r>
-              <w:rPr>
-                <w:rFonts w:ascii="TimesNewRomanPSMT" w:hAnsi="TimesNewRomanPSMT"/>
-                <w:color w:val="000000"/>
-                <w:sz w:val="24"/>
-              </w:rPr>
-              <w:lastRenderedPageBreak/>
-              <w:t>Use Case ID</w:t>
-            </w:r>
-          </w:p>
-        </w:tc>
-        <w:tc>
-          <w:tcPr>
-            <w:tcW w:w="7827" w:type="dxa"/>
-            <w:gridSpan w:val="4"/>
-          </w:tcPr>
-          <w:p>
-            <w:pPr>
-              <w:jc w:val="both"/>
-              <w:rPr>
-                <w:rFonts w:ascii="TimesNewRomanPSMT" w:hAnsi="TimesNewRomanPSMT" w:hint="eastAsia"/>
-                <w:color w:val="000000"/>
-                <w:sz w:val="24"/>
-                <w:lang w:eastAsia="zh-CN"/>
-              </w:rPr>
-            </w:pPr>
-            <w:r>
-              <w:rPr>
-                <w:rFonts w:ascii="TimesNewRomanPSMT" w:hAnsi="TimesNewRomanPSMT"/>
-                <w:color w:val="000000"/>
-                <w:sz w:val="24"/>
-              </w:rPr>
-              <w:t xml:space="preserve"> </w:t>
-            </w:r>
-            <w:r>
-              <w:rPr>
-                <w:rFonts w:ascii="TimesNewRomanPSMT" w:hAnsi="TimesNewRomanPSMT" w:hint="eastAsia"/>
-                <w:color w:val="000000"/>
-                <w:sz w:val="24"/>
-              </w:rPr>
-              <w:t>UC-0</w:t>
-            </w:r>
-            <w:r>
-              <w:rPr>
-                <w:rFonts w:ascii="TimesNewRomanPSMT" w:hAnsi="TimesNewRomanPSMT" w:hint="eastAsia"/>
-                <w:color w:val="000000"/>
-                <w:sz w:val="24"/>
-                <w:lang w:eastAsia="zh-CN"/>
-              </w:rPr>
-              <w:t>7</w:t>
-            </w:r>
-          </w:p>
-        </w:tc>
-      </w:tr>
-      <w:tr>
-        <w:tc>
-          <w:tcPr>
-            <w:tcW w:w="1522" w:type="dxa"/>
-            <w:shd w:val="clear" w:color="auto" w:fill="E7E6E6"/>
-          </w:tcPr>
-          <w:p>
-            <w:pPr>
-              <w:rPr>
-                <w:rFonts w:ascii="TimesNewRomanPSMT" w:hAnsi="TimesNewRomanPSMT" w:hint="eastAsia"/>
-                <w:color w:val="000000"/>
-                <w:sz w:val="24"/>
-              </w:rPr>
-            </w:pPr>
-            <w:r>
-              <w:rPr>
-                <w:rFonts w:ascii="TimesNewRomanPSMT" w:hAnsi="TimesNewRomanPSMT"/>
-                <w:color w:val="000000"/>
-                <w:sz w:val="24"/>
-              </w:rPr>
-              <w:t>Use Case Name</w:t>
-            </w:r>
-          </w:p>
-        </w:tc>
-        <w:tc>
-          <w:tcPr>
-            <w:tcW w:w="7827" w:type="dxa"/>
-            <w:gridSpan w:val="4"/>
-          </w:tcPr>
-          <w:p>
-            <w:pPr>
-              <w:jc w:val="both"/>
-              <w:rPr>
-                <w:rFonts w:ascii="TimesNewRomanPSMT" w:hAnsi="TimesNewRomanPSMT" w:hint="eastAsia"/>
-                <w:color w:val="000000"/>
-                <w:sz w:val="24"/>
-              </w:rPr>
-            </w:pPr>
-            <w:r>
-              <w:rPr>
-                <w:rFonts w:ascii="TimesNewRomanPSMT" w:hAnsi="TimesNewRomanPSMT" w:hint="eastAsia"/>
-                <w:lang w:eastAsia="zh-CN"/>
-              </w:rPr>
-              <w:t>Browse</w:t>
-            </w:r>
-            <w:r>
-              <w:rPr>
-                <w:rFonts w:ascii="TimesNewRomanPSMT" w:hAnsi="TimesNewRomanPSMT"/>
-                <w:lang w:eastAsia="zh-CN"/>
-              </w:rPr>
-              <w:t xml:space="preserve"> Daily Briefings</w:t>
-            </w:r>
-          </w:p>
-        </w:tc>
-      </w:tr>
-      <w:tr>
-        <w:tc>
-          <w:tcPr>
-            <w:tcW w:w="1522" w:type="dxa"/>
-            <w:shd w:val="clear" w:color="auto" w:fill="E7E6E6"/>
-          </w:tcPr>
-          <w:p>
-            <w:pPr>
-              <w:jc w:val="both"/>
-              <w:rPr>
-                <w:rFonts w:ascii="TimesNewRomanPSMT" w:hAnsi="TimesNewRomanPSMT" w:hint="eastAsia"/>
-                <w:color w:val="000000"/>
-                <w:sz w:val="24"/>
-              </w:rPr>
-            </w:pPr>
-            <w:r>
-              <w:rPr>
-                <w:rFonts w:ascii="TimesNewRomanPSMT" w:hAnsi="TimesNewRomanPSMT"/>
-                <w:color w:val="000000"/>
-                <w:sz w:val="24"/>
-              </w:rPr>
-              <w:t>Actors</w:t>
-            </w:r>
-          </w:p>
-        </w:tc>
-        <w:tc>
-          <w:tcPr>
-            <w:tcW w:w="7827" w:type="dxa"/>
-            <w:gridSpan w:val="4"/>
-          </w:tcPr>
-          <w:p>
-            <w:pPr>
-              <w:jc w:val="both"/>
-              <w:rPr>
-                <w:rFonts w:ascii="TimesNewRomanPSMT" w:hAnsi="TimesNewRomanPSMT" w:hint="eastAsia"/>
-                <w:color w:val="000000"/>
-                <w:sz w:val="24"/>
-                <w:lang w:eastAsia="zh-CN"/>
-              </w:rPr>
-            </w:pPr>
-            <w:r>
-              <w:rPr>
-                <w:rFonts w:ascii="TimesNewRomanPSMT" w:hAnsi="TimesNewRomanPSMT" w:hint="eastAsia"/>
-                <w:color w:val="000000"/>
-                <w:sz w:val="24"/>
-                <w:lang w:eastAsia="zh-CN"/>
-              </w:rPr>
-              <w:t>User</w:t>
-            </w:r>
-          </w:p>
-        </w:tc>
-      </w:tr>
-      <w:tr>
-        <w:tc>
-          <w:tcPr>
-            <w:tcW w:w="1522" w:type="dxa"/>
-            <w:shd w:val="clear" w:color="auto" w:fill="E7E6E6"/>
-          </w:tcPr>
-          <w:p>
-            <w:pPr>
-              <w:jc w:val="both"/>
-              <w:rPr>
-                <w:rFonts w:ascii="TimesNewRomanPSMT" w:hAnsi="TimesNewRomanPSMT" w:hint="eastAsia"/>
-                <w:color w:val="000000"/>
-                <w:sz w:val="24"/>
-              </w:rPr>
-            </w:pPr>
-            <w:r>
-              <w:rPr>
-                <w:rFonts w:ascii="TimesNewRomanPSMT" w:hAnsi="TimesNewRomanPSMT"/>
-                <w:color w:val="000000"/>
-                <w:sz w:val="24"/>
-              </w:rPr>
-              <w:t>Description</w:t>
-            </w:r>
-          </w:p>
-        </w:tc>
-        <w:tc>
-          <w:tcPr>
-            <w:tcW w:w="7827" w:type="dxa"/>
-            <w:gridSpan w:val="4"/>
-          </w:tcPr>
-          <w:p>
-            <w:pPr>
-              <w:jc w:val="both"/>
-              <w:rPr>
-                <w:rFonts w:ascii="TimesNewRomanPSMT" w:hAnsi="TimesNewRomanPSMT" w:hint="eastAsia"/>
-                <w:color w:val="000000"/>
-                <w:sz w:val="24"/>
-              </w:rPr>
-            </w:pPr>
-          </w:p>
-        </w:tc>
-      </w:tr>
-      <w:tr>
-        <w:tc>
-          <w:tcPr>
-            <w:tcW w:w="1522" w:type="dxa"/>
-            <w:shd w:val="clear" w:color="auto" w:fill="E7E6E6"/>
-          </w:tcPr>
-          <w:p>
-            <w:pPr>
-              <w:jc w:val="both"/>
-              <w:rPr>
-                <w:rFonts w:ascii="TimesNewRomanPSMT" w:hAnsi="TimesNewRomanPSMT" w:hint="eastAsia"/>
-                <w:color w:val="000000"/>
-                <w:sz w:val="24"/>
-              </w:rPr>
-            </w:pPr>
-            <w:r>
-              <w:rPr>
-                <w:rFonts w:ascii="TimesNewRomanPSMT" w:hAnsi="TimesNewRomanPSMT"/>
-                <w:color w:val="000000"/>
-                <w:sz w:val="24"/>
-              </w:rPr>
-              <w:t>Trigger</w:t>
-            </w:r>
-          </w:p>
-        </w:tc>
-        <w:tc>
-          <w:tcPr>
-            <w:tcW w:w="7827" w:type="dxa"/>
-            <w:gridSpan w:val="4"/>
-          </w:tcPr>
-          <w:p>
-            <w:pPr>
-              <w:jc w:val="both"/>
-              <w:rPr>
-                <w:rFonts w:ascii="TimesNewRomanPSMT" w:hAnsi="TimesNewRomanPSMT" w:hint="eastAsia"/>
-                <w:color w:val="000000"/>
-                <w:sz w:val="24"/>
-              </w:rPr>
-            </w:pPr>
-          </w:p>
-        </w:tc>
-      </w:tr>
-      <w:tr>
-        <w:tc>
-          <w:tcPr>
-            <w:tcW w:w="1522" w:type="dxa"/>
-            <w:shd w:val="clear" w:color="auto" w:fill="E7E6E6"/>
-          </w:tcPr>
-          <w:p>
-            <w:pPr>
-              <w:jc w:val="both"/>
-              <w:rPr>
-                <w:rFonts w:ascii="TimesNewRomanPSMT" w:hAnsi="TimesNewRomanPSMT" w:hint="eastAsia"/>
-                <w:color w:val="000000"/>
-                <w:sz w:val="24"/>
-              </w:rPr>
-            </w:pPr>
-            <w:r>
-              <w:rPr>
-                <w:rFonts w:ascii="TimesNewRomanPSMT" w:hAnsi="TimesNewRomanPSMT"/>
-                <w:color w:val="000000"/>
-                <w:sz w:val="24"/>
-              </w:rPr>
-              <w:t>Preconditions</w:t>
-            </w:r>
-          </w:p>
-        </w:tc>
-        <w:tc>
-          <w:tcPr>
-            <w:tcW w:w="7827" w:type="dxa"/>
-            <w:gridSpan w:val="4"/>
-          </w:tcPr>
-          <w:p>
-            <w:pPr>
-              <w:jc w:val="both"/>
-              <w:rPr>
-                <w:rFonts w:ascii="TimesNewRomanPSMT" w:hAnsi="TimesNewRomanPSMT" w:hint="eastAsia"/>
-                <w:color w:val="000000"/>
-                <w:sz w:val="24"/>
-              </w:rPr>
-            </w:pPr>
-          </w:p>
-        </w:tc>
-      </w:tr>
-      <w:tr>
-        <w:tc>
-          <w:tcPr>
-            <w:tcW w:w="9349" w:type="dxa"/>
-            <w:gridSpan w:val="5"/>
-            <w:shd w:val="clear" w:color="auto" w:fill="E7E6E6"/>
-          </w:tcPr>
-          <w:p>
-            <w:pPr>
-              <w:rPr>
-                <w:rFonts w:ascii="TimesNewRomanPSMT" w:hAnsi="TimesNewRomanPSMT" w:hint="eastAsia"/>
-                <w:color w:val="000000"/>
-                <w:sz w:val="24"/>
-              </w:rPr>
-            </w:pPr>
-            <w:r>
-              <w:rPr>
-                <w:rFonts w:ascii="TimesNewRomanPSMT" w:hAnsi="TimesNewRomanPSMT"/>
-                <w:color w:val="000000"/>
-                <w:sz w:val="24"/>
-              </w:rPr>
-              <w:t>Use Case Input Specification</w:t>
-            </w:r>
-          </w:p>
-        </w:tc>
-      </w:tr>
-      <w:tr>
-        <w:tc>
-          <w:tcPr>
-            <w:tcW w:w="1522" w:type="dxa"/>
-            <w:shd w:val="clear" w:color="auto" w:fill="E7E6E6"/>
-          </w:tcPr>
-          <w:p>
-            <w:pPr>
-              <w:jc w:val="center"/>
-              <w:rPr>
-                <w:rFonts w:ascii="TimesNewRomanPSMT" w:hAnsi="TimesNewRomanPSMT" w:hint="eastAsia"/>
-                <w:color w:val="000000"/>
-                <w:sz w:val="24"/>
-              </w:rPr>
-            </w:pPr>
-            <w:r>
-              <w:rPr>
-                <w:rFonts w:ascii="TimesNewRomanPSMT" w:hAnsi="TimesNewRomanPSMT"/>
-                <w:color w:val="000000"/>
-                <w:sz w:val="24"/>
-              </w:rPr>
-              <w:t>Input</w:t>
-            </w:r>
-          </w:p>
-        </w:tc>
-        <w:tc>
-          <w:tcPr>
-            <w:tcW w:w="1307" w:type="dxa"/>
-            <w:shd w:val="clear" w:color="auto" w:fill="E7E6E6"/>
-          </w:tcPr>
-          <w:p>
-            <w:pPr>
-              <w:jc w:val="center"/>
-              <w:rPr>
-                <w:rFonts w:ascii="TimesNewRomanPSMT" w:hAnsi="TimesNewRomanPSMT" w:hint="eastAsia"/>
-                <w:color w:val="000000"/>
-                <w:sz w:val="24"/>
-              </w:rPr>
-            </w:pPr>
-            <w:r>
-              <w:rPr>
-                <w:rFonts w:ascii="TimesNewRomanPSMT" w:hAnsi="TimesNewRomanPSMT"/>
-                <w:color w:val="000000"/>
-                <w:sz w:val="24"/>
-              </w:rPr>
-              <w:t>type</w:t>
-            </w:r>
-          </w:p>
-        </w:tc>
-        <w:tc>
-          <w:tcPr>
-            <w:tcW w:w="4695" w:type="dxa"/>
-            <w:gridSpan w:val="2"/>
-            <w:shd w:val="clear" w:color="auto" w:fill="E7E6E6"/>
-          </w:tcPr>
-          <w:p>
-            <w:pPr>
-              <w:jc w:val="center"/>
-              <w:rPr>
-                <w:rFonts w:ascii="TimesNewRomanPSMT" w:hAnsi="TimesNewRomanPSMT" w:hint="eastAsia"/>
-                <w:color w:val="000000"/>
-                <w:sz w:val="24"/>
-              </w:rPr>
-            </w:pPr>
-            <w:r>
-              <w:rPr>
-                <w:rFonts w:ascii="TimesNewRomanPSMT" w:hAnsi="TimesNewRomanPSMT"/>
-                <w:color w:val="000000"/>
-                <w:sz w:val="24"/>
-              </w:rPr>
-              <w:t>Constraint</w:t>
-            </w:r>
-          </w:p>
-        </w:tc>
-        <w:tc>
-          <w:tcPr>
-            <w:tcW w:w="1825" w:type="dxa"/>
-            <w:shd w:val="clear" w:color="auto" w:fill="E7E6E6"/>
-          </w:tcPr>
-          <w:p>
-            <w:pPr>
-              <w:jc w:val="center"/>
-              <w:rPr>
-                <w:rFonts w:ascii="TimesNewRomanPSMT" w:hAnsi="TimesNewRomanPSMT" w:hint="eastAsia"/>
-                <w:color w:val="000000"/>
-                <w:sz w:val="24"/>
-              </w:rPr>
-            </w:pPr>
-            <w:r>
-              <w:rPr>
-                <w:rFonts w:ascii="TimesNewRomanPSMT" w:hAnsi="TimesNewRomanPSMT"/>
-                <w:color w:val="000000"/>
-                <w:sz w:val="24"/>
-              </w:rPr>
-              <w:t>Example</w:t>
-            </w:r>
-          </w:p>
-        </w:tc>
-      </w:tr>
-      <w:tr>
-        <w:tc>
-          <w:tcPr>
-            <w:tcW w:w="1522" w:type="dxa"/>
-            <w:shd w:val="clear" w:color="auto" w:fill="FFFFFF"/>
-          </w:tcPr>
-          <w:p>
-            <w:pPr>
-              <w:jc w:val="both"/>
-              <w:rPr>
-                <w:rFonts w:ascii="TimesNewRomanPSMT" w:hAnsi="TimesNewRomanPSMT" w:hint="eastAsia"/>
-                <w:color w:val="000000"/>
-                <w:sz w:val="24"/>
-              </w:rPr>
-            </w:pPr>
-          </w:p>
-        </w:tc>
-        <w:tc>
-          <w:tcPr>
-            <w:tcW w:w="1307" w:type="dxa"/>
-            <w:shd w:val="clear" w:color="auto" w:fill="FFFFFF"/>
-          </w:tcPr>
-          <w:p>
-            <w:pPr>
-              <w:jc w:val="both"/>
-              <w:rPr>
-                <w:rFonts w:ascii="TimesNewRomanPSMT" w:hAnsi="TimesNewRomanPSMT" w:hint="eastAsia"/>
-                <w:color w:val="000000"/>
-                <w:sz w:val="24"/>
-              </w:rPr>
-            </w:pPr>
-          </w:p>
-        </w:tc>
-        <w:tc>
-          <w:tcPr>
-            <w:tcW w:w="4695" w:type="dxa"/>
-            <w:gridSpan w:val="2"/>
-            <w:shd w:val="clear" w:color="auto" w:fill="FFFFFF"/>
-          </w:tcPr>
-          <w:p>
-            <w:pPr>
-              <w:jc w:val="both"/>
-              <w:rPr>
-                <w:rFonts w:ascii="TimesNewRomanPSMT" w:hAnsi="TimesNewRomanPSMT" w:hint="eastAsia"/>
-                <w:color w:val="000000"/>
-                <w:sz w:val="24"/>
-              </w:rPr>
-            </w:pPr>
-          </w:p>
-        </w:tc>
-        <w:tc>
-          <w:tcPr>
-            <w:tcW w:w="1825" w:type="dxa"/>
-            <w:shd w:val="clear" w:color="auto" w:fill="FFFFFF"/>
-          </w:tcPr>
-          <w:p>
-            <w:pPr>
-              <w:jc w:val="both"/>
-              <w:rPr>
-                <w:rFonts w:ascii="TimesNewRomanPSMT" w:hAnsi="TimesNewRomanPSMT" w:hint="eastAsia"/>
-                <w:color w:val="000000"/>
-                <w:sz w:val="24"/>
-              </w:rPr>
-            </w:pPr>
-          </w:p>
-        </w:tc>
-      </w:tr>
-      <w:tr>
-        <w:tc>
-          <w:tcPr>
-            <w:tcW w:w="1522" w:type="dxa"/>
-            <w:shd w:val="clear" w:color="auto" w:fill="FFFFFF"/>
-          </w:tcPr>
-          <w:p>
-            <w:pPr>
-              <w:jc w:val="both"/>
-              <w:rPr>
-                <w:rFonts w:ascii="TimesNewRomanPSMT" w:hAnsi="TimesNewRomanPSMT" w:hint="eastAsia"/>
-                <w:color w:val="000000"/>
-                <w:sz w:val="24"/>
-              </w:rPr>
-            </w:pPr>
-          </w:p>
-        </w:tc>
-        <w:tc>
-          <w:tcPr>
-            <w:tcW w:w="1307" w:type="dxa"/>
-            <w:shd w:val="clear" w:color="auto" w:fill="FFFFFF"/>
-          </w:tcPr>
-          <w:p>
-            <w:pPr>
-              <w:jc w:val="both"/>
-              <w:rPr>
-                <w:rFonts w:ascii="TimesNewRomanPSMT" w:hAnsi="TimesNewRomanPSMT" w:hint="eastAsia"/>
-                <w:color w:val="000000"/>
-                <w:sz w:val="24"/>
-              </w:rPr>
-            </w:pPr>
-          </w:p>
-        </w:tc>
-        <w:tc>
-          <w:tcPr>
-            <w:tcW w:w="4695" w:type="dxa"/>
-            <w:gridSpan w:val="2"/>
-            <w:shd w:val="clear" w:color="auto" w:fill="FFFFFF"/>
-          </w:tcPr>
-          <w:p>
-            <w:pPr>
-              <w:jc w:val="both"/>
-              <w:rPr>
-                <w:rFonts w:ascii="TimesNewRomanPSMT" w:hAnsi="TimesNewRomanPSMT" w:hint="eastAsia"/>
-                <w:color w:val="000000"/>
-                <w:sz w:val="24"/>
-              </w:rPr>
-            </w:pPr>
-          </w:p>
-        </w:tc>
-        <w:tc>
-          <w:tcPr>
-            <w:tcW w:w="1825" w:type="dxa"/>
-            <w:shd w:val="clear" w:color="auto" w:fill="FFFFFF"/>
-          </w:tcPr>
-          <w:p>
-            <w:pPr>
-              <w:jc w:val="both"/>
-              <w:rPr>
-                <w:rFonts w:ascii="TimesNewRomanPSMT" w:hAnsi="TimesNewRomanPSMT" w:hint="eastAsia"/>
-                <w:color w:val="000000"/>
-                <w:sz w:val="24"/>
-              </w:rPr>
-            </w:pPr>
-          </w:p>
-        </w:tc>
-      </w:tr>
-      <w:tr>
-        <w:tc>
-          <w:tcPr>
-            <w:tcW w:w="1522" w:type="dxa"/>
-            <w:shd w:val="clear" w:color="auto" w:fill="E7E6E6"/>
-          </w:tcPr>
-          <w:p>
-            <w:pPr>
-              <w:jc w:val="both"/>
-              <w:rPr>
-                <w:rFonts w:ascii="TimesNewRomanPSMT" w:hAnsi="TimesNewRomanPSMT" w:hint="eastAsia"/>
-                <w:color w:val="000000"/>
-                <w:sz w:val="24"/>
-              </w:rPr>
-            </w:pPr>
-            <w:r>
-              <w:rPr>
-                <w:rFonts w:ascii="TimesNewRomanPSMT" w:hAnsi="TimesNewRomanPSMT"/>
-                <w:color w:val="000000"/>
-                <w:sz w:val="24"/>
-              </w:rPr>
-              <w:t>Post conditions</w:t>
-            </w:r>
-          </w:p>
-        </w:tc>
-        <w:tc>
-          <w:tcPr>
-            <w:tcW w:w="7827" w:type="dxa"/>
-            <w:gridSpan w:val="4"/>
-          </w:tcPr>
-          <w:p>
-            <w:pPr>
-              <w:jc w:val="both"/>
-              <w:rPr>
-                <w:rFonts w:ascii="TimesNewRomanPSMT" w:hAnsi="TimesNewRomanPSMT" w:hint="eastAsia"/>
-                <w:color w:val="000000"/>
-                <w:sz w:val="24"/>
-              </w:rPr>
-            </w:pPr>
-          </w:p>
-        </w:tc>
-      </w:tr>
-      <w:tr>
-        <w:tc>
-          <w:tcPr>
-            <w:tcW w:w="1522" w:type="dxa"/>
-            <w:shd w:val="clear" w:color="auto" w:fill="E7E6E6"/>
-          </w:tcPr>
-          <w:p>
-            <w:pPr>
-              <w:jc w:val="both"/>
-              <w:rPr>
-                <w:rFonts w:ascii="TimesNewRomanPSMT" w:hAnsi="TimesNewRomanPSMT" w:hint="eastAsia"/>
-                <w:color w:val="000000"/>
-                <w:sz w:val="24"/>
-              </w:rPr>
-            </w:pPr>
-            <w:r>
-              <w:rPr>
-                <w:rFonts w:ascii="TimesNewRomanPSMT" w:hAnsi="TimesNewRomanPSMT"/>
-                <w:color w:val="000000"/>
-                <w:sz w:val="24"/>
-              </w:rPr>
-              <w:t>Normal Flows</w:t>
-            </w:r>
-          </w:p>
-        </w:tc>
-        <w:tc>
-          <w:tcPr>
-            <w:tcW w:w="3990" w:type="dxa"/>
-            <w:gridSpan w:val="2"/>
-            <w:shd w:val="clear" w:color="auto" w:fill="E7E6E6"/>
-            <w:vAlign w:val="center"/>
-          </w:tcPr>
-          <w:p>
-            <w:pPr>
-              <w:jc w:val="center"/>
-              <w:rPr>
-                <w:rFonts w:ascii="TimesNewRomanPSMT" w:hAnsi="TimesNewRomanPSMT" w:hint="eastAsia"/>
-                <w:color w:val="000000"/>
-                <w:sz w:val="24"/>
-              </w:rPr>
-            </w:pPr>
-            <w:r>
-              <w:rPr>
-                <w:rFonts w:ascii="TimesNewRomanPSMT" w:hAnsi="TimesNewRomanPSMT"/>
-                <w:color w:val="000000"/>
-                <w:sz w:val="24"/>
-              </w:rPr>
-              <w:t>User</w:t>
-            </w:r>
-          </w:p>
-        </w:tc>
-        <w:tc>
-          <w:tcPr>
-            <w:tcW w:w="3837" w:type="dxa"/>
-            <w:gridSpan w:val="2"/>
-            <w:shd w:val="clear" w:color="auto" w:fill="E7E6E6"/>
-            <w:vAlign w:val="center"/>
-          </w:tcPr>
-          <w:p>
-            <w:pPr>
-              <w:jc w:val="center"/>
-              <w:rPr>
-                <w:rFonts w:ascii="TimesNewRomanPSMT" w:hAnsi="TimesNewRomanPSMT" w:hint="eastAsia"/>
-                <w:color w:val="000000"/>
-                <w:sz w:val="24"/>
-              </w:rPr>
-            </w:pPr>
-            <w:r>
-              <w:rPr>
-                <w:rFonts w:ascii="TimesNewRomanPSMT" w:hAnsi="TimesNewRomanPSMT"/>
-                <w:color w:val="000000"/>
-                <w:sz w:val="24"/>
-              </w:rPr>
-              <w:t>System</w:t>
-            </w:r>
-          </w:p>
-        </w:tc>
-      </w:tr>
-      <w:tr>
-        <w:tc>
-          <w:tcPr>
-            <w:tcW w:w="1522" w:type="dxa"/>
-          </w:tcPr>
-          <w:p>
-            <w:pPr>
-              <w:jc w:val="both"/>
-              <w:rPr>
-                <w:rFonts w:ascii="TimesNewRomanPSMT" w:hAnsi="TimesNewRomanPSMT" w:hint="eastAsia"/>
-                <w:color w:val="000000"/>
-                <w:sz w:val="24"/>
-              </w:rPr>
-            </w:pPr>
-          </w:p>
-        </w:tc>
-        <w:tc>
-          <w:tcPr>
-            <w:tcW w:w="3990" w:type="dxa"/>
-            <w:gridSpan w:val="2"/>
-          </w:tcPr>
-          <w:p>
-            <w:pPr>
-              <w:jc w:val="both"/>
-              <w:rPr>
-                <w:rFonts w:ascii="TimesNewRomanPSMT" w:hAnsi="TimesNewRomanPSMT" w:hint="eastAsia"/>
-                <w:color w:val="000000"/>
-                <w:sz w:val="24"/>
-              </w:rPr>
-            </w:pPr>
-          </w:p>
-        </w:tc>
-        <w:tc>
-          <w:tcPr>
-            <w:tcW w:w="3837" w:type="dxa"/>
-            <w:gridSpan w:val="2"/>
-          </w:tcPr>
-          <w:p>
-            <w:pPr>
-              <w:jc w:val="both"/>
-              <w:rPr>
-                <w:rFonts w:ascii="TimesNewRomanPSMT" w:hAnsi="TimesNewRomanPSMT" w:hint="eastAsia"/>
-                <w:color w:val="000000"/>
-                <w:sz w:val="24"/>
-              </w:rPr>
-            </w:pPr>
-          </w:p>
-        </w:tc>
-      </w:tr>
-      <w:tr>
-        <w:tc>
-          <w:tcPr>
-            <w:tcW w:w="1522" w:type="dxa"/>
-            <w:shd w:val="clear" w:color="auto" w:fill="E7E6E6"/>
-          </w:tcPr>
-          <w:p>
-            <w:pPr>
-              <w:jc w:val="both"/>
-              <w:rPr>
-                <w:rFonts w:ascii="TimesNewRomanPSMT" w:hAnsi="TimesNewRomanPSMT" w:hint="eastAsia"/>
-                <w:color w:val="000000"/>
-                <w:sz w:val="24"/>
-              </w:rPr>
-            </w:pPr>
-            <w:r>
-              <w:rPr>
-                <w:rFonts w:ascii="TimesNewRomanPSMT" w:hAnsi="TimesNewRomanPSMT"/>
-                <w:color w:val="000000"/>
-                <w:sz w:val="24"/>
-              </w:rPr>
-              <w:t>Alternative Flow</w:t>
-            </w:r>
-          </w:p>
-        </w:tc>
-        <w:tc>
-          <w:tcPr>
-            <w:tcW w:w="7827" w:type="dxa"/>
-            <w:gridSpan w:val="4"/>
-          </w:tcPr>
-          <w:p>
-            <w:pPr>
-              <w:jc w:val="both"/>
-              <w:rPr>
-                <w:rFonts w:ascii="TimesNewRomanPSMT" w:hAnsi="TimesNewRomanPSMT" w:hint="eastAsia"/>
-                <w:color w:val="000000"/>
-                <w:sz w:val="24"/>
-              </w:rPr>
-            </w:pPr>
-          </w:p>
-        </w:tc>
-      </w:tr>
-      <w:tr>
-        <w:tc>
-          <w:tcPr>
-            <w:tcW w:w="1522" w:type="dxa"/>
-            <w:shd w:val="clear" w:color="auto" w:fill="E7E6E6"/>
-          </w:tcPr>
-          <w:p>
-            <w:pPr>
-              <w:jc w:val="both"/>
-              <w:rPr>
-                <w:rFonts w:ascii="TimesNewRomanPSMT" w:hAnsi="TimesNewRomanPSMT" w:hint="eastAsia"/>
-                <w:color w:val="000000"/>
-                <w:sz w:val="24"/>
-              </w:rPr>
-            </w:pPr>
-            <w:r>
-              <w:rPr>
-                <w:rFonts w:ascii="TimesNewRomanPSMT" w:hAnsi="TimesNewRomanPSMT"/>
-                <w:color w:val="000000"/>
-                <w:sz w:val="24"/>
-              </w:rPr>
-              <w:t>Exception Flow</w:t>
-            </w:r>
-          </w:p>
-        </w:tc>
-        <w:tc>
-          <w:tcPr>
-            <w:tcW w:w="7827" w:type="dxa"/>
-            <w:gridSpan w:val="4"/>
-          </w:tcPr>
-          <w:p>
-            <w:pPr>
-              <w:jc w:val="both"/>
-              <w:rPr>
-                <w:rFonts w:ascii="TimesNewRomanPSMT" w:hAnsi="TimesNewRomanPSMT" w:hint="eastAsia"/>
-                <w:color w:val="000000"/>
-                <w:sz w:val="24"/>
-              </w:rPr>
-            </w:pPr>
-          </w:p>
-        </w:tc>
-      </w:tr>
-      <w:tr>
-        <w:tc>
-          <w:tcPr>
-            <w:tcW w:w="1522" w:type="dxa"/>
-            <w:shd w:val="clear" w:color="auto" w:fill="E7E6E6"/>
-          </w:tcPr>
-          <w:p>
-            <w:pPr>
-              <w:jc w:val="both"/>
-              <w:rPr>
-                <w:rFonts w:ascii="TimesNewRomanPSMT" w:hAnsi="TimesNewRomanPSMT" w:hint="eastAsia"/>
-                <w:color w:val="000000"/>
-                <w:sz w:val="24"/>
-              </w:rPr>
-            </w:pPr>
-            <w:r>
-              <w:rPr>
-                <w:rFonts w:ascii="TimesNewRomanPSMT" w:hAnsi="TimesNewRomanPSMT"/>
-                <w:color w:val="000000"/>
-                <w:sz w:val="24"/>
-              </w:rPr>
-              <w:t>Note</w:t>
-            </w:r>
-          </w:p>
-        </w:tc>
-        <w:tc>
-          <w:tcPr>
-            <w:tcW w:w="7827" w:type="dxa"/>
-            <w:gridSpan w:val="4"/>
-          </w:tcPr>
-          <w:p>
-            <w:pPr>
-              <w:jc w:val="both"/>
-              <w:rPr>
-                <w:rFonts w:ascii="TimesNewRomanPSMT" w:hAnsi="TimesNewRomanPSMT" w:hint="eastAsia"/>
-                <w:color w:val="000000"/>
-                <w:sz w:val="24"/>
-              </w:rPr>
-            </w:pPr>
-          </w:p>
-        </w:tc>
-      </w:tr>
-    </w:tbl>
-    <w:p>
-      <w:pPr>
-        <w:rPr>
-          <w:rFonts w:ascii="TimesNewRomanPSMT" w:hAnsi="TimesNewRomanPSMT"/>
-          <w:color w:val="000000"/>
-          <w:sz w:val="24"/>
-          <w:lang w:eastAsia="zh-CN"/>
-        </w:rPr>
-      </w:pPr>
-    </w:p>
-    <w:p>
-      <w:pPr>
-        <w:rPr>
-          <w:rFonts w:ascii="TimesNewRomanPSMT" w:hAnsi="TimesNewRomanPSMT"/>
-          <w:color w:val="000000"/>
-          <w:sz w:val="24"/>
-          <w:lang w:eastAsia="zh-CN"/>
-        </w:rPr>
-      </w:pPr>
-    </w:p>
-    <w:p>
-      <w:pPr>
-        <w:rPr>
-          <w:rFonts w:ascii="TimesNewRomanPSMT" w:hAnsi="TimesNewRomanPSMT"/>
-          <w:color w:val="000000"/>
-          <w:sz w:val="24"/>
-          <w:lang w:eastAsia="zh-CN"/>
-        </w:rPr>
-      </w:pPr>
-    </w:p>
-    <w:p>
-      <w:pPr>
-        <w:rPr>
-          <w:rFonts w:ascii="TimesNewRomanPSMT" w:hAnsi="TimesNewRomanPSMT"/>
-          <w:color w:val="000000"/>
-          <w:sz w:val="24"/>
-          <w:lang w:eastAsia="zh-CN"/>
-        </w:rPr>
-      </w:pPr>
-    </w:p>
-    <w:p>
-      <w:pPr>
-        <w:rPr>
-          <w:rFonts w:ascii="TimesNewRomanPSMT" w:hAnsi="TimesNewRomanPSMT"/>
-          <w:color w:val="000000"/>
-          <w:sz w:val="24"/>
-          <w:lang w:eastAsia="zh-CN"/>
-        </w:rPr>
-      </w:pPr>
-    </w:p>
-    <w:p>
-      <w:pPr>
-        <w:rPr>
-          <w:rFonts w:ascii="TimesNewRomanPSMT" w:hAnsi="TimesNewRomanPSMT"/>
-          <w:color w:val="000000"/>
-          <w:sz w:val="24"/>
-          <w:lang w:eastAsia="zh-CN"/>
-        </w:rPr>
-      </w:pPr>
-    </w:p>
-    <w:p>
-      <w:pPr>
-        <w:rPr>
-          <w:rFonts w:ascii="TimesNewRomanPSMT" w:hAnsi="TimesNewRomanPSMT"/>
-          <w:color w:val="000000"/>
-          <w:sz w:val="24"/>
-          <w:lang w:eastAsia="zh-CN"/>
-        </w:rPr>
-      </w:pPr>
-    </w:p>
-    <w:p>
-      <w:pPr>
-        <w:rPr>
-          <w:rFonts w:ascii="TimesNewRomanPSMT" w:hAnsi="TimesNewRomanPSMT"/>
-          <w:color w:val="000000"/>
-          <w:sz w:val="24"/>
-          <w:lang w:eastAsia="zh-CN"/>
-        </w:rPr>
-      </w:pPr>
-    </w:p>
-    <w:p>
-      <w:pPr>
-        <w:rPr>
-          <w:rFonts w:ascii="TimesNewRomanPSMT" w:hAnsi="TimesNewRomanPSMT"/>
-          <w:color w:val="000000"/>
-          <w:sz w:val="24"/>
-          <w:lang w:eastAsia="zh-CN"/>
-        </w:rPr>
-      </w:pPr>
-    </w:p>
-    <w:p>
-      <w:pPr>
-        <w:rPr>
-          <w:rFonts w:ascii="TimesNewRomanPSMT" w:hAnsi="TimesNewRomanPSMT"/>
-          <w:color w:val="000000"/>
-          <w:sz w:val="24"/>
-          <w:lang w:eastAsia="zh-CN"/>
-        </w:rPr>
-      </w:pPr>
-    </w:p>
-    <w:p>
-      <w:pPr>
-        <w:rPr>
-          <w:rFonts w:ascii="TimesNewRomanPSMT" w:hAnsi="TimesNewRomanPSMT"/>
-          <w:color w:val="000000"/>
-          <w:sz w:val="24"/>
-          <w:lang w:eastAsia="zh-CN"/>
-        </w:rPr>
-      </w:pPr>
-    </w:p>
-    <w:p>
-      <w:pPr>
-        <w:rPr>
-          <w:rFonts w:ascii="TimesNewRomanPSMT" w:hAnsi="TimesNewRomanPSMT"/>
-          <w:color w:val="000000"/>
-          <w:sz w:val="24"/>
-          <w:lang w:eastAsia="zh-CN"/>
-        </w:rPr>
-      </w:pPr>
-    </w:p>
-    <w:p>
-      <w:pPr>
-        <w:rPr>
-          <w:rFonts w:ascii="TimesNewRomanPSMT" w:hAnsi="TimesNewRomanPSMT"/>
-          <w:color w:val="000000"/>
-          <w:sz w:val="24"/>
-          <w:lang w:eastAsia="zh-CN"/>
-        </w:rPr>
-      </w:pPr>
-    </w:p>
-    <w:p>
-      <w:pPr>
-        <w:rPr>
-          <w:rFonts w:ascii="TimesNewRomanPSMT" w:hAnsi="TimesNewRomanPSMT"/>
-          <w:color w:val="000000"/>
-          <w:sz w:val="24"/>
-          <w:lang w:eastAsia="zh-CN"/>
-        </w:rPr>
-      </w:pPr>
-    </w:p>
-    <w:p>
-      <w:pPr>
-        <w:rPr>
-          <w:rFonts w:ascii="TimesNewRomanPSMT" w:hAnsi="TimesNewRomanPSMT"/>
-          <w:color w:val="000000"/>
-          <w:sz w:val="24"/>
-          <w:lang w:eastAsia="zh-CN"/>
-        </w:rPr>
-      </w:pPr>
-    </w:p>
-    <w:p>
-      <w:pPr>
-        <w:rPr>
-          <w:rFonts w:ascii="TimesNewRomanPSMT" w:hAnsi="TimesNewRomanPSMT"/>
-          <w:color w:val="000000"/>
-          <w:sz w:val="24"/>
-          <w:lang w:eastAsia="zh-CN"/>
-        </w:rPr>
-      </w:pPr>
-    </w:p>
-    <w:p>
-      <w:pPr>
-        <w:rPr>
-          <w:rFonts w:ascii="TimesNewRomanPSMT" w:hAnsi="TimesNewRomanPSMT"/>
-          <w:color w:val="000000"/>
-          <w:sz w:val="24"/>
-          <w:lang w:eastAsia="zh-CN"/>
-        </w:rPr>
-      </w:pPr>
-    </w:p>
-    <w:p>
-      <w:pPr>
-        <w:rPr>
-          <w:rFonts w:ascii="TimesNewRomanPSMT" w:hAnsi="TimesNewRomanPSMT"/>
-          <w:color w:val="000000"/>
-          <w:sz w:val="24"/>
-          <w:lang w:eastAsia="zh-CN"/>
-        </w:rPr>
-      </w:pPr>
-    </w:p>
-    <w:p>
-      <w:pPr>
-        <w:rPr>
-          <w:rFonts w:ascii="TimesNewRomanPSMT" w:hAnsi="TimesNewRomanPSMT"/>
-          <w:color w:val="000000"/>
-          <w:sz w:val="24"/>
-          <w:lang w:eastAsia="zh-CN"/>
-        </w:rPr>
-      </w:pPr>
-    </w:p>
-    <w:p>
-      <w:pPr>
-        <w:rPr>
-          <w:rFonts w:ascii="TimesNewRomanPSMT" w:hAnsi="TimesNewRomanPSMT"/>
-          <w:color w:val="000000"/>
-          <w:sz w:val="24"/>
-          <w:lang w:eastAsia="zh-CN"/>
-        </w:rPr>
-      </w:pPr>
-    </w:p>
-    <w:p>
-      <w:pPr>
-        <w:rPr>
-          <w:rFonts w:ascii="TimesNewRomanPSMT" w:hAnsi="TimesNewRomanPSMT"/>
-          <w:color w:val="000000"/>
-          <w:sz w:val="24"/>
-          <w:lang w:eastAsia="zh-CN"/>
-        </w:rPr>
-      </w:pPr>
-    </w:p>
     <w:p>
       <w:pPr>
         <w:rPr>
@@ -43495,7 +46400,7 @@
       </w:pPr>
     </w:p>
     <w:sectPr>
-      <w:footerReference w:type="default" r:id="rId18"/>
+      <w:footerReference w:type="default" r:id="rId19"/>
       <w:pgSz w:w="11906" w:h="16838"/>
       <w:pgMar w:top="1440" w:right="1800" w:bottom="1440" w:left="1800" w:header="851" w:footer="992" w:gutter="0"/>
       <w:cols w:space="425"/>
@@ -44202,6 +47107,95 @@
     </w:lvl>
   </w:abstractNum>
   <w:abstractNum w:abstractNumId="2" w15:restartNumberingAfterBreak="0">
+    <w:nsid w:val="1B221C50"/>
+    <w:multiLevelType w:val="hybridMultilevel"/>
+    <w:tmpl w:val="F44CBE0E"/>
+    <w:lvl w:ilvl="0" w:tplc="F970CC9C">
+      <w:start w:val="1"/>
+      <w:numFmt w:val="decimal"/>
+      <w:lvlText w:val="%1."/>
+      <w:lvlJc w:val="left"/>
+      <w:pPr>
+        <w:ind w:left="420" w:hanging="360"/>
+      </w:pPr>
+      <w:rPr>
+        <w:rFonts w:hint="default"/>
+      </w:rPr>
+    </w:lvl>
+    <w:lvl w:ilvl="1" w:tplc="04090019" w:tentative="1">
+      <w:start w:val="1"/>
+      <w:numFmt w:val="lowerLetter"/>
+      <w:lvlText w:val="%2)"/>
+      <w:lvlJc w:val="left"/>
+      <w:pPr>
+        <w:ind w:left="940" w:hanging="440"/>
+      </w:pPr>
+    </w:lvl>
+    <w:lvl w:ilvl="2" w:tplc="0409001B" w:tentative="1">
+      <w:start w:val="1"/>
+      <w:numFmt w:val="lowerRoman"/>
+      <w:lvlText w:val="%3."/>
+      <w:lvlJc w:val="right"/>
+      <w:pPr>
+        <w:ind w:left="1380" w:hanging="440"/>
+      </w:pPr>
+    </w:lvl>
+    <w:lvl w:ilvl="3" w:tplc="0409000F" w:tentative="1">
+      <w:start w:val="1"/>
+      <w:numFmt w:val="decimal"/>
+      <w:lvlText w:val="%4."/>
+      <w:lvlJc w:val="left"/>
+      <w:pPr>
+        <w:ind w:left="1820" w:hanging="440"/>
+      </w:pPr>
+    </w:lvl>
+    <w:lvl w:ilvl="4" w:tplc="04090019" w:tentative="1">
+      <w:start w:val="1"/>
+      <w:numFmt w:val="lowerLetter"/>
+      <w:lvlText w:val="%5)"/>
+      <w:lvlJc w:val="left"/>
+      <w:pPr>
+        <w:ind w:left="2260" w:hanging="440"/>
+      </w:pPr>
+    </w:lvl>
+    <w:lvl w:ilvl="5" w:tplc="0409001B" w:tentative="1">
+      <w:start w:val="1"/>
+      <w:numFmt w:val="lowerRoman"/>
+      <w:lvlText w:val="%6."/>
+      <w:lvlJc w:val="right"/>
+      <w:pPr>
+        <w:ind w:left="2700" w:hanging="440"/>
+      </w:pPr>
+    </w:lvl>
+    <w:lvl w:ilvl="6" w:tplc="0409000F" w:tentative="1">
+      <w:start w:val="1"/>
+      <w:numFmt w:val="decimal"/>
+      <w:lvlText w:val="%7."/>
+      <w:lvlJc w:val="left"/>
+      <w:pPr>
+        <w:ind w:left="3140" w:hanging="440"/>
+      </w:pPr>
+    </w:lvl>
+    <w:lvl w:ilvl="7" w:tplc="04090019" w:tentative="1">
+      <w:start w:val="1"/>
+      <w:numFmt w:val="lowerLetter"/>
+      <w:lvlText w:val="%8)"/>
+      <w:lvlJc w:val="left"/>
+      <w:pPr>
+        <w:ind w:left="3580" w:hanging="440"/>
+      </w:pPr>
+    </w:lvl>
+    <w:lvl w:ilvl="8" w:tplc="0409001B" w:tentative="1">
+      <w:start w:val="1"/>
+      <w:numFmt w:val="lowerRoman"/>
+      <w:lvlText w:val="%9."/>
+      <w:lvlJc w:val="right"/>
+      <w:pPr>
+        <w:ind w:left="4020" w:hanging="440"/>
+      </w:pPr>
+    </w:lvl>
+  </w:abstractNum>
+  <w:abstractNum w:abstractNumId="3" w15:restartNumberingAfterBreak="0">
     <w:nsid w:val="1B4445FD"/>
     <w:multiLevelType w:val="hybridMultilevel"/>
     <w:tmpl w:val="99FA8A7C"/>
@@ -44314,7 +47308,7 @@
       </w:rPr>
     </w:lvl>
   </w:abstractNum>
-  <w:abstractNum w:abstractNumId="3" w15:restartNumberingAfterBreak="0">
+  <w:abstractNum w:abstractNumId="4" w15:restartNumberingAfterBreak="0">
     <w:nsid w:val="1F63638B"/>
     <w:multiLevelType w:val="hybridMultilevel"/>
     <w:tmpl w:val="451A7796"/>
@@ -44427,7 +47421,7 @@
       </w:rPr>
     </w:lvl>
   </w:abstractNum>
-  <w:abstractNum w:abstractNumId="4" w15:restartNumberingAfterBreak="0">
+  <w:abstractNum w:abstractNumId="5" w15:restartNumberingAfterBreak="0">
     <w:nsid w:val="22636302"/>
     <w:multiLevelType w:val="multilevel"/>
     <w:tmpl w:val="2480A74C"/>
@@ -44576,7 +47570,7 @@
       </w:rPr>
     </w:lvl>
   </w:abstractNum>
-  <w:abstractNum w:abstractNumId="5" w15:restartNumberingAfterBreak="0">
+  <w:abstractNum w:abstractNumId="6" w15:restartNumberingAfterBreak="0">
     <w:nsid w:val="22DF75EB"/>
     <w:multiLevelType w:val="hybridMultilevel"/>
     <w:tmpl w:val="D87E0648"/>
@@ -44689,7 +47683,7 @@
       </w:rPr>
     </w:lvl>
   </w:abstractNum>
-  <w:abstractNum w:abstractNumId="6" w15:restartNumberingAfterBreak="0">
+  <w:abstractNum w:abstractNumId="7" w15:restartNumberingAfterBreak="0">
     <w:nsid w:val="2FE23603"/>
     <w:multiLevelType w:val="hybridMultilevel"/>
     <w:tmpl w:val="AEC2F176"/>
@@ -44801,7 +47795,7 @@
       </w:rPr>
     </w:lvl>
   </w:abstractNum>
-  <w:abstractNum w:abstractNumId="7" w15:restartNumberingAfterBreak="0">
+  <w:abstractNum w:abstractNumId="8" w15:restartNumberingAfterBreak="0">
     <w:nsid w:val="30322A1E"/>
     <w:multiLevelType w:val="hybridMultilevel"/>
     <w:tmpl w:val="F43A03C8"/>
@@ -44914,7 +47908,7 @@
       </w:rPr>
     </w:lvl>
   </w:abstractNum>
-  <w:abstractNum w:abstractNumId="8" w15:restartNumberingAfterBreak="0">
+  <w:abstractNum w:abstractNumId="9" w15:restartNumberingAfterBreak="0">
     <w:nsid w:val="31193C15"/>
     <w:multiLevelType w:val="hybridMultilevel"/>
     <w:tmpl w:val="69D0E9A0"/>
@@ -45027,7 +48021,7 @@
       </w:rPr>
     </w:lvl>
   </w:abstractNum>
-  <w:abstractNum w:abstractNumId="9" w15:restartNumberingAfterBreak="0">
+  <w:abstractNum w:abstractNumId="10" w15:restartNumberingAfterBreak="0">
     <w:nsid w:val="398843EA"/>
     <w:multiLevelType w:val="hybridMultilevel"/>
     <w:tmpl w:val="508A23A4"/>
@@ -45140,7 +48134,7 @@
       </w:rPr>
     </w:lvl>
   </w:abstractNum>
-  <w:abstractNum w:abstractNumId="10" w15:restartNumberingAfterBreak="0">
+  <w:abstractNum w:abstractNumId="11" w15:restartNumberingAfterBreak="0">
     <w:nsid w:val="39DC704E"/>
     <w:multiLevelType w:val="hybridMultilevel"/>
     <w:tmpl w:val="5EC407C6"/>
@@ -45253,7 +48247,7 @@
       </w:rPr>
     </w:lvl>
   </w:abstractNum>
-  <w:abstractNum w:abstractNumId="11" w15:restartNumberingAfterBreak="0">
+  <w:abstractNum w:abstractNumId="12" w15:restartNumberingAfterBreak="0">
     <w:nsid w:val="517402E8"/>
     <w:multiLevelType w:val="hybridMultilevel"/>
     <w:tmpl w:val="79C05712"/>
@@ -45342,7 +48336,7 @@
       </w:pPr>
     </w:lvl>
   </w:abstractNum>
-  <w:abstractNum w:abstractNumId="12" w15:restartNumberingAfterBreak="0">
+  <w:abstractNum w:abstractNumId="13" w15:restartNumberingAfterBreak="0">
     <w:nsid w:val="57F50D94"/>
     <w:multiLevelType w:val="hybridMultilevel"/>
     <w:tmpl w:val="4B624D7E"/>
@@ -45455,7 +48449,7 @@
       </w:rPr>
     </w:lvl>
   </w:abstractNum>
-  <w:abstractNum w:abstractNumId="13" w15:restartNumberingAfterBreak="0">
+  <w:abstractNum w:abstractNumId="14" w15:restartNumberingAfterBreak="0">
     <w:nsid w:val="5DDE5C7C"/>
     <w:multiLevelType w:val="hybridMultilevel"/>
     <w:tmpl w:val="E4DEAF36"/>
@@ -45568,7 +48562,7 @@
       </w:rPr>
     </w:lvl>
   </w:abstractNum>
-  <w:abstractNum w:abstractNumId="14" w15:restartNumberingAfterBreak="0">
+  <w:abstractNum w:abstractNumId="15" w15:restartNumberingAfterBreak="0">
     <w:nsid w:val="63592164"/>
     <w:multiLevelType w:val="hybridMultilevel"/>
     <w:tmpl w:val="AE928588"/>
@@ -45681,7 +48675,7 @@
       </w:rPr>
     </w:lvl>
   </w:abstractNum>
-  <w:abstractNum w:abstractNumId="15" w15:restartNumberingAfterBreak="0">
+  <w:abstractNum w:abstractNumId="16" w15:restartNumberingAfterBreak="0">
     <w:nsid w:val="64A011C9"/>
     <w:multiLevelType w:val="hybridMultilevel"/>
     <w:tmpl w:val="08CE210E"/>
@@ -45794,7 +48788,7 @@
       </w:rPr>
     </w:lvl>
   </w:abstractNum>
-  <w:abstractNum w:abstractNumId="16" w15:restartNumberingAfterBreak="0">
+  <w:abstractNum w:abstractNumId="17" w15:restartNumberingAfterBreak="0">
     <w:nsid w:val="68E56490"/>
     <w:multiLevelType w:val="hybridMultilevel"/>
     <w:tmpl w:val="8D22CCAA"/>
@@ -45907,7 +48901,7 @@
       </w:rPr>
     </w:lvl>
   </w:abstractNum>
-  <w:abstractNum w:abstractNumId="17" w15:restartNumberingAfterBreak="0">
+  <w:abstractNum w:abstractNumId="18" w15:restartNumberingAfterBreak="0">
     <w:nsid w:val="69274A4A"/>
     <w:multiLevelType w:val="hybridMultilevel"/>
     <w:tmpl w:val="9294BFC0"/>
@@ -46020,7 +49014,7 @@
       </w:rPr>
     </w:lvl>
   </w:abstractNum>
-  <w:abstractNum w:abstractNumId="18" w15:restartNumberingAfterBreak="0">
+  <w:abstractNum w:abstractNumId="19" w15:restartNumberingAfterBreak="0">
     <w:nsid w:val="6F4B5331"/>
     <w:multiLevelType w:val="hybridMultilevel"/>
     <w:tmpl w:val="7A0469C2"/>
@@ -46134,61 +49128,64 @@
     </w:lvl>
   </w:abstractNum>
   <w:num w:numId="1" w16cid:durableId="1347900814">
-    <w:abstractNumId w:val="13"/>
+    <w:abstractNumId w:val="14"/>
   </w:num>
   <w:num w:numId="2" w16cid:durableId="1628929497">
-    <w:abstractNumId w:val="8"/>
+    <w:abstractNumId w:val="9"/>
   </w:num>
   <w:num w:numId="3" w16cid:durableId="1186098629">
-    <w:abstractNumId w:val="18"/>
+    <w:abstractNumId w:val="19"/>
   </w:num>
   <w:num w:numId="4" w16cid:durableId="783697416">
-    <w:abstractNumId w:val="11"/>
+    <w:abstractNumId w:val="12"/>
   </w:num>
   <w:num w:numId="5" w16cid:durableId="918248445">
+    <w:abstractNumId w:val="7"/>
+  </w:num>
+  <w:num w:numId="6" w16cid:durableId="75442007">
+    <w:abstractNumId w:val="15"/>
+  </w:num>
+  <w:num w:numId="7" w16cid:durableId="1620188145">
+    <w:abstractNumId w:val="5"/>
+  </w:num>
+  <w:num w:numId="8" w16cid:durableId="1177235709">
+    <w:abstractNumId w:val="4"/>
+  </w:num>
+  <w:num w:numId="9" w16cid:durableId="311838940">
     <w:abstractNumId w:val="6"/>
   </w:num>
-  <w:num w:numId="6" w16cid:durableId="75442007">
-    <w:abstractNumId w:val="14"/>
-  </w:num>
-  <w:num w:numId="7" w16cid:durableId="1620188145">
-    <w:abstractNumId w:val="4"/>
-  </w:num>
-  <w:num w:numId="8" w16cid:durableId="1177235709">
-    <w:abstractNumId w:val="3"/>
-  </w:num>
-  <w:num w:numId="9" w16cid:durableId="311838940">
-    <w:abstractNumId w:val="5"/>
-  </w:num>
   <w:num w:numId="10" w16cid:durableId="1425297857">
-    <w:abstractNumId w:val="7"/>
+    <w:abstractNumId w:val="8"/>
   </w:num>
   <w:num w:numId="11" w16cid:durableId="1686902034">
     <w:abstractNumId w:val="1"/>
   </w:num>
   <w:num w:numId="12" w16cid:durableId="786781855">
-    <w:abstractNumId w:val="15"/>
+    <w:abstractNumId w:val="16"/>
   </w:num>
   <w:num w:numId="13" w16cid:durableId="796996556">
-    <w:abstractNumId w:val="16"/>
+    <w:abstractNumId w:val="17"/>
   </w:num>
   <w:num w:numId="14" w16cid:durableId="1079325049">
+    <w:abstractNumId w:val="11"/>
+  </w:num>
+  <w:num w:numId="15" w16cid:durableId="139346887">
+    <w:abstractNumId w:val="18"/>
+  </w:num>
+  <w:num w:numId="16" w16cid:durableId="116486256">
     <w:abstractNumId w:val="10"/>
   </w:num>
-  <w:num w:numId="15" w16cid:durableId="139346887">
-    <w:abstractNumId w:val="17"/>
-  </w:num>
-  <w:num w:numId="16" w16cid:durableId="116486256">
-    <w:abstractNumId w:val="9"/>
-  </w:num>
   <w:num w:numId="17" w16cid:durableId="1044254944">
-    <w:abstractNumId w:val="2"/>
+    <w:abstractNumId w:val="3"/>
   </w:num>
   <w:num w:numId="18" w16cid:durableId="634221509">
-    <w:abstractNumId w:val="12"/>
+    <w:abstractNumId w:val="13"/>
   </w:num>
   <w:num w:numId="19" w16cid:durableId="240529588">
     <w:abstractNumId w:val="0"/>
+  </w:num>
+  <w:num w:numId="20" w16cid:durableId="446587639">
+    <w:abstractNumId w:val="2"/>
   </w:num>
 </w:numbering>
 </file>
@@ -46593,7 +49590,7 @@
   <w:style w:type="paragraph" w:default="1" w:styleId="a">
     <w:name w:val="Normal"/>
     <w:qFormat/>
-    <w:rsid w:val="004809E9"/>
+    <w:rsid w:val="00863493"/>
     <w:pPr>
       <w:spacing w:after="200" w:line="276" w:lineRule="auto"/>
     </w:pPr>
